--- a/pr-preview/pr-95/estimation-handout-tracked-changes.docx
+++ b/pr-preview/pr-95/estimation-handout-tracked-changes.docx
@@ -16,7 +16,7 @@
       </w:pPr>
       <w:del w:id="1" w:author="PR Preview" w:date="2026-01-01T00:00:00Z">
         <w:r>
-          <w:delText xml:space="preserve">Last modified: 2026-10-08 18:31:00 (PDT)</w:delText>
+          <w:delText xml:space="preserve">Last modified: 2026-10-08 23:15:22 (PDT)</w:delText>
         </w:r>
       </w:del>
     </w:p>
@@ -26,7 +26,7 @@
       </w:pPr>
       <w:ins w:id="2" w:author="PR Preview" w:date="2026-01-01T00:00:00Z">
         <w:r>
-          <w:t xml:space="preserve">Last modified: 2026-10-08 19:32:38 (PDT)</w:t>
+          <w:t xml:space="preserve">Last modified: 2026-10-09 01:12:45 (PDT)</w:t>
         </w:r>
       </w:ins>
     </w:p>
@@ -5478,6 +5478,2221 @@
       <w:pPr>
         <w:pStyle w:val="BodyText"/>
       </w:pPr>
+      <w:del w:id="3" w:author="PR Preview" w:date="2026-01-01T00:00:00Z">
+        <w:r>
+          <w:rPr>
+            <w:b/>
+            <w:bCs/>
+          </w:rPr>
+          <w:delText xml:space="preserve">Corollary 1 (The residual is the negative of the prediction error)</w:delText>
+        </w:r>
+      </w:del>
+      <w:del w:id="4" w:author="PR Preview" w:date="2026-01-01T00:00:00Z">
+        <w:r>
+          <w:delText xml:space="preserve"> </w:delText>
+        </w:r>
+      </w:del>
+      <w:del w:id="5" w:author="PR Preview" w:date="2026-01-01T00:00:00Z">
+        <w:r>
+          <w:delText xml:space="preserve">For an observation</w:delText>
+        </w:r>
+      </w:del>
+      <w:del w:id="6" w:author="PR Preview" w:date="2026-01-01T00:00:00Z">
+        <w:r>
+          <w:delText xml:space="preserve"> </w:delText>
+        </w:r>
+      </w:del>
+      <m:oMath>
+        <m:r>
+          <m:t>i</m:t>
+        </m:r>
+      </m:oMath>
+      <w:del w:id="7" w:author="PR Preview" w:date="2026-01-01T00:00:00Z">
+        <w:r>
+          <w:delText xml:space="preserve"> </w:delText>
+        </w:r>
+      </w:del>
+      <w:del w:id="8" w:author="PR Preview" w:date="2026-01-01T00:00:00Z">
+        <w:r>
+          <w:delText xml:space="preserve">that was used to fit the model,</w:delText>
+        </w:r>
+      </w:del>
+      <w:del w:id="9" w:author="PR Preview" w:date="2026-01-01T00:00:00Z">
+        <w:r>
+          <w:delText xml:space="preserve"> </w:delText>
+        </w:r>
+      </w:del>
+      <w:del w:id="10" w:author="PR Preview" w:date="2026-01-01T00:00:00Z">
+        <w:r>
+          <w:delText xml:space="preserve">its</w:delText>
+        </w:r>
+      </w:del>
+      <w:del w:id="11" w:author="PR Preview" w:date="2026-01-01T00:00:00Z">
+        <w:r>
+          <w:delText xml:space="preserve"> </w:delText>
+        </w:r>
+      </w:del>
+      <w:hyperlink w:anchor="def-residual">
+        <w:del w:id="12" w:author="PR Preview" w:date="2026-01-01T00:00:00Z">
+          <w:r>
+            <w:rPr>
+              <w:rStyle w:val="Hyperlink"/>
+            </w:rPr>
+            <w:delText xml:space="preserve">residual</w:delText>
+          </w:r>
+        </w:del>
+      </w:hyperlink>
+      <w:del w:id="13" w:author="PR Preview" w:date="2026-01-01T00:00:00Z">
+        <w:r>
+          <w:delText xml:space="preserve"> </w:delText>
+        </w:r>
+      </w:del>
+      <w:del w:id="14" w:author="PR Preview" w:date="2026-01-01T00:00:00Z">
+        <w:r>
+          <w:delText xml:space="preserve">is the negative of</w:delText>
+        </w:r>
+      </w:del>
+      <w:del w:id="15" w:author="PR Preview" w:date="2026-01-01T00:00:00Z">
+        <w:r>
+          <w:delText xml:space="preserve"> </w:delText>
+        </w:r>
+      </w:del>
+      <w:del w:id="16" w:author="PR Preview" w:date="2026-01-01T00:00:00Z">
+        <w:r>
+          <w:delText xml:space="preserve">the</w:delText>
+        </w:r>
+      </w:del>
+      <w:del w:id="17" w:author="PR Preview" w:date="2026-01-01T00:00:00Z">
+        <w:r>
+          <w:delText xml:space="preserve"> </w:delText>
+        </w:r>
+      </w:del>
+      <w:hyperlink w:anchor="def-prediction-error">
+        <w:del w:id="18" w:author="PR Preview" w:date="2026-01-01T00:00:00Z">
+          <w:r>
+            <w:rPr>
+              <w:rStyle w:val="Hyperlink"/>
+            </w:rPr>
+            <w:delText xml:space="preserve">prediction error</w:delText>
+          </w:r>
+        </w:del>
+      </w:hyperlink>
+      <w:del w:id="19" w:author="PR Preview" w:date="2026-01-01T00:00:00Z">
+        <w:r>
+          <w:delText xml:space="preserve"> </w:delText>
+        </w:r>
+      </w:del>
+      <w:del w:id="20" w:author="PR Preview" w:date="2026-01-01T00:00:00Z">
+        <w:r>
+          <w:delText xml:space="preserve">of its</w:delText>
+        </w:r>
+      </w:del>
+      <w:del w:id="21" w:author="PR Preview" w:date="2026-01-01T00:00:00Z">
+        <w:r>
+          <w:delText xml:space="preserve"> </w:delText>
+        </w:r>
+      </w:del>
+      <w:hyperlink w:anchor="def-fitted-value">
+        <w:del w:id="22" w:author="PR Preview" w:date="2026-01-01T00:00:00Z">
+          <w:r>
+            <w:rPr>
+              <w:rStyle w:val="Hyperlink"/>
+            </w:rPr>
+            <w:delText xml:space="preserve">fitted value</w:delText>
+          </w:r>
+        </w:del>
+      </w:hyperlink>
+      <w:del w:id="23" w:author="PR Preview" w:date="2026-01-01T00:00:00Z">
+        <w:r>
+          <w:delText xml:space="preserve">:</w:delText>
+        </w:r>
+      </w:del>
+    </w:p>
+    <w:p>
+      <w:pPr>
+        <w:pStyle w:val="BodyText"/>
+      </w:pPr>
+      <m:oMathPara>
+        <m:oMathParaPr>
+          <m:jc m:val="center"/>
+        </m:oMathParaPr>
+        <m:oMath>
+          <m:sSub>
+            <m:e>
+              <m:r>
+                <m:t>r</m:t>
+              </m:r>
+            </m:e>
+            <m:sub>
+              <m:r>
+                <m:t>i</m:t>
+              </m:r>
+            </m:sub>
+          </m:sSub>
+          <m:r>
+            <m:rPr>
+              <m:sty m:val="p"/>
+            </m:rPr>
+            <m:t>=</m:t>
+          </m:r>
+          <m:r>
+            <m:rPr>
+              <m:sty m:val="p"/>
+            </m:rPr>
+            <m:t>−</m:t>
+          </m:r>
+          <m:sSub>
+            <m:e>
+              <m:r>
+                <m:t>e</m:t>
+              </m:r>
+            </m:e>
+            <m:sub>
+              <m:r>
+                <m:t>i</m:t>
+              </m:r>
+            </m:sub>
+          </m:sSub>
+          <m:r>
+            <m:rPr>
+              <m:sty m:val="p"/>
+            </m:rPr>
+            <m:t>.</m:t>
+          </m:r>
+        </m:oMath>
+      </m:oMathPara>
+    </w:p>
+    <w:p>
+      <w:pPr>
+        <w:pStyle w:val="FirstParagraph"/>
+      </w:pPr>
+      <w:del w:id="24" w:author="PR Preview" w:date="2026-01-01T00:00:00Z">
+        <w:r>
+          <w:rPr>
+            <w:i/>
+            <w:iCs/>
+          </w:rPr>
+          <w:delText xml:space="preserve">Proof</w:delText>
+        </w:r>
+      </w:del>
+      <w:del w:id="25" w:author="PR Preview" w:date="2026-01-01T00:00:00Z">
+        <w:r>
+          <w:delText xml:space="preserve">. </w:delText>
+        </w:r>
+      </w:del>
+      <w:del w:id="26" w:author="PR Preview" w:date="2026-01-01T00:00:00Z">
+        <w:r>
+          <w:delText xml:space="preserve">Multiply both sides of</w:delText>
+        </w:r>
+      </w:del>
+      <w:del w:id="27" w:author="PR Preview" w:date="2026-01-01T00:00:00Z">
+        <w:r>
+          <w:delText xml:space="preserve"> </w:delText>
+        </w:r>
+      </w:del>
+      <w:hyperlink w:anchor="thm-prediction-error-residual">
+        <w:del w:id="28" w:author="PR Preview" w:date="2026-01-01T00:00:00Z">
+          <w:r>
+            <w:rPr>
+              <w:rStyle w:val="Hyperlink"/>
+            </w:rPr>
+            <w:delText xml:space="preserve">Theorem 1</w:delText>
+          </w:r>
+        </w:del>
+      </w:hyperlink>
+      <w:del w:id="29" w:author="PR Preview" w:date="2026-01-01T00:00:00Z">
+        <w:r>
+          <w:delText xml:space="preserve"> </w:delText>
+        </w:r>
+      </w:del>
+      <w:del w:id="30" w:author="PR Preview" w:date="2026-01-01T00:00:00Z">
+        <w:r>
+          <w:delText xml:space="preserve">by</w:delText>
+        </w:r>
+      </w:del>
+      <w:del w:id="31" w:author="PR Preview" w:date="2026-01-01T00:00:00Z">
+        <w:r>
+          <w:delText xml:space="preserve"> </w:delText>
+        </w:r>
+      </w:del>
+      <m:oMath>
+        <m:r>
+          <m:rPr>
+            <m:sty m:val="p"/>
+          </m:rPr>
+          <m:t>−</m:t>
+        </m:r>
+        <m:r>
+          <m:t>1</m:t>
+        </m:r>
+      </m:oMath>
+      <w:del w:id="32" w:author="PR Preview" w:date="2026-01-01T00:00:00Z">
+        <w:r>
+          <w:delText xml:space="preserve">.</w:delText>
+        </w:r>
+      </w:del>
+    </w:p>
+    <w:p>
+      <w:pPr>
+        <w:pStyle w:val="BodyText"/>
+      </w:pPr>
+      <w:del w:id="33" w:author="PR Preview" w:date="2026-01-01T00:00:00Z">
+        <w:r>
+          <w:rPr>
+            <w:b/>
+            <w:bCs/>
+          </w:rPr>
+          <w:delText xml:space="preserve">Example 7 (Residuals and prediction errors for birth weights)</w:delText>
+        </w:r>
+      </w:del>
+      <w:del w:id="34" w:author="PR Preview" w:date="2026-01-01T00:00:00Z">
+        <w:r>
+          <w:delText xml:space="preserve"> </w:delText>
+        </w:r>
+      </w:del>
+      <w:del w:id="35" w:author="PR Preview" w:date="2026-01-01T00:00:00Z">
+        <w:r>
+          <w:delText xml:space="preserve">The</w:delText>
+        </w:r>
+      </w:del>
+      <w:del w:id="36" w:author="PR Preview" w:date="2026-01-01T00:00:00Z">
+        <w:r>
+          <w:delText xml:space="preserve"> </w:delText>
+        </w:r>
+      </w:del>
+      <w:del w:id="37" w:author="PR Preview" w:date="2026-01-01T00:00:00Z">
+        <w:r>
+          <w:rPr>
+            <w:rStyle w:val="VerbatimChar"/>
+          </w:rPr>
+          <w:delText xml:space="preserve">birthwt</w:delText>
+        </w:r>
+      </w:del>
+      <w:del w:id="38" w:author="PR Preview" w:date="2026-01-01T00:00:00Z">
+        <w:r>
+          <w:delText xml:space="preserve"> </w:delText>
+        </w:r>
+      </w:del>
+      <w:del w:id="39" w:author="PR Preview" w:date="2026-01-01T00:00:00Z">
+        <w:r>
+          <w:delText xml:space="preserve">data record the birth weight (grams) of 189 babies</w:delText>
+        </w:r>
+      </w:del>
+      <w:del w:id="40" w:author="PR Preview" w:date="2026-01-01T00:00:00Z">
+        <w:r>
+          <w:delText xml:space="preserve"> </w:delText>
+        </w:r>
+      </w:del>
+      <w:del w:id="41" w:author="PR Preview" w:date="2026-01-01T00:00:00Z">
+        <w:r>
+          <w:delText xml:space="preserve">and their mothers’ weight at the last menstrual period (pounds),</w:delText>
+        </w:r>
+      </w:del>
+      <w:del w:id="42" w:author="PR Preview" w:date="2026-01-01T00:00:00Z">
+        <w:r>
+          <w:delText xml:space="preserve"> </w:delText>
+        </w:r>
+      </w:del>
+      <w:del w:id="43" w:author="PR Preview" w:date="2026-01-01T00:00:00Z">
+        <w:r>
+          <w:delText xml:space="preserve">from a study at Baystate Medical Center in Springfield, Massachusetts</w:delText>
+        </w:r>
+      </w:del>
+      <w:del w:id="44" w:author="PR Preview" w:date="2026-01-01T00:00:00Z">
+        <w:r>
+          <w:delText xml:space="preserve"> </w:delText>
+        </w:r>
+      </w:del>
+      <w:del w:id="45" w:author="PR Preview" w:date="2026-01-01T00:00:00Z">
+        <w:r>
+          <w:delText xml:space="preserve">(Hosmer and Lemeshow 1989)</w:delText>
+        </w:r>
+      </w:del>
+      <w:del w:id="46" w:author="PR Preview" w:date="2026-01-01T00:00:00Z">
+        <w:r>
+          <w:delText xml:space="preserve">.</w:delText>
+        </w:r>
+      </w:del>
+      <w:del w:id="47" w:author="PR Preview" w:date="2026-01-01T00:00:00Z">
+        <w:r>
+          <w:delText xml:space="preserve"> </w:delText>
+        </w:r>
+      </w:del>
+      <w:del w:id="48" w:author="PR Preview" w:date="2026-01-01T00:00:00Z">
+        <w:r>
+          <w:delText xml:space="preserve">They ship with the R package</w:delText>
+        </w:r>
+      </w:del>
+      <w:del w:id="49" w:author="PR Preview" w:date="2026-01-01T00:00:00Z">
+        <w:r>
+          <w:delText xml:space="preserve"> </w:delText>
+        </w:r>
+      </w:del>
+      <w:hyperlink r:id="rId9">
+        <w:del w:id="50" w:author="PR Preview" w:date="2026-01-01T00:00:00Z">
+          <w:r>
+            <w:rPr>
+              <w:rStyle w:val="VerbatimChar"/>
+            </w:rPr>
+            <w:delText xml:space="preserve">MASS</w:delText>
+          </w:r>
+        </w:del>
+      </w:hyperlink>
+      <w:del w:id="51" w:author="PR Preview" w:date="2026-01-01T00:00:00Z">
+        <w:r>
+          <w:delText xml:space="preserve"> </w:delText>
+        </w:r>
+      </w:del>
+      <w:del w:id="52" w:author="PR Preview" w:date="2026-01-01T00:00:00Z">
+        <w:r>
+          <w:delText xml:space="preserve">(</w:delText>
+        </w:r>
+      </w:del>
+      <w:del w:id="53" w:author="PR Preview" w:date="2026-01-01T00:00:00Z">
+        <w:r>
+          <w:rPr>
+            <w:rStyle w:val="VerbatimChar"/>
+          </w:rPr>
+          <w:delText xml:space="preserve">MASS::birthwt</w:delText>
+        </w:r>
+      </w:del>
+      <w:del w:id="54" w:author="PR Preview" w:date="2026-01-01T00:00:00Z">
+        <w:r>
+          <w:delText xml:space="preserve">),</w:delText>
+        </w:r>
+      </w:del>
+      <w:del w:id="55" w:author="PR Preview" w:date="2026-01-01T00:00:00Z">
+        <w:r>
+          <w:delText xml:space="preserve"> </w:delText>
+        </w:r>
+      </w:del>
+      <w:del w:id="56" w:author="PR Preview" w:date="2026-01-01T00:00:00Z">
+        <w:r>
+          <w:delText xml:space="preserve">and this repository holds a copy at</w:delText>
+        </w:r>
+      </w:del>
+      <w:del w:id="57" w:author="PR Preview" w:date="2026-01-01T00:00:00Z">
+        <w:r>
+          <w:delText xml:space="preserve"> </w:delText>
+        </w:r>
+      </w:del>
+      <w:del w:id="58" w:author="PR Preview" w:date="2026-01-01T00:00:00Z">
+        <w:r>
+          <w:rPr>
+            <w:rStyle w:val="VerbatimChar"/>
+          </w:rPr>
+          <w:delText xml:space="preserve">data/birthwt.csv</w:delText>
+        </w:r>
+      </w:del>
+      <w:del w:id="59" w:author="PR Preview" w:date="2026-01-01T00:00:00Z">
+        <w:r>
+          <w:delText xml:space="preserve">.</w:delText>
+        </w:r>
+      </w:del>
+    </w:p>
+    <w:p>
+      <w:pPr>
+        <w:pStyle w:val="BodyText"/>
+      </w:pPr>
+      <w:del w:id="60" w:author="PR Preview" w:date="2026-01-01T00:00:00Z">
+        <w:r>
+          <w:delText xml:space="preserve">The code below fits a line predicting birth weight from mother’s weight,</w:delText>
+        </w:r>
+      </w:del>
+      <w:del w:id="61" w:author="PR Preview" w:date="2026-01-01T00:00:00Z">
+        <w:r>
+          <w:delText xml:space="preserve"> </w:delText>
+        </w:r>
+      </w:del>
+      <w:del w:id="62" w:author="PR Preview" w:date="2026-01-01T00:00:00Z">
+        <w:r>
+          <w:delText xml:space="preserve">then compares each residual with the negative of its prediction error.</w:delText>
+        </w:r>
+      </w:del>
+    </w:p>
+    <w:p>
+      <w:pPr>
+        <w:pStyle w:val="Heading4"/>
+      </w:pPr>
+      <w:del w:id="63" w:author="PR Preview" w:date="2026-01-01T00:00:00Z">
+        <w:r>
+          <w:delText xml:space="preserve">R</w:delText>
+        </w:r>
+      </w:del>
+    </w:p>
+    <w:p>
+      <w:pPr>
+        <w:pStyle w:val="SourceCode"/>
+      </w:pPr>
+      <w:del w:id="64" w:author="PR Preview" w:date="2026-01-01T00:00:00Z">
+        <w:r>
+          <w:rPr>
+            <w:rStyle w:val="NormalTok"/>
+          </w:rPr>
+          <w:delText xml:space="preserve">birthwt </w:delText>
+        </w:r>
+      </w:del>
+      <w:del w:id="65" w:author="PR Preview" w:date="2026-01-01T00:00:00Z">
+        <w:r>
+          <w:rPr>
+            <w:rStyle w:val="OtherTok"/>
+          </w:rPr>
+          <w:delText xml:space="preserve">&lt;-</w:delText>
+        </w:r>
+      </w:del>
+      <w:del w:id="66" w:author="PR Preview" w:date="2026-01-01T00:00:00Z">
+        <w:r>
+          <w:rPr>
+            <w:rStyle w:val="NormalTok"/>
+          </w:rPr>
+          <w:delText xml:space="preserve"> </w:delText>
+        </w:r>
+      </w:del>
+      <w:del w:id="67" w:author="PR Preview" w:date="2026-01-01T00:00:00Z">
+        <w:r>
+          <w:rPr>
+            <w:rStyle w:val="FunctionTok"/>
+          </w:rPr>
+          <w:delText xml:space="preserve">read.csv</w:delText>
+        </w:r>
+      </w:del>
+      <w:del w:id="68" w:author="PR Preview" w:date="2026-01-01T00:00:00Z">
+        <w:r>
+          <w:rPr>
+            <w:rStyle w:val="NormalTok"/>
+          </w:rPr>
+          <w:delText xml:space="preserve">(</w:delText>
+        </w:r>
+      </w:del>
+      <w:del w:id="69" w:author="PR Preview" w:date="2026-01-01T00:00:00Z">
+        <w:r>
+          <w:rPr>
+            <w:rStyle w:val="StringTok"/>
+          </w:rPr>
+          <w:delText xml:space="preserve">"data/birthwt.csv"</w:delText>
+        </w:r>
+      </w:del>
+      <w:del w:id="70" w:author="PR Preview" w:date="2026-01-01T00:00:00Z">
+        <w:r>
+          <w:rPr>
+            <w:rStyle w:val="NormalTok"/>
+          </w:rPr>
+          <w:delText xml:space="preserve">)</w:delText>
+        </w:r>
+      </w:del>
+      <w:del w:id="71" w:author="PR Preview" w:date="2026-01-01T00:00:00Z">
+        <w:r>
+          <w:br/>
+        </w:r>
+      </w:del>
+      <w:del w:id="72" w:author="PR Preview" w:date="2026-01-01T00:00:00Z">
+        <w:r>
+          <w:rPr>
+            <w:rStyle w:val="NormalTok"/>
+          </w:rPr>
+          <w:delText xml:space="preserve">fit </w:delText>
+        </w:r>
+      </w:del>
+      <w:del w:id="73" w:author="PR Preview" w:date="2026-01-01T00:00:00Z">
+        <w:r>
+          <w:rPr>
+            <w:rStyle w:val="OtherTok"/>
+          </w:rPr>
+          <w:delText xml:space="preserve">&lt;-</w:delText>
+        </w:r>
+      </w:del>
+      <w:del w:id="74" w:author="PR Preview" w:date="2026-01-01T00:00:00Z">
+        <w:r>
+          <w:rPr>
+            <w:rStyle w:val="NormalTok"/>
+          </w:rPr>
+          <w:delText xml:space="preserve"> </w:delText>
+        </w:r>
+      </w:del>
+      <w:del w:id="75" w:author="PR Preview" w:date="2026-01-01T00:00:00Z">
+        <w:r>
+          <w:rPr>
+            <w:rStyle w:val="FunctionTok"/>
+          </w:rPr>
+          <w:delText xml:space="preserve">lm</w:delText>
+        </w:r>
+      </w:del>
+      <w:del w:id="76" w:author="PR Preview" w:date="2026-01-01T00:00:00Z">
+        <w:r>
+          <w:rPr>
+            <w:rStyle w:val="NormalTok"/>
+          </w:rPr>
+          <w:delText xml:space="preserve">(bwt </w:delText>
+        </w:r>
+      </w:del>
+      <w:del w:id="77" w:author="PR Preview" w:date="2026-01-01T00:00:00Z">
+        <w:r>
+          <w:rPr>
+            <w:rStyle w:val="SpecialCharTok"/>
+          </w:rPr>
+          <w:delText xml:space="preserve">~</w:delText>
+        </w:r>
+      </w:del>
+      <w:del w:id="78" w:author="PR Preview" w:date="2026-01-01T00:00:00Z">
+        <w:r>
+          <w:rPr>
+            <w:rStyle w:val="NormalTok"/>
+          </w:rPr>
+          <w:delText xml:space="preserve"> lwt, </w:delText>
+        </w:r>
+      </w:del>
+      <w:del w:id="79" w:author="PR Preview" w:date="2026-01-01T00:00:00Z">
+        <w:r>
+          <w:rPr>
+            <w:rStyle w:val="AttributeTok"/>
+          </w:rPr>
+          <w:delText xml:space="preserve">data =</w:delText>
+        </w:r>
+      </w:del>
+      <w:del w:id="80" w:author="PR Preview" w:date="2026-01-01T00:00:00Z">
+        <w:r>
+          <w:rPr>
+            <w:rStyle w:val="NormalTok"/>
+          </w:rPr>
+          <w:delText xml:space="preserve"> birthwt)</w:delText>
+        </w:r>
+      </w:del>
+      <w:del w:id="81" w:author="PR Preview" w:date="2026-01-01T00:00:00Z">
+        <w:r>
+          <w:br/>
+        </w:r>
+      </w:del>
+      <w:del w:id="82" w:author="PR Preview" w:date="2026-01-01T00:00:00Z">
+        <w:r>
+          <w:rPr>
+            <w:rStyle w:val="NormalTok"/>
+          </w:rPr>
+          <w:delText xml:space="preserve">fitted_bwt </w:delText>
+        </w:r>
+      </w:del>
+      <w:del w:id="83" w:author="PR Preview" w:date="2026-01-01T00:00:00Z">
+        <w:r>
+          <w:rPr>
+            <w:rStyle w:val="OtherTok"/>
+          </w:rPr>
+          <w:delText xml:space="preserve">&lt;-</w:delText>
+        </w:r>
+      </w:del>
+      <w:del w:id="84" w:author="PR Preview" w:date="2026-01-01T00:00:00Z">
+        <w:r>
+          <w:rPr>
+            <w:rStyle w:val="NormalTok"/>
+          </w:rPr>
+          <w:delText xml:space="preserve"> </w:delText>
+        </w:r>
+      </w:del>
+      <w:del w:id="85" w:author="PR Preview" w:date="2026-01-01T00:00:00Z">
+        <w:r>
+          <w:rPr>
+            <w:rStyle w:val="FunctionTok"/>
+          </w:rPr>
+          <w:delText xml:space="preserve">fitted</w:delText>
+        </w:r>
+      </w:del>
+      <w:del w:id="86" w:author="PR Preview" w:date="2026-01-01T00:00:00Z">
+        <w:r>
+          <w:rPr>
+            <w:rStyle w:val="NormalTok"/>
+          </w:rPr>
+          <w:delText xml:space="preserve">(fit)</w:delText>
+        </w:r>
+      </w:del>
+      <w:del w:id="87" w:author="PR Preview" w:date="2026-01-01T00:00:00Z">
+        <w:r>
+          <w:br/>
+        </w:r>
+      </w:del>
+      <w:del w:id="88" w:author="PR Preview" w:date="2026-01-01T00:00:00Z">
+        <w:r>
+          <w:rPr>
+            <w:rStyle w:val="NormalTok"/>
+          </w:rPr>
+          <w:delText xml:space="preserve">residual </w:delText>
+        </w:r>
+      </w:del>
+      <w:del w:id="89" w:author="PR Preview" w:date="2026-01-01T00:00:00Z">
+        <w:r>
+          <w:rPr>
+            <w:rStyle w:val="OtherTok"/>
+          </w:rPr>
+          <w:delText xml:space="preserve">&lt;-</w:delText>
+        </w:r>
+      </w:del>
+      <w:del w:id="90" w:author="PR Preview" w:date="2026-01-01T00:00:00Z">
+        <w:r>
+          <w:rPr>
+            <w:rStyle w:val="NormalTok"/>
+          </w:rPr>
+          <w:delText xml:space="preserve"> birthwt</w:delText>
+        </w:r>
+      </w:del>
+      <w:del w:id="91" w:author="PR Preview" w:date="2026-01-01T00:00:00Z">
+        <w:r>
+          <w:rPr>
+            <w:rStyle w:val="SpecialCharTok"/>
+          </w:rPr>
+          <w:delText xml:space="preserve">$</w:delText>
+        </w:r>
+      </w:del>
+      <w:del w:id="92" w:author="PR Preview" w:date="2026-01-01T00:00:00Z">
+        <w:r>
+          <w:rPr>
+            <w:rStyle w:val="NormalTok"/>
+          </w:rPr>
+          <w:delText xml:space="preserve">bwt </w:delText>
+        </w:r>
+      </w:del>
+      <w:del w:id="93" w:author="PR Preview" w:date="2026-01-01T00:00:00Z">
+        <w:r>
+          <w:rPr>
+            <w:rStyle w:val="SpecialCharTok"/>
+          </w:rPr>
+          <w:delText xml:space="preserve">-</w:delText>
+        </w:r>
+      </w:del>
+      <w:del w:id="94" w:author="PR Preview" w:date="2026-01-01T00:00:00Z">
+        <w:r>
+          <w:rPr>
+            <w:rStyle w:val="NormalTok"/>
+          </w:rPr>
+          <w:delText xml:space="preserve"> fitted_bwt</w:delText>
+        </w:r>
+      </w:del>
+      <w:del w:id="95" w:author="PR Preview" w:date="2026-01-01T00:00:00Z">
+        <w:r>
+          <w:br/>
+        </w:r>
+      </w:del>
+      <w:del w:id="96" w:author="PR Preview" w:date="2026-01-01T00:00:00Z">
+        <w:r>
+          <w:rPr>
+            <w:rStyle w:val="NormalTok"/>
+          </w:rPr>
+          <w:delText xml:space="preserve">prediction_error </w:delText>
+        </w:r>
+      </w:del>
+      <w:del w:id="97" w:author="PR Preview" w:date="2026-01-01T00:00:00Z">
+        <w:r>
+          <w:rPr>
+            <w:rStyle w:val="OtherTok"/>
+          </w:rPr>
+          <w:delText xml:space="preserve">&lt;-</w:delText>
+        </w:r>
+      </w:del>
+      <w:del w:id="98" w:author="PR Preview" w:date="2026-01-01T00:00:00Z">
+        <w:r>
+          <w:rPr>
+            <w:rStyle w:val="NormalTok"/>
+          </w:rPr>
+          <w:delText xml:space="preserve"> fitted_bwt </w:delText>
+        </w:r>
+      </w:del>
+      <w:del w:id="99" w:author="PR Preview" w:date="2026-01-01T00:00:00Z">
+        <w:r>
+          <w:rPr>
+            <w:rStyle w:val="SpecialCharTok"/>
+          </w:rPr>
+          <w:delText xml:space="preserve">-</w:delText>
+        </w:r>
+      </w:del>
+      <w:del w:id="100" w:author="PR Preview" w:date="2026-01-01T00:00:00Z">
+        <w:r>
+          <w:rPr>
+            <w:rStyle w:val="NormalTok"/>
+          </w:rPr>
+          <w:delText xml:space="preserve"> birthwt</w:delText>
+        </w:r>
+      </w:del>
+      <w:del w:id="101" w:author="PR Preview" w:date="2026-01-01T00:00:00Z">
+        <w:r>
+          <w:rPr>
+            <w:rStyle w:val="SpecialCharTok"/>
+          </w:rPr>
+          <w:delText xml:space="preserve">$</w:delText>
+        </w:r>
+      </w:del>
+      <w:del w:id="102" w:author="PR Preview" w:date="2026-01-01T00:00:00Z">
+        <w:r>
+          <w:rPr>
+            <w:rStyle w:val="NormalTok"/>
+          </w:rPr>
+          <w:delText xml:space="preserve">bwt</w:delText>
+        </w:r>
+      </w:del>
+      <w:del w:id="103" w:author="PR Preview" w:date="2026-01-01T00:00:00Z">
+        <w:r>
+          <w:br/>
+        </w:r>
+      </w:del>
+      <w:del w:id="104" w:author="PR Preview" w:date="2026-01-01T00:00:00Z">
+        <w:r>
+          <w:rPr>
+            <w:rStyle w:val="FunctionTok"/>
+          </w:rPr>
+          <w:delText xml:space="preserve">head</w:delText>
+        </w:r>
+      </w:del>
+      <w:del w:id="105" w:author="PR Preview" w:date="2026-01-01T00:00:00Z">
+        <w:r>
+          <w:rPr>
+            <w:rStyle w:val="NormalTok"/>
+          </w:rPr>
+          <w:delText xml:space="preserve">(</w:delText>
+        </w:r>
+      </w:del>
+      <w:del w:id="106" w:author="PR Preview" w:date="2026-01-01T00:00:00Z">
+        <w:r>
+          <w:rPr>
+            <w:rStyle w:val="FunctionTok"/>
+          </w:rPr>
+          <w:delText xml:space="preserve">data.frame</w:delText>
+        </w:r>
+      </w:del>
+      <w:del w:id="107" w:author="PR Preview" w:date="2026-01-01T00:00:00Z">
+        <w:r>
+          <w:rPr>
+            <w:rStyle w:val="NormalTok"/>
+          </w:rPr>
+          <w:delText xml:space="preserve">(</w:delText>
+        </w:r>
+      </w:del>
+      <w:del w:id="108" w:author="PR Preview" w:date="2026-01-01T00:00:00Z">
+        <w:r>
+          <w:br/>
+        </w:r>
+      </w:del>
+      <w:del w:id="109" w:author="PR Preview" w:date="2026-01-01T00:00:00Z">
+        <w:r>
+          <w:rPr>
+            <w:rStyle w:val="NormalTok"/>
+          </w:rPr>
+          <w:delText xml:space="preserve">  </w:delText>
+        </w:r>
+      </w:del>
+      <w:del w:id="110" w:author="PR Preview" w:date="2026-01-01T00:00:00Z">
+        <w:r>
+          <w:rPr>
+            <w:rStyle w:val="AttributeTok"/>
+          </w:rPr>
+          <w:delText xml:space="preserve">bwt =</w:delText>
+        </w:r>
+      </w:del>
+      <w:del w:id="111" w:author="PR Preview" w:date="2026-01-01T00:00:00Z">
+        <w:r>
+          <w:rPr>
+            <w:rStyle w:val="NormalTok"/>
+          </w:rPr>
+          <w:delText xml:space="preserve"> birthwt</w:delText>
+        </w:r>
+      </w:del>
+      <w:del w:id="112" w:author="PR Preview" w:date="2026-01-01T00:00:00Z">
+        <w:r>
+          <w:rPr>
+            <w:rStyle w:val="SpecialCharTok"/>
+          </w:rPr>
+          <w:delText xml:space="preserve">$</w:delText>
+        </w:r>
+      </w:del>
+      <w:del w:id="113" w:author="PR Preview" w:date="2026-01-01T00:00:00Z">
+        <w:r>
+          <w:rPr>
+            <w:rStyle w:val="NormalTok"/>
+          </w:rPr>
+          <w:delText xml:space="preserve">bwt,</w:delText>
+        </w:r>
+      </w:del>
+      <w:del w:id="114" w:author="PR Preview" w:date="2026-01-01T00:00:00Z">
+        <w:r>
+          <w:br/>
+        </w:r>
+      </w:del>
+      <w:del w:id="115" w:author="PR Preview" w:date="2026-01-01T00:00:00Z">
+        <w:r>
+          <w:rPr>
+            <w:rStyle w:val="NormalTok"/>
+          </w:rPr>
+          <w:delText xml:space="preserve">  </w:delText>
+        </w:r>
+      </w:del>
+      <w:del w:id="116" w:author="PR Preview" w:date="2026-01-01T00:00:00Z">
+        <w:r>
+          <w:rPr>
+            <w:rStyle w:val="AttributeTok"/>
+          </w:rPr>
+          <w:delText xml:space="preserve">fitted =</w:delText>
+        </w:r>
+      </w:del>
+      <w:del w:id="117" w:author="PR Preview" w:date="2026-01-01T00:00:00Z">
+        <w:r>
+          <w:rPr>
+            <w:rStyle w:val="NormalTok"/>
+          </w:rPr>
+          <w:delText xml:space="preserve"> </w:delText>
+        </w:r>
+      </w:del>
+      <w:del w:id="118" w:author="PR Preview" w:date="2026-01-01T00:00:00Z">
+        <w:r>
+          <w:rPr>
+            <w:rStyle w:val="FunctionTok"/>
+          </w:rPr>
+          <w:delText xml:space="preserve">round</w:delText>
+        </w:r>
+      </w:del>
+      <w:del w:id="119" w:author="PR Preview" w:date="2026-01-01T00:00:00Z">
+        <w:r>
+          <w:rPr>
+            <w:rStyle w:val="NormalTok"/>
+          </w:rPr>
+          <w:delText xml:space="preserve">(fitted_bwt, </w:delText>
+        </w:r>
+      </w:del>
+      <w:del w:id="120" w:author="PR Preview" w:date="2026-01-01T00:00:00Z">
+        <w:r>
+          <w:rPr>
+            <w:rStyle w:val="DecValTok"/>
+          </w:rPr>
+          <w:delText xml:space="preserve">1</w:delText>
+        </w:r>
+      </w:del>
+      <w:del w:id="121" w:author="PR Preview" w:date="2026-01-01T00:00:00Z">
+        <w:r>
+          <w:rPr>
+            <w:rStyle w:val="NormalTok"/>
+          </w:rPr>
+          <w:delText xml:space="preserve">),</w:delText>
+        </w:r>
+      </w:del>
+      <w:del w:id="122" w:author="PR Preview" w:date="2026-01-01T00:00:00Z">
+        <w:r>
+          <w:br/>
+        </w:r>
+      </w:del>
+      <w:del w:id="123" w:author="PR Preview" w:date="2026-01-01T00:00:00Z">
+        <w:r>
+          <w:rPr>
+            <w:rStyle w:val="NormalTok"/>
+          </w:rPr>
+          <w:delText xml:space="preserve">  </w:delText>
+        </w:r>
+      </w:del>
+      <w:del w:id="124" w:author="PR Preview" w:date="2026-01-01T00:00:00Z">
+        <w:r>
+          <w:rPr>
+            <w:rStyle w:val="AttributeTok"/>
+          </w:rPr>
+          <w:delText xml:space="preserve">residual =</w:delText>
+        </w:r>
+      </w:del>
+      <w:del w:id="125" w:author="PR Preview" w:date="2026-01-01T00:00:00Z">
+        <w:r>
+          <w:rPr>
+            <w:rStyle w:val="NormalTok"/>
+          </w:rPr>
+          <w:delText xml:space="preserve"> </w:delText>
+        </w:r>
+      </w:del>
+      <w:del w:id="126" w:author="PR Preview" w:date="2026-01-01T00:00:00Z">
+        <w:r>
+          <w:rPr>
+            <w:rStyle w:val="FunctionTok"/>
+          </w:rPr>
+          <w:delText xml:space="preserve">round</w:delText>
+        </w:r>
+      </w:del>
+      <w:del w:id="127" w:author="PR Preview" w:date="2026-01-01T00:00:00Z">
+        <w:r>
+          <w:rPr>
+            <w:rStyle w:val="NormalTok"/>
+          </w:rPr>
+          <w:delText xml:space="preserve">(residual, </w:delText>
+        </w:r>
+      </w:del>
+      <w:del w:id="128" w:author="PR Preview" w:date="2026-01-01T00:00:00Z">
+        <w:r>
+          <w:rPr>
+            <w:rStyle w:val="DecValTok"/>
+          </w:rPr>
+          <w:delText xml:space="preserve">1</w:delText>
+        </w:r>
+      </w:del>
+      <w:del w:id="129" w:author="PR Preview" w:date="2026-01-01T00:00:00Z">
+        <w:r>
+          <w:rPr>
+            <w:rStyle w:val="NormalTok"/>
+          </w:rPr>
+          <w:delText xml:space="preserve">),</w:delText>
+        </w:r>
+      </w:del>
+      <w:del w:id="130" w:author="PR Preview" w:date="2026-01-01T00:00:00Z">
+        <w:r>
+          <w:br/>
+        </w:r>
+      </w:del>
+      <w:del w:id="131" w:author="PR Preview" w:date="2026-01-01T00:00:00Z">
+        <w:r>
+          <w:rPr>
+            <w:rStyle w:val="NormalTok"/>
+          </w:rPr>
+          <w:delText xml:space="preserve">  </w:delText>
+        </w:r>
+      </w:del>
+      <w:del w:id="132" w:author="PR Preview" w:date="2026-01-01T00:00:00Z">
+        <w:r>
+          <w:rPr>
+            <w:rStyle w:val="AttributeTok"/>
+          </w:rPr>
+          <w:delText xml:space="preserve">minus_prediction_error =</w:delText>
+        </w:r>
+      </w:del>
+      <w:del w:id="133" w:author="PR Preview" w:date="2026-01-01T00:00:00Z">
+        <w:r>
+          <w:rPr>
+            <w:rStyle w:val="NormalTok"/>
+          </w:rPr>
+          <w:delText xml:space="preserve"> </w:delText>
+        </w:r>
+      </w:del>
+      <w:del w:id="134" w:author="PR Preview" w:date="2026-01-01T00:00:00Z">
+        <w:r>
+          <w:rPr>
+            <w:rStyle w:val="FunctionTok"/>
+          </w:rPr>
+          <w:delText xml:space="preserve">round</w:delText>
+        </w:r>
+      </w:del>
+      <w:del w:id="135" w:author="PR Preview" w:date="2026-01-01T00:00:00Z">
+        <w:r>
+          <w:rPr>
+            <w:rStyle w:val="NormalTok"/>
+          </w:rPr>
+          <w:delText xml:space="preserve">(</w:delText>
+        </w:r>
+      </w:del>
+      <w:del w:id="136" w:author="PR Preview" w:date="2026-01-01T00:00:00Z">
+        <w:r>
+          <w:rPr>
+            <w:rStyle w:val="SpecialCharTok"/>
+          </w:rPr>
+          <w:delText xml:space="preserve">-</w:delText>
+        </w:r>
+      </w:del>
+      <w:del w:id="137" w:author="PR Preview" w:date="2026-01-01T00:00:00Z">
+        <w:r>
+          <w:rPr>
+            <w:rStyle w:val="NormalTok"/>
+          </w:rPr>
+          <w:delText xml:space="preserve">prediction_error, </w:delText>
+        </w:r>
+      </w:del>
+      <w:del w:id="138" w:author="PR Preview" w:date="2026-01-01T00:00:00Z">
+        <w:r>
+          <w:rPr>
+            <w:rStyle w:val="DecValTok"/>
+          </w:rPr>
+          <w:delText xml:space="preserve">1</w:delText>
+        </w:r>
+      </w:del>
+      <w:del w:id="139" w:author="PR Preview" w:date="2026-01-01T00:00:00Z">
+        <w:r>
+          <w:rPr>
+            <w:rStyle w:val="NormalTok"/>
+          </w:rPr>
+          <w:delText xml:space="preserve">)</w:delText>
+        </w:r>
+      </w:del>
+      <w:del w:id="140" w:author="PR Preview" w:date="2026-01-01T00:00:00Z">
+        <w:r>
+          <w:br/>
+        </w:r>
+      </w:del>
+      <w:del w:id="141" w:author="PR Preview" w:date="2026-01-01T00:00:00Z">
+        <w:r>
+          <w:rPr>
+            <w:rStyle w:val="NormalTok"/>
+          </w:rPr>
+          <w:delText xml:space="preserve">))</w:delText>
+        </w:r>
+      </w:del>
+      <w:del w:id="142" w:author="PR Preview" w:date="2026-01-01T00:00:00Z">
+        <w:r>
+          <w:br/>
+        </w:r>
+      </w:del>
+      <w:del w:id="143" w:author="PR Preview" w:date="2026-01-01T00:00:00Z">
+        <w:r>
+          <w:rPr>
+            <w:rStyle w:val="CommentTok"/>
+          </w:rPr>
+          <w:delText xml:space="preserve">#&gt; # A tibble: 6 × 4</w:delText>
+        </w:r>
+      </w:del>
+      <w:del w:id="144" w:author="PR Preview" w:date="2026-01-01T00:00:00Z">
+        <w:r>
+          <w:br/>
+        </w:r>
+      </w:del>
+      <w:del w:id="145" w:author="PR Preview" w:date="2026-01-01T00:00:00Z">
+        <w:r>
+          <w:rPr>
+            <w:rStyle w:val="CommentTok"/>
+          </w:rPr>
+          <w:delText xml:space="preserve">#&gt;     bwt fitted residual minus_prediction_error</w:delText>
+        </w:r>
+      </w:del>
+      <w:del w:id="146" w:author="PR Preview" w:date="2026-01-01T00:00:00Z">
+        <w:r>
+          <w:br/>
+        </w:r>
+      </w:del>
+      <w:del w:id="147" w:author="PR Preview" w:date="2026-01-01T00:00:00Z">
+        <w:r>
+          <w:rPr>
+            <w:rStyle w:val="CommentTok"/>
+          </w:rPr>
+          <w:delText xml:space="preserve">#&gt;   &lt;int&gt;  &lt;dbl&gt;    &lt;dbl&gt;                  &lt;dbl&gt;</w:delText>
+        </w:r>
+      </w:del>
+      <w:del w:id="148" w:author="PR Preview" w:date="2026-01-01T00:00:00Z">
+        <w:r>
+          <w:br/>
+        </w:r>
+      </w:del>
+      <w:del w:id="149" w:author="PR Preview" w:date="2026-01-01T00:00:00Z">
+        <w:r>
+          <w:rPr>
+            <w:rStyle w:val="CommentTok"/>
+          </w:rPr>
+          <w:delText xml:space="preserve">#&gt; 1  2523  3176.    -653.                  -653.</w:delText>
+        </w:r>
+      </w:del>
+      <w:del w:id="150" w:author="PR Preview" w:date="2026-01-01T00:00:00Z">
+        <w:r>
+          <w:br/>
+        </w:r>
+      </w:del>
+      <w:del w:id="151" w:author="PR Preview" w:date="2026-01-01T00:00:00Z">
+        <w:r>
+          <w:rPr>
+            <w:rStyle w:val="CommentTok"/>
+          </w:rPr>
+          <w:delText xml:space="preserve">#&gt; 2  2551  3056.    -505.                  -505.</w:delText>
+        </w:r>
+      </w:del>
+      <w:del w:id="152" w:author="PR Preview" w:date="2026-01-01T00:00:00Z">
+        <w:r>
+          <w:br/>
+        </w:r>
+      </w:del>
+      <w:del w:id="153" w:author="PR Preview" w:date="2026-01-01T00:00:00Z">
+        <w:r>
+          <w:rPr>
+            <w:rStyle w:val="CommentTok"/>
+          </w:rPr>
+          <w:delText xml:space="preserve">#&gt; 3  2557  2835.    -278.                  -278.</w:delText>
+        </w:r>
+      </w:del>
+      <w:del w:id="154" w:author="PR Preview" w:date="2026-01-01T00:00:00Z">
+        <w:r>
+          <w:br/>
+        </w:r>
+      </w:del>
+      <w:del w:id="155" w:author="PR Preview" w:date="2026-01-01T00:00:00Z">
+        <w:r>
+          <w:rPr>
+            <w:rStyle w:val="CommentTok"/>
+          </w:rPr>
+          <w:delText xml:space="preserve">#&gt; 4  2594  2848     -254                   -254 </w:delText>
+        </w:r>
+      </w:del>
+      <w:del w:id="156" w:author="PR Preview" w:date="2026-01-01T00:00:00Z">
+        <w:r>
+          <w:br/>
+        </w:r>
+      </w:del>
+      <w:del w:id="157" w:author="PR Preview" w:date="2026-01-01T00:00:00Z">
+        <w:r>
+          <w:rPr>
+            <w:rStyle w:val="CommentTok"/>
+          </w:rPr>
+          <w:delText xml:space="preserve">#&gt; 5  2600  2844.    -244.                  -244.</w:delText>
+        </w:r>
+      </w:del>
+      <w:del w:id="158" w:author="PR Preview" w:date="2026-01-01T00:00:00Z">
+        <w:r>
+          <w:br/>
+        </w:r>
+      </w:del>
+      <w:del w:id="159" w:author="PR Preview" w:date="2026-01-01T00:00:00Z">
+        <w:r>
+          <w:rPr>
+            <w:rStyle w:val="CommentTok"/>
+          </w:rPr>
+          <w:delText xml:space="preserve">#&gt; 6  2622  2919.    -297.                  -297.</w:delText>
+        </w:r>
+      </w:del>
+      <w:del w:id="160" w:author="PR Preview" w:date="2026-01-01T00:00:00Z">
+        <w:r>
+          <w:br/>
+        </w:r>
+      </w:del>
+      <w:del w:id="161" w:author="PR Preview" w:date="2026-01-01T00:00:00Z">
+        <w:r>
+          <w:rPr>
+            <w:rStyle w:val="FunctionTok"/>
+          </w:rPr>
+          <w:delText xml:space="preserve">max</w:delText>
+        </w:r>
+      </w:del>
+      <w:del w:id="162" w:author="PR Preview" w:date="2026-01-01T00:00:00Z">
+        <w:r>
+          <w:rPr>
+            <w:rStyle w:val="NormalTok"/>
+          </w:rPr>
+          <w:delText xml:space="preserve">(</w:delText>
+        </w:r>
+      </w:del>
+      <w:del w:id="163" w:author="PR Preview" w:date="2026-01-01T00:00:00Z">
+        <w:r>
+          <w:rPr>
+            <w:rStyle w:val="FunctionTok"/>
+          </w:rPr>
+          <w:delText xml:space="preserve">abs</w:delText>
+        </w:r>
+      </w:del>
+      <w:del w:id="164" w:author="PR Preview" w:date="2026-01-01T00:00:00Z">
+        <w:r>
+          <w:rPr>
+            <w:rStyle w:val="NormalTok"/>
+          </w:rPr>
+          <w:delText xml:space="preserve">(residual </w:delText>
+        </w:r>
+      </w:del>
+      <w:del w:id="165" w:author="PR Preview" w:date="2026-01-01T00:00:00Z">
+        <w:r>
+          <w:rPr>
+            <w:rStyle w:val="SpecialCharTok"/>
+          </w:rPr>
+          <w:delText xml:space="preserve">-</w:delText>
+        </w:r>
+      </w:del>
+      <w:del w:id="166" w:author="PR Preview" w:date="2026-01-01T00:00:00Z">
+        <w:r>
+          <w:rPr>
+            <w:rStyle w:val="NormalTok"/>
+          </w:rPr>
+          <w:delText xml:space="preserve"> (</w:delText>
+        </w:r>
+      </w:del>
+      <w:del w:id="167" w:author="PR Preview" w:date="2026-01-01T00:00:00Z">
+        <w:r>
+          <w:rPr>
+            <w:rStyle w:val="SpecialCharTok"/>
+          </w:rPr>
+          <w:delText xml:space="preserve">-</w:delText>
+        </w:r>
+      </w:del>
+      <w:del w:id="168" w:author="PR Preview" w:date="2026-01-01T00:00:00Z">
+        <w:r>
+          <w:rPr>
+            <w:rStyle w:val="NormalTok"/>
+          </w:rPr>
+          <w:delText xml:space="preserve">prediction_error)))</w:delText>
+        </w:r>
+      </w:del>
+      <w:del w:id="169" w:author="PR Preview" w:date="2026-01-01T00:00:00Z">
+        <w:r>
+          <w:br/>
+        </w:r>
+      </w:del>
+      <w:del w:id="170" w:author="PR Preview" w:date="2026-01-01T00:00:00Z">
+        <w:r>
+          <w:rPr>
+            <w:rStyle w:val="CommentTok"/>
+          </w:rPr>
+          <w:delText xml:space="preserve">#&gt; [1] 0</w:delText>
+        </w:r>
+      </w:del>
+    </w:p>
+    <w:p>
+      <w:pPr>
+        <w:pStyle w:val="Heading4"/>
+      </w:pPr>
+      <w:del w:id="171" w:author="PR Preview" w:date="2026-01-01T00:00:00Z">
+        <w:r>
+          <w:delText xml:space="preserve">Python</w:delText>
+        </w:r>
+      </w:del>
+    </w:p>
+    <w:p>
+      <w:pPr>
+        <w:pStyle w:val="SourceCode"/>
+      </w:pPr>
+      <w:del w:id="172" w:author="PR Preview" w:date="2026-01-01T00:00:00Z">
+        <w:r>
+          <w:rPr>
+            <w:rStyle w:val="ImportTok"/>
+          </w:rPr>
+          <w:delText xml:space="preserve">import</w:delText>
+        </w:r>
+      </w:del>
+      <w:del w:id="173" w:author="PR Preview" w:date="2026-01-01T00:00:00Z">
+        <w:r>
+          <w:rPr>
+            <w:rStyle w:val="NormalTok"/>
+          </w:rPr>
+          <w:delText xml:space="preserve"> numpy </w:delText>
+        </w:r>
+      </w:del>
+      <w:del w:id="174" w:author="PR Preview" w:date="2026-01-01T00:00:00Z">
+        <w:r>
+          <w:rPr>
+            <w:rStyle w:val="ImportTok"/>
+          </w:rPr>
+          <w:delText xml:space="preserve">as</w:delText>
+        </w:r>
+      </w:del>
+      <w:del w:id="175" w:author="PR Preview" w:date="2026-01-01T00:00:00Z">
+        <w:r>
+          <w:rPr>
+            <w:rStyle w:val="NormalTok"/>
+          </w:rPr>
+          <w:delText xml:space="preserve"> np</w:delText>
+        </w:r>
+      </w:del>
+      <w:del w:id="176" w:author="PR Preview" w:date="2026-01-01T00:00:00Z">
+        <w:r>
+          <w:br/>
+        </w:r>
+      </w:del>
+      <w:del w:id="177" w:author="PR Preview" w:date="2026-01-01T00:00:00Z">
+        <w:r>
+          <w:rPr>
+            <w:rStyle w:val="ImportTok"/>
+          </w:rPr>
+          <w:delText xml:space="preserve">import</w:delText>
+        </w:r>
+      </w:del>
+      <w:del w:id="178" w:author="PR Preview" w:date="2026-01-01T00:00:00Z">
+        <w:r>
+          <w:rPr>
+            <w:rStyle w:val="NormalTok"/>
+          </w:rPr>
+          <w:delText xml:space="preserve"> pandas </w:delText>
+        </w:r>
+      </w:del>
+      <w:del w:id="179" w:author="PR Preview" w:date="2026-01-01T00:00:00Z">
+        <w:r>
+          <w:rPr>
+            <w:rStyle w:val="ImportTok"/>
+          </w:rPr>
+          <w:delText xml:space="preserve">as</w:delText>
+        </w:r>
+      </w:del>
+      <w:del w:id="180" w:author="PR Preview" w:date="2026-01-01T00:00:00Z">
+        <w:r>
+          <w:rPr>
+            <w:rStyle w:val="NormalTok"/>
+          </w:rPr>
+          <w:delText xml:space="preserve"> pd</w:delText>
+        </w:r>
+      </w:del>
+      <w:del w:id="181" w:author="PR Preview" w:date="2026-01-01T00:00:00Z">
+        <w:r>
+          <w:br/>
+        </w:r>
+      </w:del>
+      <w:del w:id="182" w:author="PR Preview" w:date="2026-01-01T00:00:00Z">
+        <w:r>
+          <w:br/>
+        </w:r>
+      </w:del>
+      <w:del w:id="183" w:author="PR Preview" w:date="2026-01-01T00:00:00Z">
+        <w:r>
+          <w:rPr>
+            <w:rStyle w:val="NormalTok"/>
+          </w:rPr>
+          <w:delText xml:space="preserve">birthwt </w:delText>
+        </w:r>
+      </w:del>
+      <w:del w:id="184" w:author="PR Preview" w:date="2026-01-01T00:00:00Z">
+        <w:r>
+          <w:rPr>
+            <w:rStyle w:val="OperatorTok"/>
+          </w:rPr>
+          <w:delText xml:space="preserve">=</w:delText>
+        </w:r>
+      </w:del>
+      <w:del w:id="185" w:author="PR Preview" w:date="2026-01-01T00:00:00Z">
+        <w:r>
+          <w:rPr>
+            <w:rStyle w:val="NormalTok"/>
+          </w:rPr>
+          <w:delText xml:space="preserve"> pd.read_csv(</w:delText>
+        </w:r>
+      </w:del>
+      <w:del w:id="186" w:author="PR Preview" w:date="2026-01-01T00:00:00Z">
+        <w:r>
+          <w:rPr>
+            <w:rStyle w:val="StringTok"/>
+          </w:rPr>
+          <w:delText xml:space="preserve">"data/birthwt.csv"</w:delText>
+        </w:r>
+      </w:del>
+      <w:del w:id="187" w:author="PR Preview" w:date="2026-01-01T00:00:00Z">
+        <w:r>
+          <w:rPr>
+            <w:rStyle w:val="NormalTok"/>
+          </w:rPr>
+          <w:delText xml:space="preserve">)</w:delText>
+        </w:r>
+      </w:del>
+      <w:del w:id="188" w:author="PR Preview" w:date="2026-01-01T00:00:00Z">
+        <w:r>
+          <w:br/>
+        </w:r>
+      </w:del>
+      <w:del w:id="189" w:author="PR Preview" w:date="2026-01-01T00:00:00Z">
+        <w:r>
+          <w:rPr>
+            <w:rStyle w:val="NormalTok"/>
+          </w:rPr>
+          <w:delText xml:space="preserve">X </w:delText>
+        </w:r>
+      </w:del>
+      <w:del w:id="190" w:author="PR Preview" w:date="2026-01-01T00:00:00Z">
+        <w:r>
+          <w:rPr>
+            <w:rStyle w:val="OperatorTok"/>
+          </w:rPr>
+          <w:delText xml:space="preserve">=</w:delText>
+        </w:r>
+      </w:del>
+      <w:del w:id="191" w:author="PR Preview" w:date="2026-01-01T00:00:00Z">
+        <w:r>
+          <w:rPr>
+            <w:rStyle w:val="NormalTok"/>
+          </w:rPr>
+          <w:delText xml:space="preserve"> np.column_stack([np.ones(</w:delText>
+        </w:r>
+      </w:del>
+      <w:del w:id="192" w:author="PR Preview" w:date="2026-01-01T00:00:00Z">
+        <w:r>
+          <w:rPr>
+            <w:rStyle w:val="BuiltInTok"/>
+          </w:rPr>
+          <w:delText xml:space="preserve">len</w:delText>
+        </w:r>
+      </w:del>
+      <w:del w:id="193" w:author="PR Preview" w:date="2026-01-01T00:00:00Z">
+        <w:r>
+          <w:rPr>
+            <w:rStyle w:val="NormalTok"/>
+          </w:rPr>
+          <w:delText xml:space="preserve">(birthwt)), birthwt[</w:delText>
+        </w:r>
+      </w:del>
+      <w:del w:id="194" w:author="PR Preview" w:date="2026-01-01T00:00:00Z">
+        <w:r>
+          <w:rPr>
+            <w:rStyle w:val="StringTok"/>
+          </w:rPr>
+          <w:delText xml:space="preserve">"lwt"</w:delText>
+        </w:r>
+      </w:del>
+      <w:del w:id="195" w:author="PR Preview" w:date="2026-01-01T00:00:00Z">
+        <w:r>
+          <w:rPr>
+            <w:rStyle w:val="NormalTok"/>
+          </w:rPr>
+          <w:delText xml:space="preserve">]])</w:delText>
+        </w:r>
+      </w:del>
+      <w:del w:id="196" w:author="PR Preview" w:date="2026-01-01T00:00:00Z">
+        <w:r>
+          <w:br/>
+        </w:r>
+      </w:del>
+      <w:del w:id="197" w:author="PR Preview" w:date="2026-01-01T00:00:00Z">
+        <w:r>
+          <w:rPr>
+            <w:rStyle w:val="NormalTok"/>
+          </w:rPr>
+          <w:delText xml:space="preserve">y </w:delText>
+        </w:r>
+      </w:del>
+      <w:del w:id="198" w:author="PR Preview" w:date="2026-01-01T00:00:00Z">
+        <w:r>
+          <w:rPr>
+            <w:rStyle w:val="OperatorTok"/>
+          </w:rPr>
+          <w:delText xml:space="preserve">=</w:delText>
+        </w:r>
+      </w:del>
+      <w:del w:id="199" w:author="PR Preview" w:date="2026-01-01T00:00:00Z">
+        <w:r>
+          <w:rPr>
+            <w:rStyle w:val="NormalTok"/>
+          </w:rPr>
+          <w:delText xml:space="preserve"> birthwt[</w:delText>
+        </w:r>
+      </w:del>
+      <w:del w:id="200" w:author="PR Preview" w:date="2026-01-01T00:00:00Z">
+        <w:r>
+          <w:rPr>
+            <w:rStyle w:val="StringTok"/>
+          </w:rPr>
+          <w:delText xml:space="preserve">"bwt"</w:delText>
+        </w:r>
+      </w:del>
+      <w:del w:id="201" w:author="PR Preview" w:date="2026-01-01T00:00:00Z">
+        <w:r>
+          <w:rPr>
+            <w:rStyle w:val="NormalTok"/>
+          </w:rPr>
+          <w:delText xml:space="preserve">].to_numpy(dtype</w:delText>
+        </w:r>
+      </w:del>
+      <w:del w:id="202" w:author="PR Preview" w:date="2026-01-01T00:00:00Z">
+        <w:r>
+          <w:rPr>
+            <w:rStyle w:val="OperatorTok"/>
+          </w:rPr>
+          <w:delText xml:space="preserve">=</w:delText>
+        </w:r>
+      </w:del>
+      <w:del w:id="203" w:author="PR Preview" w:date="2026-01-01T00:00:00Z">
+        <w:r>
+          <w:rPr>
+            <w:rStyle w:val="BuiltInTok"/>
+          </w:rPr>
+          <w:delText xml:space="preserve">float</w:delText>
+        </w:r>
+      </w:del>
+      <w:del w:id="204" w:author="PR Preview" w:date="2026-01-01T00:00:00Z">
+        <w:r>
+          <w:rPr>
+            <w:rStyle w:val="NormalTok"/>
+          </w:rPr>
+          <w:delText xml:space="preserve">)</w:delText>
+        </w:r>
+      </w:del>
+      <w:del w:id="205" w:author="PR Preview" w:date="2026-01-01T00:00:00Z">
+        <w:r>
+          <w:br/>
+        </w:r>
+      </w:del>
+      <w:del w:id="206" w:author="PR Preview" w:date="2026-01-01T00:00:00Z">
+        <w:r>
+          <w:rPr>
+            <w:rStyle w:val="NormalTok"/>
+          </w:rPr>
+          <w:delText xml:space="preserve">coef </w:delText>
+        </w:r>
+      </w:del>
+      <w:del w:id="207" w:author="PR Preview" w:date="2026-01-01T00:00:00Z">
+        <w:r>
+          <w:rPr>
+            <w:rStyle w:val="OperatorTok"/>
+          </w:rPr>
+          <w:delText xml:space="preserve">=</w:delText>
+        </w:r>
+      </w:del>
+      <w:del w:id="208" w:author="PR Preview" w:date="2026-01-01T00:00:00Z">
+        <w:r>
+          <w:rPr>
+            <w:rStyle w:val="NormalTok"/>
+          </w:rPr>
+          <w:delText xml:space="preserve"> np.linalg.lstsq(X, y, rcond</w:delText>
+        </w:r>
+      </w:del>
+      <w:del w:id="209" w:author="PR Preview" w:date="2026-01-01T00:00:00Z">
+        <w:r>
+          <w:rPr>
+            <w:rStyle w:val="OperatorTok"/>
+          </w:rPr>
+          <w:delText xml:space="preserve">=</w:delText>
+        </w:r>
+      </w:del>
+      <w:del w:id="210" w:author="PR Preview" w:date="2026-01-01T00:00:00Z">
+        <w:r>
+          <w:rPr>
+            <w:rStyle w:val="VariableTok"/>
+          </w:rPr>
+          <w:delText xml:space="preserve">None</w:delText>
+        </w:r>
+      </w:del>
+      <w:del w:id="211" w:author="PR Preview" w:date="2026-01-01T00:00:00Z">
+        <w:r>
+          <w:rPr>
+            <w:rStyle w:val="NormalTok"/>
+          </w:rPr>
+          <w:delText xml:space="preserve">)[</w:delText>
+        </w:r>
+      </w:del>
+      <w:del w:id="212" w:author="PR Preview" w:date="2026-01-01T00:00:00Z">
+        <w:r>
+          <w:rPr>
+            <w:rStyle w:val="DecValTok"/>
+          </w:rPr>
+          <w:delText xml:space="preserve">0</w:delText>
+        </w:r>
+      </w:del>
+      <w:del w:id="213" w:author="PR Preview" w:date="2026-01-01T00:00:00Z">
+        <w:r>
+          <w:rPr>
+            <w:rStyle w:val="NormalTok"/>
+          </w:rPr>
+          <w:delText xml:space="preserve">]</w:delText>
+        </w:r>
+      </w:del>
+      <w:del w:id="214" w:author="PR Preview" w:date="2026-01-01T00:00:00Z">
+        <w:r>
+          <w:br/>
+        </w:r>
+      </w:del>
+      <w:del w:id="215" w:author="PR Preview" w:date="2026-01-01T00:00:00Z">
+        <w:r>
+          <w:rPr>
+            <w:rStyle w:val="NormalTok"/>
+          </w:rPr>
+          <w:delText xml:space="preserve">fitted_bwt </w:delText>
+        </w:r>
+      </w:del>
+      <w:del w:id="216" w:author="PR Preview" w:date="2026-01-01T00:00:00Z">
+        <w:r>
+          <w:rPr>
+            <w:rStyle w:val="OperatorTok"/>
+          </w:rPr>
+          <w:delText xml:space="preserve">=</w:delText>
+        </w:r>
+      </w:del>
+      <w:del w:id="217" w:author="PR Preview" w:date="2026-01-01T00:00:00Z">
+        <w:r>
+          <w:rPr>
+            <w:rStyle w:val="NormalTok"/>
+          </w:rPr>
+          <w:delText xml:space="preserve"> X </w:delText>
+        </w:r>
+      </w:del>
+      <w:del w:id="218" w:author="PR Preview" w:date="2026-01-01T00:00:00Z">
+        <w:r>
+          <w:rPr>
+            <w:rStyle w:val="OperatorTok"/>
+          </w:rPr>
+          <w:delText xml:space="preserve">@</w:delText>
+        </w:r>
+      </w:del>
+      <w:del w:id="219" w:author="PR Preview" w:date="2026-01-01T00:00:00Z">
+        <w:r>
+          <w:rPr>
+            <w:rStyle w:val="NormalTok"/>
+          </w:rPr>
+          <w:delText xml:space="preserve"> coef</w:delText>
+        </w:r>
+      </w:del>
+      <w:del w:id="220" w:author="PR Preview" w:date="2026-01-01T00:00:00Z">
+        <w:r>
+          <w:br/>
+        </w:r>
+      </w:del>
+      <w:del w:id="221" w:author="PR Preview" w:date="2026-01-01T00:00:00Z">
+        <w:r>
+          <w:rPr>
+            <w:rStyle w:val="NormalTok"/>
+          </w:rPr>
+          <w:delText xml:space="preserve">residual </w:delText>
+        </w:r>
+      </w:del>
+      <w:del w:id="222" w:author="PR Preview" w:date="2026-01-01T00:00:00Z">
+        <w:r>
+          <w:rPr>
+            <w:rStyle w:val="OperatorTok"/>
+          </w:rPr>
+          <w:delText xml:space="preserve">=</w:delText>
+        </w:r>
+      </w:del>
+      <w:del w:id="223" w:author="PR Preview" w:date="2026-01-01T00:00:00Z">
+        <w:r>
+          <w:rPr>
+            <w:rStyle w:val="NormalTok"/>
+          </w:rPr>
+          <w:delText xml:space="preserve"> y </w:delText>
+        </w:r>
+      </w:del>
+      <w:del w:id="224" w:author="PR Preview" w:date="2026-01-01T00:00:00Z">
+        <w:r>
+          <w:rPr>
+            <w:rStyle w:val="OperatorTok"/>
+          </w:rPr>
+          <w:delText xml:space="preserve">-</w:delText>
+        </w:r>
+      </w:del>
+      <w:del w:id="225" w:author="PR Preview" w:date="2026-01-01T00:00:00Z">
+        <w:r>
+          <w:rPr>
+            <w:rStyle w:val="NormalTok"/>
+          </w:rPr>
+          <w:delText xml:space="preserve"> fitted_bwt</w:delText>
+        </w:r>
+      </w:del>
+      <w:del w:id="226" w:author="PR Preview" w:date="2026-01-01T00:00:00Z">
+        <w:r>
+          <w:br/>
+        </w:r>
+      </w:del>
+      <w:del w:id="227" w:author="PR Preview" w:date="2026-01-01T00:00:00Z">
+        <w:r>
+          <w:rPr>
+            <w:rStyle w:val="NormalTok"/>
+          </w:rPr>
+          <w:delText xml:space="preserve">prediction_error </w:delText>
+        </w:r>
+      </w:del>
+      <w:del w:id="228" w:author="PR Preview" w:date="2026-01-01T00:00:00Z">
+        <w:r>
+          <w:rPr>
+            <w:rStyle w:val="OperatorTok"/>
+          </w:rPr>
+          <w:delText xml:space="preserve">=</w:delText>
+        </w:r>
+      </w:del>
+      <w:del w:id="229" w:author="PR Preview" w:date="2026-01-01T00:00:00Z">
+        <w:r>
+          <w:rPr>
+            <w:rStyle w:val="NormalTok"/>
+          </w:rPr>
+          <w:delText xml:space="preserve"> fitted_bwt </w:delText>
+        </w:r>
+      </w:del>
+      <w:del w:id="230" w:author="PR Preview" w:date="2026-01-01T00:00:00Z">
+        <w:r>
+          <w:rPr>
+            <w:rStyle w:val="OperatorTok"/>
+          </w:rPr>
+          <w:delText xml:space="preserve">-</w:delText>
+        </w:r>
+      </w:del>
+      <w:del w:id="231" w:author="PR Preview" w:date="2026-01-01T00:00:00Z">
+        <w:r>
+          <w:rPr>
+            <w:rStyle w:val="NormalTok"/>
+          </w:rPr>
+          <w:delText xml:space="preserve"> y</w:delText>
+        </w:r>
+      </w:del>
+      <w:del w:id="232" w:author="PR Preview" w:date="2026-01-01T00:00:00Z">
+        <w:r>
+          <w:br/>
+        </w:r>
+      </w:del>
+      <w:del w:id="233" w:author="PR Preview" w:date="2026-01-01T00:00:00Z">
+        <w:r>
+          <w:rPr>
+            <w:rStyle w:val="BuiltInTok"/>
+          </w:rPr>
+          <w:delText xml:space="preserve">print</w:delText>
+        </w:r>
+      </w:del>
+      <w:del w:id="234" w:author="PR Preview" w:date="2026-01-01T00:00:00Z">
+        <w:r>
+          <w:rPr>
+            <w:rStyle w:val="NormalTok"/>
+          </w:rPr>
+          <w:delText xml:space="preserve">(pd.DataFrame({</w:delText>
+        </w:r>
+      </w:del>
+      <w:del w:id="235" w:author="PR Preview" w:date="2026-01-01T00:00:00Z">
+        <w:r>
+          <w:br/>
+        </w:r>
+      </w:del>
+      <w:del w:id="236" w:author="PR Preview" w:date="2026-01-01T00:00:00Z">
+        <w:r>
+          <w:rPr>
+            <w:rStyle w:val="NormalTok"/>
+          </w:rPr>
+          <w:delText xml:space="preserve">    </w:delText>
+        </w:r>
+      </w:del>
+      <w:del w:id="237" w:author="PR Preview" w:date="2026-01-01T00:00:00Z">
+        <w:r>
+          <w:rPr>
+            <w:rStyle w:val="StringTok"/>
+          </w:rPr>
+          <w:delText xml:space="preserve">"bwt"</w:delText>
+        </w:r>
+      </w:del>
+      <w:del w:id="238" w:author="PR Preview" w:date="2026-01-01T00:00:00Z">
+        <w:r>
+          <w:rPr>
+            <w:rStyle w:val="NormalTok"/>
+          </w:rPr>
+          <w:delText xml:space="preserve">: y,</w:delText>
+        </w:r>
+      </w:del>
+      <w:del w:id="239" w:author="PR Preview" w:date="2026-01-01T00:00:00Z">
+        <w:r>
+          <w:br/>
+        </w:r>
+      </w:del>
+      <w:del w:id="240" w:author="PR Preview" w:date="2026-01-01T00:00:00Z">
+        <w:r>
+          <w:rPr>
+            <w:rStyle w:val="NormalTok"/>
+          </w:rPr>
+          <w:delText xml:space="preserve">    </w:delText>
+        </w:r>
+      </w:del>
+      <w:del w:id="241" w:author="PR Preview" w:date="2026-01-01T00:00:00Z">
+        <w:r>
+          <w:rPr>
+            <w:rStyle w:val="StringTok"/>
+          </w:rPr>
+          <w:delText xml:space="preserve">"fitted"</w:delText>
+        </w:r>
+      </w:del>
+      <w:del w:id="242" w:author="PR Preview" w:date="2026-01-01T00:00:00Z">
+        <w:r>
+          <w:rPr>
+            <w:rStyle w:val="NormalTok"/>
+          </w:rPr>
+          <w:delText xml:space="preserve">: fitted_bwt.</w:delText>
+        </w:r>
+      </w:del>
+      <w:del w:id="243" w:author="PR Preview" w:date="2026-01-01T00:00:00Z">
+        <w:r>
+          <w:rPr>
+            <w:rStyle w:val="BuiltInTok"/>
+          </w:rPr>
+          <w:delText xml:space="preserve">round</w:delText>
+        </w:r>
+      </w:del>
+      <w:del w:id="244" w:author="PR Preview" w:date="2026-01-01T00:00:00Z">
+        <w:r>
+          <w:rPr>
+            <w:rStyle w:val="NormalTok"/>
+          </w:rPr>
+          <w:delText xml:space="preserve">(</w:delText>
+        </w:r>
+      </w:del>
+      <w:del w:id="245" w:author="PR Preview" w:date="2026-01-01T00:00:00Z">
+        <w:r>
+          <w:rPr>
+            <w:rStyle w:val="DecValTok"/>
+          </w:rPr>
+          <w:delText xml:space="preserve">1</w:delText>
+        </w:r>
+      </w:del>
+      <w:del w:id="246" w:author="PR Preview" w:date="2026-01-01T00:00:00Z">
+        <w:r>
+          <w:rPr>
+            <w:rStyle w:val="NormalTok"/>
+          </w:rPr>
+          <w:delText xml:space="preserve">),</w:delText>
+        </w:r>
+      </w:del>
+      <w:del w:id="247" w:author="PR Preview" w:date="2026-01-01T00:00:00Z">
+        <w:r>
+          <w:br/>
+        </w:r>
+      </w:del>
+      <w:del w:id="248" w:author="PR Preview" w:date="2026-01-01T00:00:00Z">
+        <w:r>
+          <w:rPr>
+            <w:rStyle w:val="NormalTok"/>
+          </w:rPr>
+          <w:delText xml:space="preserve">    </w:delText>
+        </w:r>
+      </w:del>
+      <w:del w:id="249" w:author="PR Preview" w:date="2026-01-01T00:00:00Z">
+        <w:r>
+          <w:rPr>
+            <w:rStyle w:val="StringTok"/>
+          </w:rPr>
+          <w:delText xml:space="preserve">"residual"</w:delText>
+        </w:r>
+      </w:del>
+      <w:del w:id="250" w:author="PR Preview" w:date="2026-01-01T00:00:00Z">
+        <w:r>
+          <w:rPr>
+            <w:rStyle w:val="NormalTok"/>
+          </w:rPr>
+          <w:delText xml:space="preserve">: residual.</w:delText>
+        </w:r>
+      </w:del>
+      <w:del w:id="251" w:author="PR Preview" w:date="2026-01-01T00:00:00Z">
+        <w:r>
+          <w:rPr>
+            <w:rStyle w:val="BuiltInTok"/>
+          </w:rPr>
+          <w:delText xml:space="preserve">round</w:delText>
+        </w:r>
+      </w:del>
+      <w:del w:id="252" w:author="PR Preview" w:date="2026-01-01T00:00:00Z">
+        <w:r>
+          <w:rPr>
+            <w:rStyle w:val="NormalTok"/>
+          </w:rPr>
+          <w:delText xml:space="preserve">(</w:delText>
+        </w:r>
+      </w:del>
+      <w:del w:id="253" w:author="PR Preview" w:date="2026-01-01T00:00:00Z">
+        <w:r>
+          <w:rPr>
+            <w:rStyle w:val="DecValTok"/>
+          </w:rPr>
+          <w:delText xml:space="preserve">1</w:delText>
+        </w:r>
+      </w:del>
+      <w:del w:id="254" w:author="PR Preview" w:date="2026-01-01T00:00:00Z">
+        <w:r>
+          <w:rPr>
+            <w:rStyle w:val="NormalTok"/>
+          </w:rPr>
+          <w:delText xml:space="preserve">),</w:delText>
+        </w:r>
+      </w:del>
+      <w:del w:id="255" w:author="PR Preview" w:date="2026-01-01T00:00:00Z">
+        <w:r>
+          <w:br/>
+        </w:r>
+      </w:del>
+      <w:del w:id="256" w:author="PR Preview" w:date="2026-01-01T00:00:00Z">
+        <w:r>
+          <w:rPr>
+            <w:rStyle w:val="NormalTok"/>
+          </w:rPr>
+          <w:delText xml:space="preserve">    </w:delText>
+        </w:r>
+      </w:del>
+      <w:del w:id="257" w:author="PR Preview" w:date="2026-01-01T00:00:00Z">
+        <w:r>
+          <w:rPr>
+            <w:rStyle w:val="StringTok"/>
+          </w:rPr>
+          <w:delText xml:space="preserve">"minus_prediction_error"</w:delText>
+        </w:r>
+      </w:del>
+      <w:del w:id="258" w:author="PR Preview" w:date="2026-01-01T00:00:00Z">
+        <w:r>
+          <w:rPr>
+            <w:rStyle w:val="NormalTok"/>
+          </w:rPr>
+          <w:delText xml:space="preserve">: (</w:delText>
+        </w:r>
+      </w:del>
+      <w:del w:id="259" w:author="PR Preview" w:date="2026-01-01T00:00:00Z">
+        <w:r>
+          <w:rPr>
+            <w:rStyle w:val="OperatorTok"/>
+          </w:rPr>
+          <w:delText xml:space="preserve">-</w:delText>
+        </w:r>
+      </w:del>
+      <w:del w:id="260" w:author="PR Preview" w:date="2026-01-01T00:00:00Z">
+        <w:r>
+          <w:rPr>
+            <w:rStyle w:val="NormalTok"/>
+          </w:rPr>
+          <w:delText xml:space="preserve">prediction_error).</w:delText>
+        </w:r>
+      </w:del>
+      <w:del w:id="261" w:author="PR Preview" w:date="2026-01-01T00:00:00Z">
+        <w:r>
+          <w:rPr>
+            <w:rStyle w:val="BuiltInTok"/>
+          </w:rPr>
+          <w:delText xml:space="preserve">round</w:delText>
+        </w:r>
+      </w:del>
+      <w:del w:id="262" w:author="PR Preview" w:date="2026-01-01T00:00:00Z">
+        <w:r>
+          <w:rPr>
+            <w:rStyle w:val="NormalTok"/>
+          </w:rPr>
+          <w:delText xml:space="preserve">(</w:delText>
+        </w:r>
+      </w:del>
+      <w:del w:id="263" w:author="PR Preview" w:date="2026-01-01T00:00:00Z">
+        <w:r>
+          <w:rPr>
+            <w:rStyle w:val="DecValTok"/>
+          </w:rPr>
+          <w:delText xml:space="preserve">1</w:delText>
+        </w:r>
+      </w:del>
+      <w:del w:id="264" w:author="PR Preview" w:date="2026-01-01T00:00:00Z">
+        <w:r>
+          <w:rPr>
+            <w:rStyle w:val="NormalTok"/>
+          </w:rPr>
+          <w:delText xml:space="preserve">),</w:delText>
+        </w:r>
+      </w:del>
+      <w:del w:id="265" w:author="PR Preview" w:date="2026-01-01T00:00:00Z">
+        <w:r>
+          <w:br/>
+        </w:r>
+      </w:del>
+      <w:del w:id="266" w:author="PR Preview" w:date="2026-01-01T00:00:00Z">
+        <w:r>
+          <w:rPr>
+            <w:rStyle w:val="NormalTok"/>
+          </w:rPr>
+          <w:delText xml:space="preserve">}).head())</w:delText>
+        </w:r>
+      </w:del>
+      <w:del w:id="267" w:author="PR Preview" w:date="2026-01-01T00:00:00Z">
+        <w:r>
+          <w:br/>
+        </w:r>
+      </w:del>
+      <w:del w:id="268" w:author="PR Preview" w:date="2026-01-01T00:00:00Z">
+        <w:r>
+          <w:rPr>
+            <w:rStyle w:val="CommentTok"/>
+          </w:rPr>
+          <w:delText xml:space="preserve">#&gt;       bwt  fitted  residual  minus_prediction_error</w:delText>
+        </w:r>
+      </w:del>
+      <w:del w:id="269" w:author="PR Preview" w:date="2026-01-01T00:00:00Z">
+        <w:r>
+          <w:br/>
+        </w:r>
+      </w:del>
+      <w:del w:id="270" w:author="PR Preview" w:date="2026-01-01T00:00:00Z">
+        <w:r>
+          <w:rPr>
+            <w:rStyle w:val="CommentTok"/>
+          </w:rPr>
+          <w:delText xml:space="preserve">#&gt; 0  2523.0  3175.7    -652.7                  -652.7</w:delText>
+        </w:r>
+      </w:del>
+      <w:del w:id="271" w:author="PR Preview" w:date="2026-01-01T00:00:00Z">
+        <w:r>
+          <w:br/>
+        </w:r>
+      </w:del>
+      <w:del w:id="272" w:author="PR Preview" w:date="2026-01-01T00:00:00Z">
+        <w:r>
+          <w:rPr>
+            <w:rStyle w:val="CommentTok"/>
+          </w:rPr>
+          <w:delText xml:space="preserve">#&gt; 1  2551.0  3056.1    -505.1                  -505.1</w:delText>
+        </w:r>
+      </w:del>
+      <w:del w:id="273" w:author="PR Preview" w:date="2026-01-01T00:00:00Z">
+        <w:r>
+          <w:br/>
+        </w:r>
+      </w:del>
+      <w:del w:id="274" w:author="PR Preview" w:date="2026-01-01T00:00:00Z">
+        <w:r>
+          <w:rPr>
+            <w:rStyle w:val="CommentTok"/>
+          </w:rPr>
+          <w:delText xml:space="preserve">#&gt; 2  2557.0  2834.7    -277.7                  -277.7</w:delText>
+        </w:r>
+      </w:del>
+      <w:del w:id="275" w:author="PR Preview" w:date="2026-01-01T00:00:00Z">
+        <w:r>
+          <w:br/>
+        </w:r>
+      </w:del>
+      <w:del w:id="276" w:author="PR Preview" w:date="2026-01-01T00:00:00Z">
+        <w:r>
+          <w:rPr>
+            <w:rStyle w:val="CommentTok"/>
+          </w:rPr>
+          <w:delText xml:space="preserve">#&gt; 3  2594.0  2848.0    -254.0                  -254.0</w:delText>
+        </w:r>
+      </w:del>
+      <w:del w:id="277" w:author="PR Preview" w:date="2026-01-01T00:00:00Z">
+        <w:r>
+          <w:br/>
+        </w:r>
+      </w:del>
+      <w:del w:id="278" w:author="PR Preview" w:date="2026-01-01T00:00:00Z">
+        <w:r>
+          <w:rPr>
+            <w:rStyle w:val="CommentTok"/>
+          </w:rPr>
+          <w:delText xml:space="preserve">#&gt; 4  2600.0  2843.5    -243.5                  -243.5</w:delText>
+        </w:r>
+      </w:del>
+      <w:del w:id="279" w:author="PR Preview" w:date="2026-01-01T00:00:00Z">
+        <w:r>
+          <w:br/>
+        </w:r>
+      </w:del>
+      <w:del w:id="280" w:author="PR Preview" w:date="2026-01-01T00:00:00Z">
+        <w:r>
+          <w:rPr>
+            <w:rStyle w:val="BuiltInTok"/>
+          </w:rPr>
+          <w:delText xml:space="preserve">print</w:delText>
+        </w:r>
+      </w:del>
+      <w:del w:id="281" w:author="PR Preview" w:date="2026-01-01T00:00:00Z">
+        <w:r>
+          <w:rPr>
+            <w:rStyle w:val="NormalTok"/>
+          </w:rPr>
+          <w:delText xml:space="preserve">(np.</w:delText>
+        </w:r>
+      </w:del>
+      <w:del w:id="282" w:author="PR Preview" w:date="2026-01-01T00:00:00Z">
+        <w:r>
+          <w:rPr>
+            <w:rStyle w:val="BuiltInTok"/>
+          </w:rPr>
+          <w:delText xml:space="preserve">max</w:delText>
+        </w:r>
+      </w:del>
+      <w:del w:id="283" w:author="PR Preview" w:date="2026-01-01T00:00:00Z">
+        <w:r>
+          <w:rPr>
+            <w:rStyle w:val="NormalTok"/>
+          </w:rPr>
+          <w:delText xml:space="preserve">(np.</w:delText>
+        </w:r>
+      </w:del>
+      <w:del w:id="284" w:author="PR Preview" w:date="2026-01-01T00:00:00Z">
+        <w:r>
+          <w:rPr>
+            <w:rStyle w:val="BuiltInTok"/>
+          </w:rPr>
+          <w:delText xml:space="preserve">abs</w:delText>
+        </w:r>
+      </w:del>
+      <w:del w:id="285" w:author="PR Preview" w:date="2026-01-01T00:00:00Z">
+        <w:r>
+          <w:rPr>
+            <w:rStyle w:val="NormalTok"/>
+          </w:rPr>
+          <w:delText xml:space="preserve">(residual </w:delText>
+        </w:r>
+      </w:del>
+      <w:del w:id="286" w:author="PR Preview" w:date="2026-01-01T00:00:00Z">
+        <w:r>
+          <w:rPr>
+            <w:rStyle w:val="OperatorTok"/>
+          </w:rPr>
+          <w:delText xml:space="preserve">-</w:delText>
+        </w:r>
+      </w:del>
+      <w:del w:id="287" w:author="PR Preview" w:date="2026-01-01T00:00:00Z">
+        <w:r>
+          <w:rPr>
+            <w:rStyle w:val="NormalTok"/>
+          </w:rPr>
+          <w:delText xml:space="preserve"> (</w:delText>
+        </w:r>
+      </w:del>
+      <w:del w:id="288" w:author="PR Preview" w:date="2026-01-01T00:00:00Z">
+        <w:r>
+          <w:rPr>
+            <w:rStyle w:val="OperatorTok"/>
+          </w:rPr>
+          <w:delText xml:space="preserve">-</w:delText>
+        </w:r>
+      </w:del>
+      <w:del w:id="289" w:author="PR Preview" w:date="2026-01-01T00:00:00Z">
+        <w:r>
+          <w:rPr>
+            <w:rStyle w:val="NormalTok"/>
+          </w:rPr>
+          <w:delText xml:space="preserve">prediction_error))))</w:delText>
+        </w:r>
+      </w:del>
+      <w:del w:id="290" w:author="PR Preview" w:date="2026-01-01T00:00:00Z">
+        <w:r>
+          <w:br/>
+        </w:r>
+      </w:del>
+      <w:del w:id="291" w:author="PR Preview" w:date="2026-01-01T00:00:00Z">
+        <w:r>
+          <w:rPr>
+            <w:rStyle w:val="CommentTok"/>
+          </w:rPr>
+          <w:delText xml:space="preserve">#&gt; 0.0</w:delText>
+        </w:r>
+      </w:del>
+    </w:p>
+    <w:p>
+      <w:pPr>
+        <w:pStyle w:val="FirstParagraph"/>
+      </w:pPr>
+      <w:del w:id="292" w:author="PR Preview" w:date="2026-01-01T00:00:00Z">
+        <w:r>
+          <w:delText xml:space="preserve">The last two columns agree in every row,</w:delText>
+        </w:r>
+      </w:del>
+      <w:del w:id="293" w:author="PR Preview" w:date="2026-01-01T00:00:00Z">
+        <w:r>
+          <w:delText xml:space="preserve"> </w:delText>
+        </w:r>
+      </w:del>
+      <w:del w:id="294" w:author="PR Preview" w:date="2026-01-01T00:00:00Z">
+        <w:r>
+          <w:delText xml:space="preserve">and the largest difference between them over all</w:delText>
+        </w:r>
+      </w:del>
+      <w:del w:id="295" w:author="PR Preview" w:date="2026-01-01T00:00:00Z">
+        <w:r>
+          <w:delText xml:space="preserve"> </w:delText>
+        </w:r>
+      </w:del>
+      <w:del w:id="296" w:author="PR Preview" w:date="2026-01-01T00:00:00Z">
+        <w:r>
+          <w:delText xml:space="preserve">189 babies is 0,</w:delText>
+        </w:r>
+      </w:del>
+      <w:del w:id="297" w:author="PR Preview" w:date="2026-01-01T00:00:00Z">
+        <w:r>
+          <w:delText xml:space="preserve"> </w:delText>
+        </w:r>
+      </w:del>
+      <w:del w:id="298" w:author="PR Preview" w:date="2026-01-01T00:00:00Z">
+        <w:r>
+          <w:delText xml:space="preserve">as</w:delText>
+        </w:r>
+      </w:del>
+      <w:del w:id="299" w:author="PR Preview" w:date="2026-01-01T00:00:00Z">
+        <w:r>
+          <w:delText xml:space="preserve"> </w:delText>
+        </w:r>
+      </w:del>
+      <w:hyperlink w:anchor="cor-residual-prediction-error">
+        <w:del w:id="300" w:author="PR Preview" w:date="2026-01-01T00:00:00Z">
+          <w:r>
+            <w:rPr>
+              <w:rStyle w:val="Hyperlink"/>
+            </w:rPr>
+            <w:delText xml:space="preserve">Corollary 1</w:delText>
+          </w:r>
+        </w:del>
+      </w:hyperlink>
+      <w:del w:id="301" w:author="PR Preview" w:date="2026-01-01T00:00:00Z">
+        <w:r>
+          <w:delText xml:space="preserve"> </w:delText>
+        </w:r>
+      </w:del>
+      <w:del w:id="302" w:author="PR Preview" w:date="2026-01-01T00:00:00Z">
+        <w:r>
+          <w:delText xml:space="preserve">says.</w:delText>
+        </w:r>
+      </w:del>
+    </w:p>
+    <w:p>
+      <w:pPr>
+        <w:pStyle w:val="BodyText"/>
+      </w:pPr>
       <w:r>
         <w:rPr>
           <w:i/>
@@ -6340,22 +8555,30 @@
       <w:pPr>
         <w:pStyle w:val="FirstParagraph"/>
       </w:pPr>
-      <w:r>
-        <w:rPr>
-          <w:b/>
-          <w:bCs/>
-        </w:rPr>
-        <w:t xml:space="preserve">Example 7 (Fitted values, residuals, and prediction errors for three points)</w:t>
-      </w:r>
-      <w:r>
-        <w:t xml:space="preserve"> </w:t>
-      </w:r>
-      <w:r>
-        <w:t xml:space="preserve">Take the points</w:t>
-      </w:r>
-      <w:r>
-        <w:t xml:space="preserve"> </w:t>
-      </w:r>
+      <w:del w:id="303" w:author="PR Preview" w:date="2026-01-01T00:00:00Z">
+        <w:r>
+          <w:rPr>
+            <w:b/>
+            <w:bCs/>
+          </w:rPr>
+          <w:delText xml:space="preserve">Example 8 (Fitted values, residuals, and prediction errors for three points)</w:delText>
+        </w:r>
+      </w:del>
+      <w:del w:id="304" w:author="PR Preview" w:date="2026-01-01T00:00:00Z">
+        <w:r>
+          <w:delText xml:space="preserve"> </w:delText>
+        </w:r>
+      </w:del>
+      <w:del w:id="305" w:author="PR Preview" w:date="2026-01-01T00:00:00Z">
+        <w:r>
+          <w:delText xml:space="preserve">Take the points</w:delText>
+        </w:r>
+      </w:del>
+      <w:del w:id="306" w:author="PR Preview" w:date="2026-01-01T00:00:00Z">
+        <w:r>
+          <w:delText xml:space="preserve"> </w:delText>
+        </w:r>
+      </w:del>
       <m:oMath>
         <m:r>
           <m:rPr>
@@ -6382,12 +8605,16 @@
           <m:t>)</m:t>
         </m:r>
       </m:oMath>
-      <w:r>
-        <w:t xml:space="preserve">,</w:t>
-      </w:r>
-      <w:r>
-        <w:t xml:space="preserve"> </w:t>
-      </w:r>
+      <w:del w:id="307" w:author="PR Preview" w:date="2026-01-01T00:00:00Z">
+        <w:r>
+          <w:delText xml:space="preserve">,</w:delText>
+        </w:r>
+      </w:del>
+      <w:del w:id="308" w:author="PR Preview" w:date="2026-01-01T00:00:00Z">
+        <w:r>
+          <w:delText xml:space="preserve"> </w:delText>
+        </w:r>
+      </w:del>
       <m:oMath>
         <m:r>
           <m:rPr>
@@ -6414,12 +8641,16 @@
           <m:t>)</m:t>
         </m:r>
       </m:oMath>
-      <w:r>
-        <w:t xml:space="preserve">,</w:t>
-      </w:r>
-      <w:r>
-        <w:t xml:space="preserve"> </w:t>
-      </w:r>
+      <w:del w:id="309" w:author="PR Preview" w:date="2026-01-01T00:00:00Z">
+        <w:r>
+          <w:delText xml:space="preserve">,</w:delText>
+        </w:r>
+      </w:del>
+      <w:del w:id="310" w:author="PR Preview" w:date="2026-01-01T00:00:00Z">
+        <w:r>
+          <w:delText xml:space="preserve"> </w:delText>
+        </w:r>
+      </w:del>
       <m:oMath>
         <m:r>
           <m:rPr>
@@ -6446,15 +8677,21 @@
           <m:t>)</m:t>
         </m:r>
       </m:oMath>
-      <w:r>
-        <w:t xml:space="preserve"> </w:t>
-      </w:r>
-      <w:r>
-        <w:t xml:space="preserve">and the line with</w:t>
-      </w:r>
-      <w:r>
-        <w:t xml:space="preserve"> </w:t>
-      </w:r>
+      <w:del w:id="311" w:author="PR Preview" w:date="2026-01-01T00:00:00Z">
+        <w:r>
+          <w:delText xml:space="preserve"> </w:delText>
+        </w:r>
+      </w:del>
+      <w:del w:id="312" w:author="PR Preview" w:date="2026-01-01T00:00:00Z">
+        <w:r>
+          <w:delText xml:space="preserve">and the line with</w:delText>
+        </w:r>
+      </w:del>
+      <w:del w:id="313" w:author="PR Preview" w:date="2026-01-01T00:00:00Z">
+        <w:r>
+          <w:delText xml:space="preserve"> </w:delText>
+        </w:r>
+      </w:del>
       <m:oMath>
         <m:sSub>
           <m:e>
@@ -6478,15 +8715,21 @@
           <m:t>1</m:t>
         </m:r>
       </m:oMath>
-      <w:r>
-        <w:t xml:space="preserve"> </w:t>
-      </w:r>
-      <w:r>
-        <w:t xml:space="preserve">and</w:t>
-      </w:r>
-      <w:r>
-        <w:t xml:space="preserve"> </w:t>
-      </w:r>
+      <w:del w:id="314" w:author="PR Preview" w:date="2026-01-01T00:00:00Z">
+        <w:r>
+          <w:delText xml:space="preserve"> </w:delText>
+        </w:r>
+      </w:del>
+      <w:del w:id="315" w:author="PR Preview" w:date="2026-01-01T00:00:00Z">
+        <w:r>
+          <w:delText xml:space="preserve">and</w:delText>
+        </w:r>
+      </w:del>
+      <w:del w:id="316" w:author="PR Preview" w:date="2026-01-01T00:00:00Z">
+        <w:r>
+          <w:delText xml:space="preserve"> </w:delText>
+        </w:r>
+      </w:del>
       <m:oMath>
         <m:sSub>
           <m:e>
@@ -6510,32 +8753,289 @@
           <m:t>0.5</m:t>
         </m:r>
       </m:oMath>
-      <w:r>
-        <w:t xml:space="preserve"> </w:t>
-      </w:r>
-      <w:r>
-        <w:t xml:space="preserve">from</w:t>
-      </w:r>
-      <w:r>
-        <w:t xml:space="preserve"> </w:t>
-      </w:r>
+      <w:del w:id="317" w:author="PR Preview" w:date="2026-01-01T00:00:00Z">
+        <w:r>
+          <w:delText xml:space="preserve"> </w:delText>
+        </w:r>
+      </w:del>
+      <w:del w:id="318" w:author="PR Preview" w:date="2026-01-01T00:00:00Z">
+        <w:r>
+          <w:delText xml:space="preserve">from</w:delText>
+        </w:r>
+      </w:del>
+      <w:del w:id="319" w:author="PR Preview" w:date="2026-01-01T00:00:00Z">
+        <w:r>
+          <w:delText xml:space="preserve"> </w:delText>
+        </w:r>
+      </w:del>
       <w:hyperlink r:id="rId52">
+        <w:del w:id="320" w:author="PR Preview" w:date="2026-01-01T00:00:00Z">
+          <w:r>
+            <w:rPr>
+              <w:rStyle w:val="Hyperlink"/>
+            </w:rPr>
+            <w:delText xml:space="preserve">the residual sum of squares example</w:delText>
+          </w:r>
+        </w:del>
+      </w:hyperlink>
+      <w:del w:id="321" w:author="PR Preview" w:date="2026-01-01T00:00:00Z">
+        <w:r>
+          <w:delText xml:space="preserve">,</w:delText>
+        </w:r>
+      </w:del>
+      <w:del w:id="322" w:author="PR Preview" w:date="2026-01-01T00:00:00Z">
+        <w:r>
+          <w:delText xml:space="preserve"> </w:delText>
+        </w:r>
+      </w:del>
+      <w:del w:id="323" w:author="PR Preview" w:date="2026-01-01T00:00:00Z">
+        <w:r>
+          <w:delText xml:space="preserve">and treat the line as the fitted model.</w:delText>
+        </w:r>
+      </w:del>
+    </w:p>
+    <w:p>
+      <w:pPr>
+        <w:pStyle w:val="FirstParagraph"/>
+      </w:pPr>
+      <w:ins w:id="324" w:author="PR Preview" w:date="2026-01-01T00:00:00Z">
         <w:r>
           <w:rPr>
-            <w:rStyle w:val="Hyperlink"/>
+            <w:b/>
+            <w:bCs/>
           </w:rPr>
-          <w:t xml:space="preserve">the residual sum of squares example</w:t>
-        </w:r>
+          <w:t xml:space="preserve">Example 7 (Fitted values, residuals, and prediction errors for three points)</w:t>
+        </w:r>
+      </w:ins>
+      <w:ins w:id="325" w:author="PR Preview" w:date="2026-01-01T00:00:00Z">
+        <w:r>
+          <w:t xml:space="preserve"> </w:t>
+        </w:r>
+      </w:ins>
+      <w:ins w:id="326" w:author="PR Preview" w:date="2026-01-01T00:00:00Z">
+        <w:r>
+          <w:t xml:space="preserve">Take the points</w:t>
+        </w:r>
+      </w:ins>
+      <w:ins w:id="327" w:author="PR Preview" w:date="2026-01-01T00:00:00Z">
+        <w:r>
+          <w:t xml:space="preserve"> </w:t>
+        </w:r>
+      </w:ins>
+      <m:oMath>
+        <m:r>
+          <m:rPr>
+            <m:sty m:val="p"/>
+          </m:rPr>
+          <m:t>(</m:t>
+        </m:r>
+        <m:r>
+          <m:t>0</m:t>
+        </m:r>
+        <m:r>
+          <m:rPr>
+            <m:sty m:val="p"/>
+          </m:rPr>
+          <m:t>,</m:t>
+        </m:r>
+        <m:r>
+          <m:t>1</m:t>
+        </m:r>
+        <m:r>
+          <m:rPr>
+            <m:sty m:val="p"/>
+          </m:rPr>
+          <m:t>)</m:t>
+        </m:r>
+      </m:oMath>
+      <w:ins w:id="328" w:author="PR Preview" w:date="2026-01-01T00:00:00Z">
+        <w:r>
+          <w:t xml:space="preserve">,</w:t>
+        </w:r>
+      </w:ins>
+      <w:ins w:id="329" w:author="PR Preview" w:date="2026-01-01T00:00:00Z">
+        <w:r>
+          <w:t xml:space="preserve"> </w:t>
+        </w:r>
+      </w:ins>
+      <m:oMath>
+        <m:r>
+          <m:rPr>
+            <m:sty m:val="p"/>
+          </m:rPr>
+          <m:t>(</m:t>
+        </m:r>
+        <m:r>
+          <m:t>1</m:t>
+        </m:r>
+        <m:r>
+          <m:rPr>
+            <m:sty m:val="p"/>
+          </m:rPr>
+          <m:t>,</m:t>
+        </m:r>
+        <m:r>
+          <m:t>2</m:t>
+        </m:r>
+        <m:r>
+          <m:rPr>
+            <m:sty m:val="p"/>
+          </m:rPr>
+          <m:t>)</m:t>
+        </m:r>
+      </m:oMath>
+      <w:ins w:id="330" w:author="PR Preview" w:date="2026-01-01T00:00:00Z">
+        <w:r>
+          <w:t xml:space="preserve">,</w:t>
+        </w:r>
+      </w:ins>
+      <w:ins w:id="331" w:author="PR Preview" w:date="2026-01-01T00:00:00Z">
+        <w:r>
+          <w:t xml:space="preserve"> </w:t>
+        </w:r>
+      </w:ins>
+      <m:oMath>
+        <m:r>
+          <m:rPr>
+            <m:sty m:val="p"/>
+          </m:rPr>
+          <m:t>(</m:t>
+        </m:r>
+        <m:r>
+          <m:t>2</m:t>
+        </m:r>
+        <m:r>
+          <m:rPr>
+            <m:sty m:val="p"/>
+          </m:rPr>
+          <m:t>,</m:t>
+        </m:r>
+        <m:r>
+          <m:t>2</m:t>
+        </m:r>
+        <m:r>
+          <m:rPr>
+            <m:sty m:val="p"/>
+          </m:rPr>
+          <m:t>)</m:t>
+        </m:r>
+      </m:oMath>
+      <w:ins w:id="332" w:author="PR Preview" w:date="2026-01-01T00:00:00Z">
+        <w:r>
+          <w:t xml:space="preserve"> </w:t>
+        </w:r>
+      </w:ins>
+      <w:ins w:id="333" w:author="PR Preview" w:date="2026-01-01T00:00:00Z">
+        <w:r>
+          <w:t xml:space="preserve">and the line with</w:t>
+        </w:r>
+      </w:ins>
+      <w:ins w:id="334" w:author="PR Preview" w:date="2026-01-01T00:00:00Z">
+        <w:r>
+          <w:t xml:space="preserve"> </w:t>
+        </w:r>
+      </w:ins>
+      <m:oMath>
+        <m:sSub>
+          <m:e>
+            <m:r>
+              <m:t>β</m:t>
+            </m:r>
+          </m:e>
+          <m:sub>
+            <m:r>
+              <m:t>0</m:t>
+            </m:r>
+          </m:sub>
+        </m:sSub>
+        <m:r>
+          <m:rPr>
+            <m:sty m:val="p"/>
+          </m:rPr>
+          <m:t>=</m:t>
+        </m:r>
+        <m:r>
+          <m:t>1</m:t>
+        </m:r>
+      </m:oMath>
+      <w:ins w:id="335" w:author="PR Preview" w:date="2026-01-01T00:00:00Z">
+        <w:r>
+          <w:t xml:space="preserve"> </w:t>
+        </w:r>
+      </w:ins>
+      <w:ins w:id="336" w:author="PR Preview" w:date="2026-01-01T00:00:00Z">
+        <w:r>
+          <w:t xml:space="preserve">and</w:t>
+        </w:r>
+      </w:ins>
+      <w:ins w:id="337" w:author="PR Preview" w:date="2026-01-01T00:00:00Z">
+        <w:r>
+          <w:t xml:space="preserve"> </w:t>
+        </w:r>
+      </w:ins>
+      <m:oMath>
+        <m:sSub>
+          <m:e>
+            <m:r>
+              <m:t>β</m:t>
+            </m:r>
+          </m:e>
+          <m:sub>
+            <m:r>
+              <m:t>x</m:t>
+            </m:r>
+          </m:sub>
+        </m:sSub>
+        <m:r>
+          <m:rPr>
+            <m:sty m:val="p"/>
+          </m:rPr>
+          <m:t>=</m:t>
+        </m:r>
+        <m:r>
+          <m:t>0.5</m:t>
+        </m:r>
+      </m:oMath>
+      <w:ins w:id="338" w:author="PR Preview" w:date="2026-01-01T00:00:00Z">
+        <w:r>
+          <w:t xml:space="preserve"> </w:t>
+        </w:r>
+      </w:ins>
+      <w:ins w:id="339" w:author="PR Preview" w:date="2026-01-01T00:00:00Z">
+        <w:r>
+          <w:t xml:space="preserve">from</w:t>
+        </w:r>
+      </w:ins>
+      <w:ins w:id="340" w:author="PR Preview" w:date="2026-01-01T00:00:00Z">
+        <w:r>
+          <w:t xml:space="preserve"> </w:t>
+        </w:r>
+      </w:ins>
+      <w:hyperlink r:id="rId52">
+        <w:ins w:id="341" w:author="PR Preview" w:date="2026-01-01T00:00:00Z">
+          <w:r>
+            <w:rPr>
+              <w:rStyle w:val="Hyperlink"/>
+            </w:rPr>
+            <w:t xml:space="preserve">the residual sum of squares example</w:t>
+          </w:r>
+        </w:ins>
       </w:hyperlink>
-      <w:r>
-        <w:t xml:space="preserve">,</w:t>
-      </w:r>
-      <w:r>
-        <w:t xml:space="preserve"> </w:t>
-      </w:r>
-      <w:r>
-        <w:t xml:space="preserve">and treat the line as the fitted model.</w:t>
-      </w:r>
+      <w:ins w:id="342" w:author="PR Preview" w:date="2026-01-01T00:00:00Z">
+        <w:r>
+          <w:t xml:space="preserve">,</w:t>
+        </w:r>
+      </w:ins>
+      <w:ins w:id="343" w:author="PR Preview" w:date="2026-01-01T00:00:00Z">
+        <w:r>
+          <w:t xml:space="preserve"> </w:t>
+        </w:r>
+      </w:ins>
+      <w:ins w:id="344" w:author="PR Preview" w:date="2026-01-01T00:00:00Z">
+        <w:r>
+          <w:t xml:space="preserve">and treat the line as the fitted model.</w:t>
+        </w:r>
+      </w:ins>
     </w:p>
     <w:tbl>
       <w:tblPr>
@@ -9255,22 +11755,30 @@
       <w:pPr>
         <w:pStyle w:val="BodyText"/>
       </w:pPr>
-      <w:r>
-        <w:rPr>
-          <w:b/>
-          <w:bCs/>
-        </w:rPr>
-        <w:t xml:space="preserve">Example 8 (Bias of two estimators of a mean)</w:t>
-      </w:r>
-      <w:r>
-        <w:t xml:space="preserve"> </w:t>
-      </w:r>
-      <w:r>
-        <w:t xml:space="preserve">Let</w:t>
-      </w:r>
-      <w:r>
-        <w:t xml:space="preserve"> </w:t>
-      </w:r>
+      <w:del w:id="345" w:author="PR Preview" w:date="2026-01-01T00:00:00Z">
+        <w:r>
+          <w:rPr>
+            <w:b/>
+            <w:bCs/>
+          </w:rPr>
+          <w:delText xml:space="preserve">Example 9 (Bias of two estimators of a mean)</w:delText>
+        </w:r>
+      </w:del>
+      <w:del w:id="346" w:author="PR Preview" w:date="2026-01-01T00:00:00Z">
+        <w:r>
+          <w:delText xml:space="preserve"> </w:delText>
+        </w:r>
+      </w:del>
+      <w:del w:id="347" w:author="PR Preview" w:date="2026-01-01T00:00:00Z">
+        <w:r>
+          <w:delText xml:space="preserve">Let</w:delText>
+        </w:r>
+      </w:del>
+      <w:del w:id="348" w:author="PR Preview" w:date="2026-01-01T00:00:00Z">
+        <w:r>
+          <w:delText xml:space="preserve"> </w:delText>
+        </w:r>
+      </w:del>
       <m:oMath>
         <m:sSub>
           <m:e>
@@ -9315,15 +11823,21 @@
           </m:sub>
         </m:sSub>
       </m:oMath>
-      <w:r>
-        <w:t xml:space="preserve"> </w:t>
-      </w:r>
-      <w:r>
-        <w:t xml:space="preserve">each have expectation</w:t>
-      </w:r>
-      <w:r>
-        <w:t xml:space="preserve"> </w:t>
-      </w:r>
+      <w:del w:id="349" w:author="PR Preview" w:date="2026-01-01T00:00:00Z">
+        <w:r>
+          <w:delText xml:space="preserve"> </w:delText>
+        </w:r>
+      </w:del>
+      <w:del w:id="350" w:author="PR Preview" w:date="2026-01-01T00:00:00Z">
+        <w:r>
+          <w:delText xml:space="preserve">each have expectation</w:delText>
+        </w:r>
+      </w:del>
+      <w:del w:id="351" w:author="PR Preview" w:date="2026-01-01T00:00:00Z">
+        <w:r>
+          <w:delText xml:space="preserve"> </w:delText>
+        </w:r>
+      </w:del>
       <m:oMath>
         <m:r>
           <m:rPr>
@@ -9369,58 +11883,86 @@
           <m:t>μ</m:t>
         </m:r>
       </m:oMath>
-      <w:r>
-        <w:t xml:space="preserve">,</w:t>
-      </w:r>
-      <w:r>
-        <w:t xml:space="preserve"> </w:t>
-      </w:r>
-      <w:r>
-        <w:t xml:space="preserve">as in</w:t>
-      </w:r>
-      <w:r>
-        <w:t xml:space="preserve"> </w:t>
-      </w:r>
+      <w:del w:id="352" w:author="PR Preview" w:date="2026-01-01T00:00:00Z">
+        <w:r>
+          <w:delText xml:space="preserve">,</w:delText>
+        </w:r>
+      </w:del>
+      <w:del w:id="353" w:author="PR Preview" w:date="2026-01-01T00:00:00Z">
+        <w:r>
+          <w:delText xml:space="preserve"> </w:delText>
+        </w:r>
+      </w:del>
+      <w:del w:id="354" w:author="PR Preview" w:date="2026-01-01T00:00:00Z">
+        <w:r>
+          <w:delText xml:space="preserve">as in</w:delText>
+        </w:r>
+      </w:del>
+      <w:del w:id="355" w:author="PR Preview" w:date="2026-01-01T00:00:00Z">
+        <w:r>
+          <w:delText xml:space="preserve"> </w:delText>
+        </w:r>
+      </w:del>
       <w:hyperlink w:anchor="exm-estimator">
-        <w:r>
-          <w:rPr>
-            <w:rStyle w:val="Hyperlink"/>
-          </w:rPr>
-          <w:t xml:space="preserve">Example 4</w:t>
-        </w:r>
+        <w:del w:id="356" w:author="PR Preview" w:date="2026-01-01T00:00:00Z">
+          <w:r>
+            <w:rPr>
+              <w:rStyle w:val="Hyperlink"/>
+            </w:rPr>
+            <w:delText xml:space="preserve">Example 4</w:delText>
+          </w:r>
+        </w:del>
       </w:hyperlink>
-      <w:r>
-        <w:t xml:space="preserve">.</w:t>
-      </w:r>
-      <w:r>
-        <w:t xml:space="preserve"> </w:t>
-      </w:r>
-      <w:r>
-        <w:t xml:space="preserve">By</w:t>
-      </w:r>
-      <w:r>
-        <w:t xml:space="preserve"> </w:t>
-      </w:r>
+      <w:del w:id="357" w:author="PR Preview" w:date="2026-01-01T00:00:00Z">
+        <w:r>
+          <w:delText xml:space="preserve">.</w:delText>
+        </w:r>
+      </w:del>
+      <w:del w:id="358" w:author="PR Preview" w:date="2026-01-01T00:00:00Z">
+        <w:r>
+          <w:delText xml:space="preserve"> </w:delText>
+        </w:r>
+      </w:del>
+      <w:del w:id="359" w:author="PR Preview" w:date="2026-01-01T00:00:00Z">
+        <w:r>
+          <w:delText xml:space="preserve">By</w:delText>
+        </w:r>
+      </w:del>
+      <w:del w:id="360" w:author="PR Preview" w:date="2026-01-01T00:00:00Z">
+        <w:r>
+          <w:delText xml:space="preserve"> </w:delText>
+        </w:r>
+      </w:del>
       <w:hyperlink w:anchor="thm-bias-exprs">
-        <w:r>
-          <w:rPr>
-            <w:rStyle w:val="Hyperlink"/>
-          </w:rPr>
-          <w:t xml:space="preserve">Theorem 2</w:t>
-        </w:r>
+        <w:del w:id="361" w:author="PR Preview" w:date="2026-01-01T00:00:00Z">
+          <w:r>
+            <w:rPr>
+              <w:rStyle w:val="Hyperlink"/>
+            </w:rPr>
+            <w:delText xml:space="preserve">Theorem 2</w:delText>
+          </w:r>
+        </w:del>
       </w:hyperlink>
-      <w:r>
-        <w:t xml:space="preserve">,</w:t>
-      </w:r>
-      <w:r>
-        <w:t xml:space="preserve"> </w:t>
-      </w:r>
-      <w:r>
-        <w:t xml:space="preserve">the bias of the sample mean</w:t>
-      </w:r>
-      <w:r>
-        <w:t xml:space="preserve"> </w:t>
-      </w:r>
+      <w:del w:id="362" w:author="PR Preview" w:date="2026-01-01T00:00:00Z">
+        <w:r>
+          <w:delText xml:space="preserve">,</w:delText>
+        </w:r>
+      </w:del>
+      <w:del w:id="363" w:author="PR Preview" w:date="2026-01-01T00:00:00Z">
+        <w:r>
+          <w:delText xml:space="preserve"> </w:delText>
+        </w:r>
+      </w:del>
+      <w:del w:id="364" w:author="PR Preview" w:date="2026-01-01T00:00:00Z">
+        <w:r>
+          <w:delText xml:space="preserve">the bias of the sample mean</w:delText>
+        </w:r>
+      </w:del>
+      <w:del w:id="365" w:author="PR Preview" w:date="2026-01-01T00:00:00Z">
+        <w:r>
+          <w:delText xml:space="preserve"> </w:delText>
+        </w:r>
+      </w:del>
       <m:oMath>
         <m:acc>
           <m:accPr>
@@ -9433,12 +11975,251 @@
           </m:e>
         </m:acc>
       </m:oMath>
-      <w:r>
-        <w:t xml:space="preserve"> </w:t>
-      </w:r>
-      <w:r>
-        <w:t xml:space="preserve">is:</w:t>
-      </w:r>
+      <w:del w:id="366" w:author="PR Preview" w:date="2026-01-01T00:00:00Z">
+        <w:r>
+          <w:delText xml:space="preserve"> </w:delText>
+        </w:r>
+      </w:del>
+      <w:del w:id="367" w:author="PR Preview" w:date="2026-01-01T00:00:00Z">
+        <w:r>
+          <w:delText xml:space="preserve">is:</w:delText>
+        </w:r>
+      </w:del>
+    </w:p>
+    <w:p>
+      <w:pPr>
+        <w:pStyle w:val="BodyText"/>
+      </w:pPr>
+      <w:ins w:id="368" w:author="PR Preview" w:date="2026-01-01T00:00:00Z">
+        <w:r>
+          <w:rPr>
+            <w:b/>
+            <w:bCs/>
+          </w:rPr>
+          <w:t xml:space="preserve">Example 8 (Bias of two estimators of a mean)</w:t>
+        </w:r>
+      </w:ins>
+      <w:ins w:id="369" w:author="PR Preview" w:date="2026-01-01T00:00:00Z">
+        <w:r>
+          <w:t xml:space="preserve"> </w:t>
+        </w:r>
+      </w:ins>
+      <w:ins w:id="370" w:author="PR Preview" w:date="2026-01-01T00:00:00Z">
+        <w:r>
+          <w:t xml:space="preserve">Let</w:t>
+        </w:r>
+      </w:ins>
+      <w:ins w:id="371" w:author="PR Preview" w:date="2026-01-01T00:00:00Z">
+        <w:r>
+          <w:t xml:space="preserve"> </w:t>
+        </w:r>
+      </w:ins>
+      <m:oMath>
+        <m:sSub>
+          <m:e>
+            <m:r>
+              <m:t>X</m:t>
+            </m:r>
+          </m:e>
+          <m:sub>
+            <m:r>
+              <m:t>1</m:t>
+            </m:r>
+          </m:sub>
+        </m:sSub>
+        <m:r>
+          <m:rPr>
+            <m:sty m:val="p"/>
+          </m:rPr>
+          <m:t>,</m:t>
+        </m:r>
+        <m:r>
+          <m:rPr>
+            <m:sty m:val="p"/>
+          </m:rPr>
+          <m:t>…</m:t>
+        </m:r>
+        <m:r>
+          <m:rPr>
+            <m:sty m:val="p"/>
+          </m:rPr>
+          <m:t>,</m:t>
+        </m:r>
+        <m:sSub>
+          <m:e>
+            <m:r>
+              <m:t>X</m:t>
+            </m:r>
+          </m:e>
+          <m:sub>
+            <m:r>
+              <m:t>n</m:t>
+            </m:r>
+          </m:sub>
+        </m:sSub>
+      </m:oMath>
+      <w:ins w:id="372" w:author="PR Preview" w:date="2026-01-01T00:00:00Z">
+        <w:r>
+          <w:t xml:space="preserve"> </w:t>
+        </w:r>
+      </w:ins>
+      <w:ins w:id="373" w:author="PR Preview" w:date="2026-01-01T00:00:00Z">
+        <w:r>
+          <w:t xml:space="preserve">each have expectation</w:t>
+        </w:r>
+      </w:ins>
+      <w:ins w:id="374" w:author="PR Preview" w:date="2026-01-01T00:00:00Z">
+        <w:r>
+          <w:t xml:space="preserve"> </w:t>
+        </w:r>
+      </w:ins>
+      <m:oMath>
+        <m:r>
+          <m:rPr>
+            <m:sty m:val="p"/>
+          </m:rPr>
+          <m:t>E</m:t>
+        </m:r>
+        <m:r>
+          <m:t>​</m:t>
+        </m:r>
+        <m:d>
+          <m:dPr>
+            <m:begChr m:val="["/>
+            <m:sepChr m:val=""/>
+            <m:endChr m:val="]"/>
+            <m:grow/>
+          </m:dPr>
+          <m:e>
+            <m:sSub>
+              <m:e>
+                <m:r>
+                  <m:t>X</m:t>
+                </m:r>
+              </m:e>
+              <m:sub>
+                <m:r>
+                  <m:t>i</m:t>
+                </m:r>
+              </m:sub>
+            </m:sSub>
+          </m:e>
+        </m:d>
+        <m:r>
+          <m:t>​</m:t>
+        </m:r>
+        <m:r>
+          <m:rPr>
+            <m:sty m:val="p"/>
+          </m:rPr>
+          <m:t>=</m:t>
+        </m:r>
+        <m:r>
+          <m:t>μ</m:t>
+        </m:r>
+      </m:oMath>
+      <w:ins w:id="375" w:author="PR Preview" w:date="2026-01-01T00:00:00Z">
+        <w:r>
+          <w:t xml:space="preserve">,</w:t>
+        </w:r>
+      </w:ins>
+      <w:ins w:id="376" w:author="PR Preview" w:date="2026-01-01T00:00:00Z">
+        <w:r>
+          <w:t xml:space="preserve"> </w:t>
+        </w:r>
+      </w:ins>
+      <w:ins w:id="377" w:author="PR Preview" w:date="2026-01-01T00:00:00Z">
+        <w:r>
+          <w:t xml:space="preserve">as in</w:t>
+        </w:r>
+      </w:ins>
+      <w:ins w:id="378" w:author="PR Preview" w:date="2026-01-01T00:00:00Z">
+        <w:r>
+          <w:t xml:space="preserve"> </w:t>
+        </w:r>
+      </w:ins>
+      <w:hyperlink w:anchor="exm-estimator">
+        <w:ins w:id="379" w:author="PR Preview" w:date="2026-01-01T00:00:00Z">
+          <w:r>
+            <w:rPr>
+              <w:rStyle w:val="Hyperlink"/>
+            </w:rPr>
+            <w:t xml:space="preserve">Example 4</w:t>
+          </w:r>
+        </w:ins>
+      </w:hyperlink>
+      <w:ins w:id="380" w:author="PR Preview" w:date="2026-01-01T00:00:00Z">
+        <w:r>
+          <w:t xml:space="preserve">.</w:t>
+        </w:r>
+      </w:ins>
+      <w:ins w:id="381" w:author="PR Preview" w:date="2026-01-01T00:00:00Z">
+        <w:r>
+          <w:t xml:space="preserve"> </w:t>
+        </w:r>
+      </w:ins>
+      <w:ins w:id="382" w:author="PR Preview" w:date="2026-01-01T00:00:00Z">
+        <w:r>
+          <w:t xml:space="preserve">By</w:t>
+        </w:r>
+      </w:ins>
+      <w:ins w:id="383" w:author="PR Preview" w:date="2026-01-01T00:00:00Z">
+        <w:r>
+          <w:t xml:space="preserve"> </w:t>
+        </w:r>
+      </w:ins>
+      <w:hyperlink w:anchor="thm-bias-exprs">
+        <w:ins w:id="384" w:author="PR Preview" w:date="2026-01-01T00:00:00Z">
+          <w:r>
+            <w:rPr>
+              <w:rStyle w:val="Hyperlink"/>
+            </w:rPr>
+            <w:t xml:space="preserve">Theorem 2</w:t>
+          </w:r>
+        </w:ins>
+      </w:hyperlink>
+      <w:ins w:id="385" w:author="PR Preview" w:date="2026-01-01T00:00:00Z">
+        <w:r>
+          <w:t xml:space="preserve">,</w:t>
+        </w:r>
+      </w:ins>
+      <w:ins w:id="386" w:author="PR Preview" w:date="2026-01-01T00:00:00Z">
+        <w:r>
+          <w:t xml:space="preserve"> </w:t>
+        </w:r>
+      </w:ins>
+      <w:ins w:id="387" w:author="PR Preview" w:date="2026-01-01T00:00:00Z">
+        <w:r>
+          <w:t xml:space="preserve">the bias of the sample mean</w:t>
+        </w:r>
+      </w:ins>
+      <w:ins w:id="388" w:author="PR Preview" w:date="2026-01-01T00:00:00Z">
+        <w:r>
+          <w:t xml:space="preserve"> </w:t>
+        </w:r>
+      </w:ins>
+      <m:oMath>
+        <m:acc>
+          <m:accPr>
+            <m:chr m:val="‾"/>
+          </m:accPr>
+          <m:e>
+            <m:r>
+              <m:t>X</m:t>
+            </m:r>
+          </m:e>
+        </m:acc>
+      </m:oMath>
+      <w:ins w:id="389" w:author="PR Preview" w:date="2026-01-01T00:00:00Z">
+        <w:r>
+          <w:t xml:space="preserve"> </w:t>
+        </w:r>
+      </w:ins>
+      <w:ins w:id="390" w:author="PR Preview" w:date="2026-01-01T00:00:00Z">
+        <w:r>
+          <w:t xml:space="preserve">is:</w:t>
+        </w:r>
+      </w:ins>
     </w:p>
     <w:p>
       <w:pPr>
@@ -14173,42 +16954,60 @@
       <w:pPr>
         <w:pStyle w:val="BodyText"/>
       </w:pPr>
-      <w:r>
-        <w:rPr>
-          <w:b/>
-          <w:bCs/>
-        </w:rPr>
-        <w:t xml:space="preserve">Example 9 (Mean squared error of two estimators of a mean)</w:t>
-      </w:r>
-      <w:r>
-        <w:t xml:space="preserve"> </w:t>
-      </w:r>
-      <w:r>
-        <w:t xml:space="preserve">Continuing</w:t>
-      </w:r>
-      <w:r>
-        <w:t xml:space="preserve"> </w:t>
-      </w:r>
+      <w:del w:id="391" w:author="PR Preview" w:date="2026-01-01T00:00:00Z">
+        <w:r>
+          <w:rPr>
+            <w:b/>
+            <w:bCs/>
+          </w:rPr>
+          <w:delText xml:space="preserve">Example 10 (Mean squared error of two estimators of a mean)</w:delText>
+        </w:r>
+      </w:del>
+      <w:del w:id="392" w:author="PR Preview" w:date="2026-01-01T00:00:00Z">
+        <w:r>
+          <w:delText xml:space="preserve"> </w:delText>
+        </w:r>
+      </w:del>
+      <w:del w:id="393" w:author="PR Preview" w:date="2026-01-01T00:00:00Z">
+        <w:r>
+          <w:delText xml:space="preserve">Continuing</w:delText>
+        </w:r>
+      </w:del>
+      <w:del w:id="394" w:author="PR Preview" w:date="2026-01-01T00:00:00Z">
+        <w:r>
+          <w:delText xml:space="preserve"> </w:delText>
+        </w:r>
+      </w:del>
       <w:hyperlink w:anchor="exm-bias-sample-mean">
-        <w:r>
-          <w:rPr>
-            <w:rStyle w:val="Hyperlink"/>
-          </w:rPr>
-          <w:t xml:space="preserve">Example 8</w:t>
-        </w:r>
+        <w:del w:id="395" w:author="PR Preview" w:date="2026-01-01T00:00:00Z">
+          <w:r>
+            <w:rPr>
+              <w:rStyle w:val="Hyperlink"/>
+            </w:rPr>
+            <w:delText xml:space="preserve">Example 9</w:delText>
+          </w:r>
+        </w:del>
       </w:hyperlink>
-      <w:r>
-        <w:t xml:space="preserve">,</w:t>
-      </w:r>
-      <w:r>
-        <w:t xml:space="preserve"> </w:t>
-      </w:r>
-      <w:r>
-        <w:t xml:space="preserve">suppose also that</w:t>
-      </w:r>
-      <w:r>
-        <w:t xml:space="preserve"> </w:t>
-      </w:r>
+      <w:del w:id="396" w:author="PR Preview" w:date="2026-01-01T00:00:00Z">
+        <w:r>
+          <w:delText xml:space="preserve">,</w:delText>
+        </w:r>
+      </w:del>
+      <w:del w:id="397" w:author="PR Preview" w:date="2026-01-01T00:00:00Z">
+        <w:r>
+          <w:delText xml:space="preserve"> </w:delText>
+        </w:r>
+      </w:del>
+      <w:del w:id="398" w:author="PR Preview" w:date="2026-01-01T00:00:00Z">
+        <w:r>
+          <w:delText xml:space="preserve">suppose also that</w:delText>
+        </w:r>
+      </w:del>
+      <w:del w:id="399" w:author="PR Preview" w:date="2026-01-01T00:00:00Z">
+        <w:r>
+          <w:delText xml:space="preserve"> </w:delText>
+        </w:r>
+      </w:del>
       <m:oMath>
         <m:sSub>
           <m:e>
@@ -14253,21 +17052,31 @@
           </m:sub>
         </m:sSub>
       </m:oMath>
-      <w:r>
-        <w:t xml:space="preserve"> </w:t>
-      </w:r>
-      <w:r>
-        <w:t xml:space="preserve">are mutually independent,</w:t>
-      </w:r>
-      <w:r>
-        <w:t xml:space="preserve"> </w:t>
-      </w:r>
-      <w:r>
-        <w:t xml:space="preserve">each with variance</w:t>
-      </w:r>
-      <w:r>
-        <w:t xml:space="preserve"> </w:t>
-      </w:r>
+      <w:del w:id="400" w:author="PR Preview" w:date="2026-01-01T00:00:00Z">
+        <w:r>
+          <w:delText xml:space="preserve"> </w:delText>
+        </w:r>
+      </w:del>
+      <w:del w:id="401" w:author="PR Preview" w:date="2026-01-01T00:00:00Z">
+        <w:r>
+          <w:delText xml:space="preserve">are mutually independent,</w:delText>
+        </w:r>
+      </w:del>
+      <w:del w:id="402" w:author="PR Preview" w:date="2026-01-01T00:00:00Z">
+        <w:r>
+          <w:delText xml:space="preserve"> </w:delText>
+        </w:r>
+      </w:del>
+      <w:del w:id="403" w:author="PR Preview" w:date="2026-01-01T00:00:00Z">
+        <w:r>
+          <w:delText xml:space="preserve">each with variance</w:delText>
+        </w:r>
+      </w:del>
+      <w:del w:id="404" w:author="PR Preview" w:date="2026-01-01T00:00:00Z">
+        <w:r>
+          <w:delText xml:space="preserve"> </w:delText>
+        </w:r>
+      </w:del>
       <m:oMath>
         <m:r>
           <m:rPr>
@@ -14322,18 +17131,26 @@
           </m:sup>
         </m:sSup>
       </m:oMath>
-      <w:r>
-        <w:t xml:space="preserve">.</w:t>
-      </w:r>
-      <w:r>
-        <w:t xml:space="preserve"> </w:t>
-      </w:r>
-      <w:r>
-        <w:t xml:space="preserve">Both</w:t>
-      </w:r>
-      <w:r>
-        <w:t xml:space="preserve"> </w:t>
-      </w:r>
+      <w:del w:id="405" w:author="PR Preview" w:date="2026-01-01T00:00:00Z">
+        <w:r>
+          <w:delText xml:space="preserve">.</w:delText>
+        </w:r>
+      </w:del>
+      <w:del w:id="406" w:author="PR Preview" w:date="2026-01-01T00:00:00Z">
+        <w:r>
+          <w:delText xml:space="preserve"> </w:delText>
+        </w:r>
+      </w:del>
+      <w:del w:id="407" w:author="PR Preview" w:date="2026-01-01T00:00:00Z">
+        <w:r>
+          <w:delText xml:space="preserve">Both</w:delText>
+        </w:r>
+      </w:del>
+      <w:del w:id="408" w:author="PR Preview" w:date="2026-01-01T00:00:00Z">
+        <w:r>
+          <w:delText xml:space="preserve"> </w:delText>
+        </w:r>
+      </w:del>
       <m:oMath>
         <m:acc>
           <m:accPr>
@@ -14346,15 +17163,21 @@
           </m:e>
         </m:acc>
       </m:oMath>
-      <w:r>
-        <w:t xml:space="preserve"> </w:t>
-      </w:r>
-      <w:r>
-        <w:t xml:space="preserve">and</w:t>
-      </w:r>
-      <w:r>
-        <w:t xml:space="preserve"> </w:t>
-      </w:r>
+      <w:del w:id="409" w:author="PR Preview" w:date="2026-01-01T00:00:00Z">
+        <w:r>
+          <w:delText xml:space="preserve"> </w:delText>
+        </w:r>
+      </w:del>
+      <w:del w:id="410" w:author="PR Preview" w:date="2026-01-01T00:00:00Z">
+        <w:r>
+          <w:delText xml:space="preserve">and</w:delText>
+        </w:r>
+      </w:del>
+      <w:del w:id="411" w:author="PR Preview" w:date="2026-01-01T00:00:00Z">
+        <w:r>
+          <w:delText xml:space="preserve"> </w:delText>
+        </w:r>
+      </w:del>
       <m:oMath>
         <m:sSub>
           <m:e>
@@ -14369,41 +17192,359 @@
           </m:sub>
         </m:sSub>
       </m:oMath>
-      <w:r>
-        <w:t xml:space="preserve"> </w:t>
-      </w:r>
-      <w:r>
-        <w:t xml:space="preserve">have zero bias,</w:t>
-      </w:r>
-      <w:r>
-        <w:t xml:space="preserve"> </w:t>
-      </w:r>
-      <w:r>
-        <w:t xml:space="preserve">so by</w:t>
-      </w:r>
-      <w:r>
-        <w:t xml:space="preserve"> </w:t>
-      </w:r>
+      <w:del w:id="412" w:author="PR Preview" w:date="2026-01-01T00:00:00Z">
+        <w:r>
+          <w:delText xml:space="preserve"> </w:delText>
+        </w:r>
+      </w:del>
+      <w:del w:id="413" w:author="PR Preview" w:date="2026-01-01T00:00:00Z">
+        <w:r>
+          <w:delText xml:space="preserve">have zero bias,</w:delText>
+        </w:r>
+      </w:del>
+      <w:del w:id="414" w:author="PR Preview" w:date="2026-01-01T00:00:00Z">
+        <w:r>
+          <w:delText xml:space="preserve"> </w:delText>
+        </w:r>
+      </w:del>
+      <w:del w:id="415" w:author="PR Preview" w:date="2026-01-01T00:00:00Z">
+        <w:r>
+          <w:delText xml:space="preserve">so by</w:delText>
+        </w:r>
+      </w:del>
+      <w:del w:id="416" w:author="PR Preview" w:date="2026-01-01T00:00:00Z">
+        <w:r>
+          <w:delText xml:space="preserve"> </w:delText>
+        </w:r>
+      </w:del>
       <w:hyperlink w:anchor="thm-mse-bias-variance">
+        <w:del w:id="417" w:author="PR Preview" w:date="2026-01-01T00:00:00Z">
+          <w:r>
+            <w:rPr>
+              <w:rStyle w:val="Hyperlink"/>
+            </w:rPr>
+            <w:delText xml:space="preserve">Theorem 3</w:delText>
+          </w:r>
+        </w:del>
+      </w:hyperlink>
+      <w:del w:id="418" w:author="PR Preview" w:date="2026-01-01T00:00:00Z">
+        <w:r>
+          <w:delText xml:space="preserve"> </w:delText>
+        </w:r>
+      </w:del>
+      <w:del w:id="419" w:author="PR Preview" w:date="2026-01-01T00:00:00Z">
+        <w:r>
+          <w:delText xml:space="preserve">each estimator’s mean squared error</w:delText>
+        </w:r>
+      </w:del>
+      <w:del w:id="420" w:author="PR Preview" w:date="2026-01-01T00:00:00Z">
+        <w:r>
+          <w:delText xml:space="preserve"> </w:delText>
+        </w:r>
+      </w:del>
+      <w:del w:id="421" w:author="PR Preview" w:date="2026-01-01T00:00:00Z">
+        <w:r>
+          <w:delText xml:space="preserve">equals its variance.</w:delText>
+        </w:r>
+      </w:del>
+    </w:p>
+    <w:p>
+      <w:pPr>
+        <w:pStyle w:val="BodyText"/>
+      </w:pPr>
+      <w:ins w:id="422" w:author="PR Preview" w:date="2026-01-01T00:00:00Z">
         <w:r>
           <w:rPr>
-            <w:rStyle w:val="Hyperlink"/>
+            <w:b/>
+            <w:bCs/>
           </w:rPr>
-          <w:t xml:space="preserve">Theorem 3</w:t>
-        </w:r>
+          <w:t xml:space="preserve">Example 9 (Mean squared error of two estimators of a mean)</w:t>
+        </w:r>
+      </w:ins>
+      <w:ins w:id="423" w:author="PR Preview" w:date="2026-01-01T00:00:00Z">
+        <w:r>
+          <w:t xml:space="preserve"> </w:t>
+        </w:r>
+      </w:ins>
+      <w:ins w:id="424" w:author="PR Preview" w:date="2026-01-01T00:00:00Z">
+        <w:r>
+          <w:t xml:space="preserve">Continuing</w:t>
+        </w:r>
+      </w:ins>
+      <w:ins w:id="425" w:author="PR Preview" w:date="2026-01-01T00:00:00Z">
+        <w:r>
+          <w:t xml:space="preserve"> </w:t>
+        </w:r>
+      </w:ins>
+      <w:hyperlink w:anchor="exm-bias-sample-mean">
+        <w:ins w:id="426" w:author="PR Preview" w:date="2026-01-01T00:00:00Z">
+          <w:r>
+            <w:rPr>
+              <w:rStyle w:val="Hyperlink"/>
+            </w:rPr>
+            <w:t xml:space="preserve">Example 8</w:t>
+          </w:r>
+        </w:ins>
       </w:hyperlink>
-      <w:r>
-        <w:t xml:space="preserve"> </w:t>
-      </w:r>
-      <w:r>
-        <w:t xml:space="preserve">each estimator’s mean squared error</w:t>
-      </w:r>
-      <w:r>
-        <w:t xml:space="preserve"> </w:t>
-      </w:r>
-      <w:r>
-        <w:t xml:space="preserve">equals its variance.</w:t>
-      </w:r>
+      <w:ins w:id="427" w:author="PR Preview" w:date="2026-01-01T00:00:00Z">
+        <w:r>
+          <w:t xml:space="preserve">,</w:t>
+        </w:r>
+      </w:ins>
+      <w:ins w:id="428" w:author="PR Preview" w:date="2026-01-01T00:00:00Z">
+        <w:r>
+          <w:t xml:space="preserve"> </w:t>
+        </w:r>
+      </w:ins>
+      <w:ins w:id="429" w:author="PR Preview" w:date="2026-01-01T00:00:00Z">
+        <w:r>
+          <w:t xml:space="preserve">suppose also that</w:t>
+        </w:r>
+      </w:ins>
+      <w:ins w:id="430" w:author="PR Preview" w:date="2026-01-01T00:00:00Z">
+        <w:r>
+          <w:t xml:space="preserve"> </w:t>
+        </w:r>
+      </w:ins>
+      <m:oMath>
+        <m:sSub>
+          <m:e>
+            <m:r>
+              <m:t>X</m:t>
+            </m:r>
+          </m:e>
+          <m:sub>
+            <m:r>
+              <m:t>1</m:t>
+            </m:r>
+          </m:sub>
+        </m:sSub>
+        <m:r>
+          <m:rPr>
+            <m:sty m:val="p"/>
+          </m:rPr>
+          <m:t>,</m:t>
+        </m:r>
+        <m:r>
+          <m:rPr>
+            <m:sty m:val="p"/>
+          </m:rPr>
+          <m:t>…</m:t>
+        </m:r>
+        <m:r>
+          <m:rPr>
+            <m:sty m:val="p"/>
+          </m:rPr>
+          <m:t>,</m:t>
+        </m:r>
+        <m:sSub>
+          <m:e>
+            <m:r>
+              <m:t>X</m:t>
+            </m:r>
+          </m:e>
+          <m:sub>
+            <m:r>
+              <m:t>n</m:t>
+            </m:r>
+          </m:sub>
+        </m:sSub>
+      </m:oMath>
+      <w:ins w:id="431" w:author="PR Preview" w:date="2026-01-01T00:00:00Z">
+        <w:r>
+          <w:t xml:space="preserve"> </w:t>
+        </w:r>
+      </w:ins>
+      <w:ins w:id="432" w:author="PR Preview" w:date="2026-01-01T00:00:00Z">
+        <w:r>
+          <w:t xml:space="preserve">are mutually independent,</w:t>
+        </w:r>
+      </w:ins>
+      <w:ins w:id="433" w:author="PR Preview" w:date="2026-01-01T00:00:00Z">
+        <w:r>
+          <w:t xml:space="preserve"> </w:t>
+        </w:r>
+      </w:ins>
+      <w:ins w:id="434" w:author="PR Preview" w:date="2026-01-01T00:00:00Z">
+        <w:r>
+          <w:t xml:space="preserve">each with variance</w:t>
+        </w:r>
+      </w:ins>
+      <w:ins w:id="435" w:author="PR Preview" w:date="2026-01-01T00:00:00Z">
+        <w:r>
+          <w:t xml:space="preserve"> </w:t>
+        </w:r>
+      </w:ins>
+      <m:oMath>
+        <m:r>
+          <m:rPr>
+            <m:sty m:val="p"/>
+          </m:rPr>
+          <m:t>Var</m:t>
+        </m:r>
+        <m:r>
+          <m:t>​</m:t>
+        </m:r>
+        <m:d>
+          <m:dPr>
+            <m:begChr m:val="("/>
+            <m:sepChr m:val=""/>
+            <m:endChr m:val=")"/>
+            <m:grow/>
+          </m:dPr>
+          <m:e>
+            <m:sSub>
+              <m:e>
+                <m:r>
+                  <m:t>X</m:t>
+                </m:r>
+              </m:e>
+              <m:sub>
+                <m:r>
+                  <m:t>i</m:t>
+                </m:r>
+              </m:sub>
+            </m:sSub>
+          </m:e>
+        </m:d>
+        <m:r>
+          <m:t>​</m:t>
+        </m:r>
+        <m:r>
+          <m:rPr>
+            <m:sty m:val="p"/>
+          </m:rPr>
+          <m:t>=</m:t>
+        </m:r>
+        <m:sSup>
+          <m:e>
+            <m:r>
+              <m:t>σ</m:t>
+            </m:r>
+          </m:e>
+          <m:sup>
+            <m:r>
+              <m:t>2</m:t>
+            </m:r>
+          </m:sup>
+        </m:sSup>
+      </m:oMath>
+      <w:ins w:id="436" w:author="PR Preview" w:date="2026-01-01T00:00:00Z">
+        <w:r>
+          <w:t xml:space="preserve">.</w:t>
+        </w:r>
+      </w:ins>
+      <w:ins w:id="437" w:author="PR Preview" w:date="2026-01-01T00:00:00Z">
+        <w:r>
+          <w:t xml:space="preserve"> </w:t>
+        </w:r>
+      </w:ins>
+      <w:ins w:id="438" w:author="PR Preview" w:date="2026-01-01T00:00:00Z">
+        <w:r>
+          <w:t xml:space="preserve">Both</w:t>
+        </w:r>
+      </w:ins>
+      <w:ins w:id="439" w:author="PR Preview" w:date="2026-01-01T00:00:00Z">
+        <w:r>
+          <w:t xml:space="preserve"> </w:t>
+        </w:r>
+      </w:ins>
+      <m:oMath>
+        <m:acc>
+          <m:accPr>
+            <m:chr m:val="‾"/>
+          </m:accPr>
+          <m:e>
+            <m:r>
+              <m:t>X</m:t>
+            </m:r>
+          </m:e>
+        </m:acc>
+      </m:oMath>
+      <w:ins w:id="440" w:author="PR Preview" w:date="2026-01-01T00:00:00Z">
+        <w:r>
+          <w:t xml:space="preserve"> </w:t>
+        </w:r>
+      </w:ins>
+      <w:ins w:id="441" w:author="PR Preview" w:date="2026-01-01T00:00:00Z">
+        <w:r>
+          <w:t xml:space="preserve">and</w:t>
+        </w:r>
+      </w:ins>
+      <w:ins w:id="442" w:author="PR Preview" w:date="2026-01-01T00:00:00Z">
+        <w:r>
+          <w:t xml:space="preserve"> </w:t>
+        </w:r>
+      </w:ins>
+      <m:oMath>
+        <m:sSub>
+          <m:e>
+            <m:r>
+              <m:t>X</m:t>
+            </m:r>
+          </m:e>
+          <m:sub>
+            <m:r>
+              <m:t>1</m:t>
+            </m:r>
+          </m:sub>
+        </m:sSub>
+      </m:oMath>
+      <w:ins w:id="443" w:author="PR Preview" w:date="2026-01-01T00:00:00Z">
+        <w:r>
+          <w:t xml:space="preserve"> </w:t>
+        </w:r>
+      </w:ins>
+      <w:ins w:id="444" w:author="PR Preview" w:date="2026-01-01T00:00:00Z">
+        <w:r>
+          <w:t xml:space="preserve">have zero bias,</w:t>
+        </w:r>
+      </w:ins>
+      <w:ins w:id="445" w:author="PR Preview" w:date="2026-01-01T00:00:00Z">
+        <w:r>
+          <w:t xml:space="preserve"> </w:t>
+        </w:r>
+      </w:ins>
+      <w:ins w:id="446" w:author="PR Preview" w:date="2026-01-01T00:00:00Z">
+        <w:r>
+          <w:t xml:space="preserve">so by</w:t>
+        </w:r>
+      </w:ins>
+      <w:ins w:id="447" w:author="PR Preview" w:date="2026-01-01T00:00:00Z">
+        <w:r>
+          <w:t xml:space="preserve"> </w:t>
+        </w:r>
+      </w:ins>
+      <w:hyperlink w:anchor="thm-mse-bias-variance">
+        <w:ins w:id="448" w:author="PR Preview" w:date="2026-01-01T00:00:00Z">
+          <w:r>
+            <w:rPr>
+              <w:rStyle w:val="Hyperlink"/>
+            </w:rPr>
+            <w:t xml:space="preserve">Theorem 3</w:t>
+          </w:r>
+        </w:ins>
+      </w:hyperlink>
+      <w:ins w:id="449" w:author="PR Preview" w:date="2026-01-01T00:00:00Z">
+        <w:r>
+          <w:t xml:space="preserve"> </w:t>
+        </w:r>
+      </w:ins>
+      <w:ins w:id="450" w:author="PR Preview" w:date="2026-01-01T00:00:00Z">
+        <w:r>
+          <w:t xml:space="preserve">each estimator’s mean squared error</w:t>
+        </w:r>
+      </w:ins>
+      <w:ins w:id="451" w:author="PR Preview" w:date="2026-01-01T00:00:00Z">
+        <w:r>
+          <w:t xml:space="preserve"> </w:t>
+        </w:r>
+      </w:ins>
+      <w:ins w:id="452" w:author="PR Preview" w:date="2026-01-01T00:00:00Z">
+        <w:r>
+          <w:t xml:space="preserve">equals its variance.</w:t>
+        </w:r>
+      </w:ins>
     </w:p>
     <w:p>
       <w:pPr>
@@ -16005,38 +19146,56 @@
       <w:pPr>
         <w:pStyle w:val="FirstParagraph"/>
       </w:pPr>
-      <w:r>
-        <w:t xml:space="preserve">It has the same units as the estimand.</w:t>
-      </w:r>
-      <w:r>
-        <w:t xml:space="preserve"> </w:t>
-      </w:r>
-      <w:r>
-        <w:t xml:space="preserve">In</w:t>
-      </w:r>
-      <w:r>
-        <w:t xml:space="preserve"> </w:t>
-      </w:r>
+      <w:del w:id="453" w:author="PR Preview" w:date="2026-01-01T00:00:00Z">
+        <w:r>
+          <w:delText xml:space="preserve">It has the same units as the estimand.</w:delText>
+        </w:r>
+      </w:del>
+      <w:del w:id="454" w:author="PR Preview" w:date="2026-01-01T00:00:00Z">
+        <w:r>
+          <w:delText xml:space="preserve"> </w:delText>
+        </w:r>
+      </w:del>
+      <w:del w:id="455" w:author="PR Preview" w:date="2026-01-01T00:00:00Z">
+        <w:r>
+          <w:delText xml:space="preserve">In</w:delText>
+        </w:r>
+      </w:del>
+      <w:del w:id="456" w:author="PR Preview" w:date="2026-01-01T00:00:00Z">
+        <w:r>
+          <w:delText xml:space="preserve"> </w:delText>
+        </w:r>
+      </w:del>
       <w:hyperlink w:anchor="exm-mse-sample-mean">
-        <w:r>
-          <w:rPr>
-            <w:rStyle w:val="Hyperlink"/>
-          </w:rPr>
-          <w:t xml:space="preserve">Example 9</w:t>
-        </w:r>
+        <w:del w:id="457" w:author="PR Preview" w:date="2026-01-01T00:00:00Z">
+          <w:r>
+            <w:rPr>
+              <w:rStyle w:val="Hyperlink"/>
+            </w:rPr>
+            <w:delText xml:space="preserve">Example 10</w:delText>
+          </w:r>
+        </w:del>
       </w:hyperlink>
-      <w:r>
-        <w:t xml:space="preserve">,</w:t>
-      </w:r>
-      <w:r>
-        <w:t xml:space="preserve"> </w:t>
-      </w:r>
-      <w:r>
-        <w:t xml:space="preserve">the root mean squared error of</w:t>
-      </w:r>
-      <w:r>
-        <w:t xml:space="preserve"> </w:t>
-      </w:r>
+      <w:del w:id="458" w:author="PR Preview" w:date="2026-01-01T00:00:00Z">
+        <w:r>
+          <w:delText xml:space="preserve">,</w:delText>
+        </w:r>
+      </w:del>
+      <w:del w:id="459" w:author="PR Preview" w:date="2026-01-01T00:00:00Z">
+        <w:r>
+          <w:delText xml:space="preserve"> </w:delText>
+        </w:r>
+      </w:del>
+      <w:del w:id="460" w:author="PR Preview" w:date="2026-01-01T00:00:00Z">
+        <w:r>
+          <w:delText xml:space="preserve">the root mean squared error of</w:delText>
+        </w:r>
+      </w:del>
+      <w:del w:id="461" w:author="PR Preview" w:date="2026-01-01T00:00:00Z">
+        <w:r>
+          <w:delText xml:space="preserve"> </w:delText>
+        </w:r>
+      </w:del>
       <m:oMath>
         <m:acc>
           <m:accPr>
@@ -16049,15 +19208,21 @@
           </m:e>
         </m:acc>
       </m:oMath>
-      <w:r>
-        <w:t xml:space="preserve"> </w:t>
-      </w:r>
-      <w:r>
-        <w:t xml:space="preserve">is</w:t>
-      </w:r>
-      <w:r>
-        <w:t xml:space="preserve"> </w:t>
-      </w:r>
+      <w:del w:id="462" w:author="PR Preview" w:date="2026-01-01T00:00:00Z">
+        <w:r>
+          <w:delText xml:space="preserve"> </w:delText>
+        </w:r>
+      </w:del>
+      <w:del w:id="463" w:author="PR Preview" w:date="2026-01-01T00:00:00Z">
+        <w:r>
+          <w:delText xml:space="preserve">is</w:delText>
+        </w:r>
+      </w:del>
+      <w:del w:id="464" w:author="PR Preview" w:date="2026-01-01T00:00:00Z">
+        <w:r>
+          <w:delText xml:space="preserve"> </w:delText>
+        </w:r>
+      </w:del>
       <m:oMath>
         <m:r>
           <m:t>σ</m:t>
@@ -16080,9 +19245,120 @@
           </m:e>
         </m:rad>
       </m:oMath>
-      <w:r>
-        <w:t xml:space="preserve">.</w:t>
-      </w:r>
+      <w:del w:id="465" w:author="PR Preview" w:date="2026-01-01T00:00:00Z">
+        <w:r>
+          <w:delText xml:space="preserve">.</w:delText>
+        </w:r>
+      </w:del>
+    </w:p>
+    <w:p>
+      <w:pPr>
+        <w:pStyle w:val="FirstParagraph"/>
+      </w:pPr>
+      <w:ins w:id="466" w:author="PR Preview" w:date="2026-01-01T00:00:00Z">
+        <w:r>
+          <w:t xml:space="preserve">It has the same units as the estimand.</w:t>
+        </w:r>
+      </w:ins>
+      <w:ins w:id="467" w:author="PR Preview" w:date="2026-01-01T00:00:00Z">
+        <w:r>
+          <w:t xml:space="preserve"> </w:t>
+        </w:r>
+      </w:ins>
+      <w:ins w:id="468" w:author="PR Preview" w:date="2026-01-01T00:00:00Z">
+        <w:r>
+          <w:t xml:space="preserve">In</w:t>
+        </w:r>
+      </w:ins>
+      <w:ins w:id="469" w:author="PR Preview" w:date="2026-01-01T00:00:00Z">
+        <w:r>
+          <w:t xml:space="preserve"> </w:t>
+        </w:r>
+      </w:ins>
+      <w:hyperlink w:anchor="exm-mse-sample-mean">
+        <w:ins w:id="470" w:author="PR Preview" w:date="2026-01-01T00:00:00Z">
+          <w:r>
+            <w:rPr>
+              <w:rStyle w:val="Hyperlink"/>
+            </w:rPr>
+            <w:t xml:space="preserve">Example 9</w:t>
+          </w:r>
+        </w:ins>
+      </w:hyperlink>
+      <w:ins w:id="471" w:author="PR Preview" w:date="2026-01-01T00:00:00Z">
+        <w:r>
+          <w:t xml:space="preserve">,</w:t>
+        </w:r>
+      </w:ins>
+      <w:ins w:id="472" w:author="PR Preview" w:date="2026-01-01T00:00:00Z">
+        <w:r>
+          <w:t xml:space="preserve"> </w:t>
+        </w:r>
+      </w:ins>
+      <w:ins w:id="473" w:author="PR Preview" w:date="2026-01-01T00:00:00Z">
+        <w:r>
+          <w:t xml:space="preserve">the root mean squared error of</w:t>
+        </w:r>
+      </w:ins>
+      <w:ins w:id="474" w:author="PR Preview" w:date="2026-01-01T00:00:00Z">
+        <w:r>
+          <w:t xml:space="preserve"> </w:t>
+        </w:r>
+      </w:ins>
+      <m:oMath>
+        <m:acc>
+          <m:accPr>
+            <m:chr m:val="‾"/>
+          </m:accPr>
+          <m:e>
+            <m:r>
+              <m:t>X</m:t>
+            </m:r>
+          </m:e>
+        </m:acc>
+      </m:oMath>
+      <w:ins w:id="475" w:author="PR Preview" w:date="2026-01-01T00:00:00Z">
+        <w:r>
+          <w:t xml:space="preserve"> </w:t>
+        </w:r>
+      </w:ins>
+      <w:ins w:id="476" w:author="PR Preview" w:date="2026-01-01T00:00:00Z">
+        <w:r>
+          <w:t xml:space="preserve">is</w:t>
+        </w:r>
+      </w:ins>
+      <w:ins w:id="477" w:author="PR Preview" w:date="2026-01-01T00:00:00Z">
+        <w:r>
+          <w:t xml:space="preserve"> </w:t>
+        </w:r>
+      </w:ins>
+      <m:oMath>
+        <m:r>
+          <m:t>σ</m:t>
+        </m:r>
+        <m:r>
+          <m:rPr>
+            <m:sty m:val="p"/>
+          </m:rPr>
+          <m:t>/</m:t>
+        </m:r>
+        <m:rad>
+          <m:radPr>
+            <m:degHide m:val="on"/>
+          </m:radPr>
+          <m:deg/>
+          <m:e>
+            <m:r>
+              <m:t>n</m:t>
+            </m:r>
+          </m:e>
+        </m:rad>
+      </m:oMath>
+      <w:ins w:id="478" w:author="PR Preview" w:date="2026-01-01T00:00:00Z">
+        <w:r>
+          <w:t xml:space="preserve">.</w:t>
+        </w:r>
+      </w:ins>
     </w:p>
     <w:bookmarkEnd w:id="78"/>
     <w:bookmarkEnd w:id="79"/>
@@ -16248,36 +19524,50 @@
       <w:pPr>
         <w:pStyle w:val="BodyText"/>
       </w:pPr>
-      <w:r>
-        <w:rPr>
-          <w:b/>
-          <w:bCs/>
-        </w:rPr>
-        <w:t xml:space="preserve">Example 10 (The sample mean is unbiased)</w:t>
-      </w:r>
-      <w:r>
-        <w:t xml:space="preserve"> </w:t>
-      </w:r>
-      <w:r>
-        <w:t xml:space="preserve">By</w:t>
-      </w:r>
-      <w:r>
-        <w:t xml:space="preserve"> </w:t>
-      </w:r>
+      <w:del w:id="479" w:author="PR Preview" w:date="2026-01-01T00:00:00Z">
+        <w:r>
+          <w:rPr>
+            <w:b/>
+            <w:bCs/>
+          </w:rPr>
+          <w:delText xml:space="preserve">Example 11 (The sample mean is unbiased)</w:delText>
+        </w:r>
+      </w:del>
+      <w:del w:id="480" w:author="PR Preview" w:date="2026-01-01T00:00:00Z">
+        <w:r>
+          <w:delText xml:space="preserve"> </w:delText>
+        </w:r>
+      </w:del>
+      <w:del w:id="481" w:author="PR Preview" w:date="2026-01-01T00:00:00Z">
+        <w:r>
+          <w:delText xml:space="preserve">By</w:delText>
+        </w:r>
+      </w:del>
+      <w:del w:id="482" w:author="PR Preview" w:date="2026-01-01T00:00:00Z">
+        <w:r>
+          <w:delText xml:space="preserve"> </w:delText>
+        </w:r>
+      </w:del>
       <w:hyperlink w:anchor="exm-bias-sample-mean">
-        <w:r>
-          <w:rPr>
-            <w:rStyle w:val="Hyperlink"/>
-          </w:rPr>
-          <w:t xml:space="preserve">Example 8</w:t>
-        </w:r>
+        <w:del w:id="483" w:author="PR Preview" w:date="2026-01-01T00:00:00Z">
+          <w:r>
+            <w:rPr>
+              <w:rStyle w:val="Hyperlink"/>
+            </w:rPr>
+            <w:delText xml:space="preserve">Example 9</w:delText>
+          </w:r>
+        </w:del>
       </w:hyperlink>
-      <w:r>
-        <w:t xml:space="preserve">,</w:t>
-      </w:r>
-      <w:r>
-        <w:t xml:space="preserve"> </w:t>
-      </w:r>
+      <w:del w:id="484" w:author="PR Preview" w:date="2026-01-01T00:00:00Z">
+        <w:r>
+          <w:delText xml:space="preserve">,</w:delText>
+        </w:r>
+      </w:del>
+      <w:del w:id="485" w:author="PR Preview" w:date="2026-01-01T00:00:00Z">
+        <w:r>
+          <w:delText xml:space="preserve"> </w:delText>
+        </w:r>
+      </w:del>
       <m:oMath>
         <m:r>
           <m:rPr>
@@ -16321,15 +19611,21 @@
           <m:t>0</m:t>
         </m:r>
       </m:oMath>
-      <w:r>
-        <w:t xml:space="preserve"> </w:t>
-      </w:r>
-      <w:r>
-        <w:t xml:space="preserve">and</w:t>
-      </w:r>
-      <w:r>
-        <w:t xml:space="preserve"> </w:t>
-      </w:r>
+      <w:del w:id="486" w:author="PR Preview" w:date="2026-01-01T00:00:00Z">
+        <w:r>
+          <w:delText xml:space="preserve"> </w:delText>
+        </w:r>
+      </w:del>
+      <w:del w:id="487" w:author="PR Preview" w:date="2026-01-01T00:00:00Z">
+        <w:r>
+          <w:delText xml:space="preserve">and</w:delText>
+        </w:r>
+      </w:del>
+      <w:del w:id="488" w:author="PR Preview" w:date="2026-01-01T00:00:00Z">
+        <w:r>
+          <w:delText xml:space="preserve"> </w:delText>
+        </w:r>
+      </w:del>
       <m:oMath>
         <m:r>
           <m:rPr>
@@ -16375,18 +19671,26 @@
           <m:t>0</m:t>
         </m:r>
       </m:oMath>
-      <w:r>
-        <w:t xml:space="preserve">,</w:t>
-      </w:r>
-      <w:r>
-        <w:t xml:space="preserve"> </w:t>
-      </w:r>
-      <w:r>
-        <w:t xml:space="preserve">so both the sample mean</w:t>
-      </w:r>
-      <w:r>
-        <w:t xml:space="preserve"> </w:t>
-      </w:r>
+      <w:del w:id="489" w:author="PR Preview" w:date="2026-01-01T00:00:00Z">
+        <w:r>
+          <w:delText xml:space="preserve">,</w:delText>
+        </w:r>
+      </w:del>
+      <w:del w:id="490" w:author="PR Preview" w:date="2026-01-01T00:00:00Z">
+        <w:r>
+          <w:delText xml:space="preserve"> </w:delText>
+        </w:r>
+      </w:del>
+      <w:del w:id="491" w:author="PR Preview" w:date="2026-01-01T00:00:00Z">
+        <w:r>
+          <w:delText xml:space="preserve">so both the sample mean</w:delText>
+        </w:r>
+      </w:del>
+      <w:del w:id="492" w:author="PR Preview" w:date="2026-01-01T00:00:00Z">
+        <w:r>
+          <w:delText xml:space="preserve"> </w:delText>
+        </w:r>
+      </w:del>
       <m:oMath>
         <m:acc>
           <m:accPr>
@@ -16399,15 +19703,21 @@
           </m:e>
         </m:acc>
       </m:oMath>
-      <w:r>
-        <w:t xml:space="preserve"> </w:t>
-      </w:r>
-      <w:r>
-        <w:t xml:space="preserve">and the single-observation estimator</w:t>
-      </w:r>
-      <w:r>
-        <w:t xml:space="preserve"> </w:t>
-      </w:r>
+      <w:del w:id="493" w:author="PR Preview" w:date="2026-01-01T00:00:00Z">
+        <w:r>
+          <w:delText xml:space="preserve"> </w:delText>
+        </w:r>
+      </w:del>
+      <w:del w:id="494" w:author="PR Preview" w:date="2026-01-01T00:00:00Z">
+        <w:r>
+          <w:delText xml:space="preserve">and the single-observation estimator</w:delText>
+        </w:r>
+      </w:del>
+      <w:del w:id="495" w:author="PR Preview" w:date="2026-01-01T00:00:00Z">
+        <w:r>
+          <w:delText xml:space="preserve"> </w:delText>
+        </w:r>
+      </w:del>
       <m:oMath>
         <m:sSub>
           <m:e>
@@ -16422,63 +19732,85 @@
           </m:sub>
         </m:sSub>
       </m:oMath>
-      <w:r>
-        <w:t xml:space="preserve"> </w:t>
-      </w:r>
-      <w:r>
-        <w:t xml:space="preserve">are</w:t>
-      </w:r>
-      <w:r>
-        <w:t xml:space="preserve"> </w:t>
-      </w:r>
+      <w:del w:id="496" w:author="PR Preview" w:date="2026-01-01T00:00:00Z">
+        <w:r>
+          <w:delText xml:space="preserve"> </w:delText>
+        </w:r>
+      </w:del>
+      <w:del w:id="497" w:author="PR Preview" w:date="2026-01-01T00:00:00Z">
+        <w:r>
+          <w:delText xml:space="preserve">are</w:delText>
+        </w:r>
+      </w:del>
+      <w:del w:id="498" w:author="PR Preview" w:date="2026-01-01T00:00:00Z">
+        <w:r>
+          <w:delText xml:space="preserve"> </w:delText>
+        </w:r>
+      </w:del>
       <w:hyperlink w:anchor="def-unbiased">
-        <w:r>
-          <w:rPr>
-            <w:rStyle w:val="Hyperlink"/>
-          </w:rPr>
-          <w:t xml:space="preserve">unbiased</w:t>
-        </w:r>
+        <w:del w:id="499" w:author="PR Preview" w:date="2026-01-01T00:00:00Z">
+          <w:r>
+            <w:rPr>
+              <w:rStyle w:val="Hyperlink"/>
+            </w:rPr>
+            <w:delText xml:space="preserve">unbiased</w:delText>
+          </w:r>
+        </w:del>
       </w:hyperlink>
-      <w:r>
-        <w:t xml:space="preserve"> </w:t>
-      </w:r>
-      <w:r>
-        <w:t xml:space="preserve">estimators of</w:t>
-      </w:r>
-      <w:r>
-        <w:t xml:space="preserve"> </w:t>
-      </w:r>
+      <w:del w:id="500" w:author="PR Preview" w:date="2026-01-01T00:00:00Z">
+        <w:r>
+          <w:delText xml:space="preserve"> </w:delText>
+        </w:r>
+      </w:del>
+      <w:del w:id="501" w:author="PR Preview" w:date="2026-01-01T00:00:00Z">
+        <w:r>
+          <w:delText xml:space="preserve">estimators of</w:delText>
+        </w:r>
+      </w:del>
+      <w:del w:id="502" w:author="PR Preview" w:date="2026-01-01T00:00:00Z">
+        <w:r>
+          <w:delText xml:space="preserve"> </w:delText>
+        </w:r>
+      </w:del>
       <m:oMath>
         <m:r>
           <m:t>μ</m:t>
         </m:r>
       </m:oMath>
-      <w:r>
-        <w:t xml:space="preserve">.</w:t>
-      </w:r>
+      <w:del w:id="503" w:author="PR Preview" w:date="2026-01-01T00:00:00Z">
+        <w:r>
+          <w:delText xml:space="preserve">.</w:delText>
+        </w:r>
+      </w:del>
     </w:p>
-    <w:bookmarkEnd w:id="81"/>
-    <w:bookmarkStart w:id="83" w:name="exm-biased-variance-mle"/>
     <w:p>
       <w:pPr>
         <w:pStyle w:val="BodyText"/>
       </w:pPr>
-      <w:r>
-        <w:rPr>
-          <w:b/>
-          <w:bCs/>
-        </w:rPr>
-        <w:t xml:space="preserve">Example 11 (A biased estimator of the variance)</w:t>
-      </w:r>
-      <w:r>
-        <w:t xml:space="preserve"> </w:t>
-      </w:r>
-      <w:r>
-        <w:t xml:space="preserve">Let</w:t>
-      </w:r>
-      <w:r>
-        <w:t xml:space="preserve"> </w:t>
-      </w:r>
+      <w:del w:id="504" w:author="PR Preview" w:date="2026-01-01T00:00:00Z">
+        <w:r>
+          <w:rPr>
+            <w:b/>
+            <w:bCs/>
+          </w:rPr>
+          <w:delText xml:space="preserve">Example 12 (A biased estimator of the variance)</w:delText>
+        </w:r>
+      </w:del>
+      <w:del w:id="505" w:author="PR Preview" w:date="2026-01-01T00:00:00Z">
+        <w:r>
+          <w:delText xml:space="preserve"> </w:delText>
+        </w:r>
+      </w:del>
+      <w:del w:id="506" w:author="PR Preview" w:date="2026-01-01T00:00:00Z">
+        <w:r>
+          <w:delText xml:space="preserve">Let</w:delText>
+        </w:r>
+      </w:del>
+      <w:del w:id="507" w:author="PR Preview" w:date="2026-01-01T00:00:00Z">
+        <w:r>
+          <w:delText xml:space="preserve"> </w:delText>
+        </w:r>
+      </w:del>
       <m:oMath>
         <m:sSub>
           <m:e>
@@ -16523,35 +19855,51 @@
           </m:sub>
         </m:sSub>
       </m:oMath>
-      <w:r>
-        <w:t xml:space="preserve"> </w:t>
-      </w:r>
-      <w:r>
-        <w:t xml:space="preserve">be mutually independent,</w:t>
-      </w:r>
-      <w:r>
-        <w:t xml:space="preserve"> </w:t>
-      </w:r>
-      <w:r>
-        <w:t xml:space="preserve">each with expectation</w:t>
-      </w:r>
-      <w:r>
-        <w:t xml:space="preserve"> </w:t>
-      </w:r>
+      <w:del w:id="508" w:author="PR Preview" w:date="2026-01-01T00:00:00Z">
+        <w:r>
+          <w:delText xml:space="preserve"> </w:delText>
+        </w:r>
+      </w:del>
+      <w:del w:id="509" w:author="PR Preview" w:date="2026-01-01T00:00:00Z">
+        <w:r>
+          <w:delText xml:space="preserve">be mutually independent,</w:delText>
+        </w:r>
+      </w:del>
+      <w:del w:id="510" w:author="PR Preview" w:date="2026-01-01T00:00:00Z">
+        <w:r>
+          <w:delText xml:space="preserve"> </w:delText>
+        </w:r>
+      </w:del>
+      <w:del w:id="511" w:author="PR Preview" w:date="2026-01-01T00:00:00Z">
+        <w:r>
+          <w:delText xml:space="preserve">each with expectation</w:delText>
+        </w:r>
+      </w:del>
+      <w:del w:id="512" w:author="PR Preview" w:date="2026-01-01T00:00:00Z">
+        <w:r>
+          <w:delText xml:space="preserve"> </w:delText>
+        </w:r>
+      </w:del>
       <m:oMath>
         <m:r>
           <m:t>μ</m:t>
         </m:r>
       </m:oMath>
-      <w:r>
-        <w:t xml:space="preserve"> </w:t>
-      </w:r>
-      <w:r>
-        <w:t xml:space="preserve">and variance</w:t>
-      </w:r>
-      <w:r>
-        <w:t xml:space="preserve"> </w:t>
-      </w:r>
+      <w:del w:id="513" w:author="PR Preview" w:date="2026-01-01T00:00:00Z">
+        <w:r>
+          <w:delText xml:space="preserve"> </w:delText>
+        </w:r>
+      </w:del>
+      <w:del w:id="514" w:author="PR Preview" w:date="2026-01-01T00:00:00Z">
+        <w:r>
+          <w:delText xml:space="preserve">and variance</w:delText>
+        </w:r>
+      </w:del>
+      <w:del w:id="515" w:author="PR Preview" w:date="2026-01-01T00:00:00Z">
+        <w:r>
+          <w:delText xml:space="preserve"> </w:delText>
+        </w:r>
+      </w:del>
       <m:oMath>
         <m:sSup>
           <m:e>
@@ -16566,18 +19914,26 @@
           </m:sup>
         </m:sSup>
       </m:oMath>
-      <w:r>
-        <w:t xml:space="preserve">,</w:t>
-      </w:r>
-      <w:r>
-        <w:t xml:space="preserve"> </w:t>
-      </w:r>
-      <w:r>
-        <w:t xml:space="preserve">and let</w:t>
-      </w:r>
-      <w:r>
-        <w:t xml:space="preserve"> </w:t>
-      </w:r>
+      <w:del w:id="516" w:author="PR Preview" w:date="2026-01-01T00:00:00Z">
+        <w:r>
+          <w:delText xml:space="preserve">,</w:delText>
+        </w:r>
+      </w:del>
+      <w:del w:id="517" w:author="PR Preview" w:date="2026-01-01T00:00:00Z">
+        <w:r>
+          <w:delText xml:space="preserve"> </w:delText>
+        </w:r>
+      </w:del>
+      <w:del w:id="518" w:author="PR Preview" w:date="2026-01-01T00:00:00Z">
+        <w:r>
+          <w:delText xml:space="preserve">and let</w:delText>
+        </w:r>
+      </w:del>
+      <w:del w:id="519" w:author="PR Preview" w:date="2026-01-01T00:00:00Z">
+        <w:r>
+          <w:delText xml:space="preserve"> </w:delText>
+        </w:r>
+      </w:del>
       <m:oMath>
         <m:r>
           <m:t>n</m:t>
@@ -16592,18 +19948,26 @@
           <m:t>2</m:t>
         </m:r>
       </m:oMath>
-      <w:r>
-        <w:t xml:space="preserve">.</w:t>
-      </w:r>
-      <w:r>
-        <w:t xml:space="preserve"> </w:t>
-      </w:r>
-      <w:r>
-        <w:t xml:space="preserve">Consider two estimators of</w:t>
-      </w:r>
-      <w:r>
-        <w:t xml:space="preserve"> </w:t>
-      </w:r>
+      <w:del w:id="520" w:author="PR Preview" w:date="2026-01-01T00:00:00Z">
+        <w:r>
+          <w:delText xml:space="preserve">.</w:delText>
+        </w:r>
+      </w:del>
+      <w:del w:id="521" w:author="PR Preview" w:date="2026-01-01T00:00:00Z">
+        <w:r>
+          <w:delText xml:space="preserve"> </w:delText>
+        </w:r>
+      </w:del>
+      <w:del w:id="522" w:author="PR Preview" w:date="2026-01-01T00:00:00Z">
+        <w:r>
+          <w:delText xml:space="preserve">Consider two estimators of</w:delText>
+        </w:r>
+      </w:del>
+      <w:del w:id="523" w:author="PR Preview" w:date="2026-01-01T00:00:00Z">
+        <w:r>
+          <w:delText xml:space="preserve"> </w:delText>
+        </w:r>
+      </w:del>
       <m:oMath>
         <m:sSup>
           <m:e>
@@ -16618,9 +19982,481 @@
           </m:sup>
         </m:sSup>
       </m:oMath>
-      <w:r>
-        <w:t xml:space="preserve">:</w:t>
-      </w:r>
+      <w:del w:id="524" w:author="PR Preview" w:date="2026-01-01T00:00:00Z">
+        <w:r>
+          <w:delText xml:space="preserve">:</w:delText>
+        </w:r>
+      </w:del>
+    </w:p>
+    <w:p>
+      <w:pPr>
+        <w:pStyle w:val="BodyText"/>
+      </w:pPr>
+      <w:ins w:id="525" w:author="PR Preview" w:date="2026-01-01T00:00:00Z">
+        <w:r>
+          <w:rPr>
+            <w:b/>
+            <w:bCs/>
+          </w:rPr>
+          <w:t xml:space="preserve">Example 10 (The sample mean is unbiased)</w:t>
+        </w:r>
+      </w:ins>
+      <w:ins w:id="526" w:author="PR Preview" w:date="2026-01-01T00:00:00Z">
+        <w:r>
+          <w:t xml:space="preserve"> </w:t>
+        </w:r>
+      </w:ins>
+      <w:ins w:id="527" w:author="PR Preview" w:date="2026-01-01T00:00:00Z">
+        <w:r>
+          <w:t xml:space="preserve">By</w:t>
+        </w:r>
+      </w:ins>
+      <w:ins w:id="528" w:author="PR Preview" w:date="2026-01-01T00:00:00Z">
+        <w:r>
+          <w:t xml:space="preserve"> </w:t>
+        </w:r>
+      </w:ins>
+      <w:hyperlink w:anchor="exm-bias-sample-mean">
+        <w:ins w:id="529" w:author="PR Preview" w:date="2026-01-01T00:00:00Z">
+          <w:r>
+            <w:rPr>
+              <w:rStyle w:val="Hyperlink"/>
+            </w:rPr>
+            <w:t xml:space="preserve">Example 8</w:t>
+          </w:r>
+        </w:ins>
+      </w:hyperlink>
+      <w:ins w:id="530" w:author="PR Preview" w:date="2026-01-01T00:00:00Z">
+        <w:r>
+          <w:t xml:space="preserve">,</w:t>
+        </w:r>
+      </w:ins>
+      <w:ins w:id="531" w:author="PR Preview" w:date="2026-01-01T00:00:00Z">
+        <w:r>
+          <w:t xml:space="preserve"> </w:t>
+        </w:r>
+      </w:ins>
+      <m:oMath>
+        <m:r>
+          <m:rPr>
+            <m:sty m:val="p"/>
+          </m:rPr>
+          <m:t>Bias</m:t>
+        </m:r>
+        <m:r>
+          <m:t>​</m:t>
+        </m:r>
+        <m:d>
+          <m:dPr>
+            <m:begChr m:val="("/>
+            <m:sepChr m:val=""/>
+            <m:endChr m:val=")"/>
+            <m:grow/>
+          </m:dPr>
+          <m:e>
+            <m:acc>
+              <m:accPr>
+                <m:chr m:val="‾"/>
+              </m:accPr>
+              <m:e>
+                <m:r>
+                  <m:t>X</m:t>
+                </m:r>
+              </m:e>
+            </m:acc>
+          </m:e>
+        </m:d>
+        <m:r>
+          <m:t>​</m:t>
+        </m:r>
+        <m:r>
+          <m:rPr>
+            <m:sty m:val="p"/>
+          </m:rPr>
+          <m:t>=</m:t>
+        </m:r>
+        <m:r>
+          <m:t>0</m:t>
+        </m:r>
+      </m:oMath>
+      <w:ins w:id="532" w:author="PR Preview" w:date="2026-01-01T00:00:00Z">
+        <w:r>
+          <w:t xml:space="preserve"> </w:t>
+        </w:r>
+      </w:ins>
+      <w:ins w:id="533" w:author="PR Preview" w:date="2026-01-01T00:00:00Z">
+        <w:r>
+          <w:t xml:space="preserve">and</w:t>
+        </w:r>
+      </w:ins>
+      <w:ins w:id="534" w:author="PR Preview" w:date="2026-01-01T00:00:00Z">
+        <w:r>
+          <w:t xml:space="preserve"> </w:t>
+        </w:r>
+      </w:ins>
+      <m:oMath>
+        <m:r>
+          <m:rPr>
+            <m:sty m:val="p"/>
+          </m:rPr>
+          <m:t>Bias</m:t>
+        </m:r>
+        <m:r>
+          <m:t>​</m:t>
+        </m:r>
+        <m:d>
+          <m:dPr>
+            <m:begChr m:val="("/>
+            <m:sepChr m:val=""/>
+            <m:endChr m:val=")"/>
+            <m:grow/>
+          </m:dPr>
+          <m:e>
+            <m:sSub>
+              <m:e>
+                <m:r>
+                  <m:t>X</m:t>
+                </m:r>
+              </m:e>
+              <m:sub>
+                <m:r>
+                  <m:t>1</m:t>
+                </m:r>
+              </m:sub>
+            </m:sSub>
+          </m:e>
+        </m:d>
+        <m:r>
+          <m:t>​</m:t>
+        </m:r>
+        <m:r>
+          <m:rPr>
+            <m:sty m:val="p"/>
+          </m:rPr>
+          <m:t>=</m:t>
+        </m:r>
+        <m:r>
+          <m:t>0</m:t>
+        </m:r>
+      </m:oMath>
+      <w:ins w:id="535" w:author="PR Preview" w:date="2026-01-01T00:00:00Z">
+        <w:r>
+          <w:t xml:space="preserve">,</w:t>
+        </w:r>
+      </w:ins>
+      <w:ins w:id="536" w:author="PR Preview" w:date="2026-01-01T00:00:00Z">
+        <w:r>
+          <w:t xml:space="preserve"> </w:t>
+        </w:r>
+      </w:ins>
+      <w:ins w:id="537" w:author="PR Preview" w:date="2026-01-01T00:00:00Z">
+        <w:r>
+          <w:t xml:space="preserve">so both the sample mean</w:t>
+        </w:r>
+      </w:ins>
+      <w:ins w:id="538" w:author="PR Preview" w:date="2026-01-01T00:00:00Z">
+        <w:r>
+          <w:t xml:space="preserve"> </w:t>
+        </w:r>
+      </w:ins>
+      <m:oMath>
+        <m:acc>
+          <m:accPr>
+            <m:chr m:val="‾"/>
+          </m:accPr>
+          <m:e>
+            <m:r>
+              <m:t>X</m:t>
+            </m:r>
+          </m:e>
+        </m:acc>
+      </m:oMath>
+      <w:ins w:id="539" w:author="PR Preview" w:date="2026-01-01T00:00:00Z">
+        <w:r>
+          <w:t xml:space="preserve"> </w:t>
+        </w:r>
+      </w:ins>
+      <w:ins w:id="540" w:author="PR Preview" w:date="2026-01-01T00:00:00Z">
+        <w:r>
+          <w:t xml:space="preserve">and the single-observation estimator</w:t>
+        </w:r>
+      </w:ins>
+      <w:ins w:id="541" w:author="PR Preview" w:date="2026-01-01T00:00:00Z">
+        <w:r>
+          <w:t xml:space="preserve"> </w:t>
+        </w:r>
+      </w:ins>
+      <m:oMath>
+        <m:sSub>
+          <m:e>
+            <m:r>
+              <m:t>X</m:t>
+            </m:r>
+          </m:e>
+          <m:sub>
+            <m:r>
+              <m:t>1</m:t>
+            </m:r>
+          </m:sub>
+        </m:sSub>
+      </m:oMath>
+      <w:ins w:id="542" w:author="PR Preview" w:date="2026-01-01T00:00:00Z">
+        <w:r>
+          <w:t xml:space="preserve"> </w:t>
+        </w:r>
+      </w:ins>
+      <w:ins w:id="543" w:author="PR Preview" w:date="2026-01-01T00:00:00Z">
+        <w:r>
+          <w:t xml:space="preserve">are</w:t>
+        </w:r>
+      </w:ins>
+      <w:ins w:id="544" w:author="PR Preview" w:date="2026-01-01T00:00:00Z">
+        <w:r>
+          <w:t xml:space="preserve"> </w:t>
+        </w:r>
+      </w:ins>
+      <w:hyperlink w:anchor="def-unbiased">
+        <w:ins w:id="545" w:author="PR Preview" w:date="2026-01-01T00:00:00Z">
+          <w:r>
+            <w:rPr>
+              <w:rStyle w:val="Hyperlink"/>
+            </w:rPr>
+            <w:t xml:space="preserve">unbiased</w:t>
+          </w:r>
+        </w:ins>
+      </w:hyperlink>
+      <w:ins w:id="546" w:author="PR Preview" w:date="2026-01-01T00:00:00Z">
+        <w:r>
+          <w:t xml:space="preserve"> </w:t>
+        </w:r>
+      </w:ins>
+      <w:ins w:id="547" w:author="PR Preview" w:date="2026-01-01T00:00:00Z">
+        <w:r>
+          <w:t xml:space="preserve">estimators of</w:t>
+        </w:r>
+      </w:ins>
+      <w:ins w:id="548" w:author="PR Preview" w:date="2026-01-01T00:00:00Z">
+        <w:r>
+          <w:t xml:space="preserve"> </w:t>
+        </w:r>
+      </w:ins>
+      <m:oMath>
+        <m:r>
+          <m:t>μ</m:t>
+        </m:r>
+      </m:oMath>
+      <w:ins w:id="549" w:author="PR Preview" w:date="2026-01-01T00:00:00Z">
+        <w:r>
+          <w:t xml:space="preserve">.</w:t>
+        </w:r>
+      </w:ins>
+    </w:p>
+    <w:bookmarkEnd w:id="81"/>
+    <w:bookmarkStart w:id="83" w:name="exm-biased-variance-mle"/>
+    <w:p>
+      <w:pPr>
+        <w:pStyle w:val="BodyText"/>
+      </w:pPr>
+      <w:ins w:id="550" w:author="PR Preview" w:date="2026-01-01T00:00:00Z">
+        <w:r>
+          <w:rPr>
+            <w:b/>
+            <w:bCs/>
+          </w:rPr>
+          <w:t xml:space="preserve">Example 11 (A biased estimator of the variance)</w:t>
+        </w:r>
+      </w:ins>
+      <w:ins w:id="551" w:author="PR Preview" w:date="2026-01-01T00:00:00Z">
+        <w:r>
+          <w:t xml:space="preserve"> </w:t>
+        </w:r>
+      </w:ins>
+      <w:ins w:id="552" w:author="PR Preview" w:date="2026-01-01T00:00:00Z">
+        <w:r>
+          <w:t xml:space="preserve">Let</w:t>
+        </w:r>
+      </w:ins>
+      <w:ins w:id="553" w:author="PR Preview" w:date="2026-01-01T00:00:00Z">
+        <w:r>
+          <w:t xml:space="preserve"> </w:t>
+        </w:r>
+      </w:ins>
+      <m:oMath>
+        <m:sSub>
+          <m:e>
+            <m:r>
+              <m:t>X</m:t>
+            </m:r>
+          </m:e>
+          <m:sub>
+            <m:r>
+              <m:t>1</m:t>
+            </m:r>
+          </m:sub>
+        </m:sSub>
+        <m:r>
+          <m:rPr>
+            <m:sty m:val="p"/>
+          </m:rPr>
+          <m:t>,</m:t>
+        </m:r>
+        <m:r>
+          <m:rPr>
+            <m:sty m:val="p"/>
+          </m:rPr>
+          <m:t>…</m:t>
+        </m:r>
+        <m:r>
+          <m:rPr>
+            <m:sty m:val="p"/>
+          </m:rPr>
+          <m:t>,</m:t>
+        </m:r>
+        <m:sSub>
+          <m:e>
+            <m:r>
+              <m:t>X</m:t>
+            </m:r>
+          </m:e>
+          <m:sub>
+            <m:r>
+              <m:t>n</m:t>
+            </m:r>
+          </m:sub>
+        </m:sSub>
+      </m:oMath>
+      <w:ins w:id="554" w:author="PR Preview" w:date="2026-01-01T00:00:00Z">
+        <w:r>
+          <w:t xml:space="preserve"> </w:t>
+        </w:r>
+      </w:ins>
+      <w:ins w:id="555" w:author="PR Preview" w:date="2026-01-01T00:00:00Z">
+        <w:r>
+          <w:t xml:space="preserve">be mutually independent,</w:t>
+        </w:r>
+      </w:ins>
+      <w:ins w:id="556" w:author="PR Preview" w:date="2026-01-01T00:00:00Z">
+        <w:r>
+          <w:t xml:space="preserve"> </w:t>
+        </w:r>
+      </w:ins>
+      <w:ins w:id="557" w:author="PR Preview" w:date="2026-01-01T00:00:00Z">
+        <w:r>
+          <w:t xml:space="preserve">each with expectation</w:t>
+        </w:r>
+      </w:ins>
+      <w:ins w:id="558" w:author="PR Preview" w:date="2026-01-01T00:00:00Z">
+        <w:r>
+          <w:t xml:space="preserve"> </w:t>
+        </w:r>
+      </w:ins>
+      <m:oMath>
+        <m:r>
+          <m:t>μ</m:t>
+        </m:r>
+      </m:oMath>
+      <w:ins w:id="559" w:author="PR Preview" w:date="2026-01-01T00:00:00Z">
+        <w:r>
+          <w:t xml:space="preserve"> </w:t>
+        </w:r>
+      </w:ins>
+      <w:ins w:id="560" w:author="PR Preview" w:date="2026-01-01T00:00:00Z">
+        <w:r>
+          <w:t xml:space="preserve">and variance</w:t>
+        </w:r>
+      </w:ins>
+      <w:ins w:id="561" w:author="PR Preview" w:date="2026-01-01T00:00:00Z">
+        <w:r>
+          <w:t xml:space="preserve"> </w:t>
+        </w:r>
+      </w:ins>
+      <m:oMath>
+        <m:sSup>
+          <m:e>
+            <m:r>
+              <m:t>σ</m:t>
+            </m:r>
+          </m:e>
+          <m:sup>
+            <m:r>
+              <m:t>2</m:t>
+            </m:r>
+          </m:sup>
+        </m:sSup>
+      </m:oMath>
+      <w:ins w:id="562" w:author="PR Preview" w:date="2026-01-01T00:00:00Z">
+        <w:r>
+          <w:t xml:space="preserve">,</w:t>
+        </w:r>
+      </w:ins>
+      <w:ins w:id="563" w:author="PR Preview" w:date="2026-01-01T00:00:00Z">
+        <w:r>
+          <w:t xml:space="preserve"> </w:t>
+        </w:r>
+      </w:ins>
+      <w:ins w:id="564" w:author="PR Preview" w:date="2026-01-01T00:00:00Z">
+        <w:r>
+          <w:t xml:space="preserve">and let</w:t>
+        </w:r>
+      </w:ins>
+      <w:ins w:id="565" w:author="PR Preview" w:date="2026-01-01T00:00:00Z">
+        <w:r>
+          <w:t xml:space="preserve"> </w:t>
+        </w:r>
+      </w:ins>
+      <m:oMath>
+        <m:r>
+          <m:t>n</m:t>
+        </m:r>
+        <m:r>
+          <m:rPr>
+            <m:sty m:val="p"/>
+          </m:rPr>
+          <m:t>≥</m:t>
+        </m:r>
+        <m:r>
+          <m:t>2</m:t>
+        </m:r>
+      </m:oMath>
+      <w:ins w:id="566" w:author="PR Preview" w:date="2026-01-01T00:00:00Z">
+        <w:r>
+          <w:t xml:space="preserve">.</w:t>
+        </w:r>
+      </w:ins>
+      <w:ins w:id="567" w:author="PR Preview" w:date="2026-01-01T00:00:00Z">
+        <w:r>
+          <w:t xml:space="preserve"> </w:t>
+        </w:r>
+      </w:ins>
+      <w:ins w:id="568" w:author="PR Preview" w:date="2026-01-01T00:00:00Z">
+        <w:r>
+          <w:t xml:space="preserve">Consider two estimators of</w:t>
+        </w:r>
+      </w:ins>
+      <w:ins w:id="569" w:author="PR Preview" w:date="2026-01-01T00:00:00Z">
+        <w:r>
+          <w:t xml:space="preserve"> </w:t>
+        </w:r>
+      </w:ins>
+      <m:oMath>
+        <m:sSup>
+          <m:e>
+            <m:r>
+              <m:t>σ</m:t>
+            </m:r>
+          </m:e>
+          <m:sup>
+            <m:r>
+              <m:t>2</m:t>
+            </m:r>
+          </m:sup>
+        </m:sSup>
+      </m:oMath>
+      <w:ins w:id="570" w:author="PR Preview" w:date="2026-01-01T00:00:00Z">
+        <w:r>
+          <w:t xml:space="preserve">:</w:t>
+        </w:r>
+      </w:ins>
     </w:p>
     <w:p>
       <w:pPr>
@@ -16952,12 +20788,16 @@
       <w:pPr>
         <w:pStyle w:val="FirstParagraph"/>
       </w:pPr>
-      <w:r>
-        <w:t xml:space="preserve">Both estimators are built from the sum of squared deviations</w:t>
-      </w:r>
-      <w:r>
-        <w:t xml:space="preserve"> </w:t>
-      </w:r>
+      <w:del w:id="571" w:author="PR Preview" w:date="2026-01-01T00:00:00Z">
+        <w:r>
+          <w:delText xml:space="preserve">Both estimators are built from the sum of squared deviations</w:delText>
+        </w:r>
+      </w:del>
+      <w:del w:id="572" w:author="PR Preview" w:date="2026-01-01T00:00:00Z">
+        <w:r>
+          <w:delText xml:space="preserve"> </w:delText>
+        </w:r>
+      </w:del>
       <m:oMath>
         <m:nary>
           <m:naryPr>
@@ -17038,24 +20878,36 @@
           </m:sup>
         </m:sSup>
       </m:oMath>
-      <w:r>
-        <w:t xml:space="preserve">,</w:t>
-      </w:r>
-      <w:r>
-        <w:t xml:space="preserve"> </w:t>
-      </w:r>
-      <w:r>
-        <w:t xml:space="preserve">so we first find its expectation.</w:t>
-      </w:r>
-      <w:r>
-        <w:t xml:space="preserve"> </w:t>
-      </w:r>
-      <w:r>
-        <w:t xml:space="preserve">Using</w:t>
-      </w:r>
-      <w:r>
-        <w:t xml:space="preserve"> </w:t>
-      </w:r>
+      <w:del w:id="573" w:author="PR Preview" w:date="2026-01-01T00:00:00Z">
+        <w:r>
+          <w:delText xml:space="preserve">,</w:delText>
+        </w:r>
+      </w:del>
+      <w:del w:id="574" w:author="PR Preview" w:date="2026-01-01T00:00:00Z">
+        <w:r>
+          <w:delText xml:space="preserve"> </w:delText>
+        </w:r>
+      </w:del>
+      <w:del w:id="575" w:author="PR Preview" w:date="2026-01-01T00:00:00Z">
+        <w:r>
+          <w:delText xml:space="preserve">so we first find its expectation.</w:delText>
+        </w:r>
+      </w:del>
+      <w:del w:id="576" w:author="PR Preview" w:date="2026-01-01T00:00:00Z">
+        <w:r>
+          <w:delText xml:space="preserve"> </w:delText>
+        </w:r>
+      </w:del>
+      <w:del w:id="577" w:author="PR Preview" w:date="2026-01-01T00:00:00Z">
+        <w:r>
+          <w:delText xml:space="preserve">Using</w:delText>
+        </w:r>
+      </w:del>
+      <w:del w:id="578" w:author="PR Preview" w:date="2026-01-01T00:00:00Z">
+        <w:r>
+          <w:delText xml:space="preserve"> </w:delText>
+        </w:r>
+      </w:del>
       <m:oMath>
         <m:r>
           <m:rPr>
@@ -17238,15 +21090,21 @@
           </m:sup>
         </m:sSup>
       </m:oMath>
-      <w:r>
-        <w:t xml:space="preserve"> </w:t>
-      </w:r>
-      <w:r>
-        <w:t xml:space="preserve">and</w:t>
-      </w:r>
-      <w:r>
-        <w:t xml:space="preserve"> </w:t>
-      </w:r>
+      <w:del w:id="579" w:author="PR Preview" w:date="2026-01-01T00:00:00Z">
+        <w:r>
+          <w:delText xml:space="preserve"> </w:delText>
+        </w:r>
+      </w:del>
+      <w:del w:id="580" w:author="PR Preview" w:date="2026-01-01T00:00:00Z">
+        <w:r>
+          <w:delText xml:space="preserve">and</w:delText>
+        </w:r>
+      </w:del>
+      <w:del w:id="581" w:author="PR Preview" w:date="2026-01-01T00:00:00Z">
+        <w:r>
+          <w:delText xml:space="preserve"> </w:delText>
+        </w:r>
+      </w:del>
       <m:oMath>
         <m:r>
           <m:rPr>
@@ -17436,43 +21294,627 @@
           </m:sup>
         </m:sSup>
       </m:oMath>
-      <w:r>
-        <w:t xml:space="preserve"> </w:t>
-      </w:r>
-      <w:r>
-        <w:t xml:space="preserve">(by</w:t>
-      </w:r>
-      <w:r>
-        <w:t xml:space="preserve"> </w:t>
-      </w:r>
+      <w:del w:id="582" w:author="PR Preview" w:date="2026-01-01T00:00:00Z">
+        <w:r>
+          <w:delText xml:space="preserve"> </w:delText>
+        </w:r>
+      </w:del>
+      <w:del w:id="583" w:author="PR Preview" w:date="2026-01-01T00:00:00Z">
+        <w:r>
+          <w:delText xml:space="preserve">(by</w:delText>
+        </w:r>
+      </w:del>
+      <w:del w:id="584" w:author="PR Preview" w:date="2026-01-01T00:00:00Z">
+        <w:r>
+          <w:delText xml:space="preserve"> </w:delText>
+        </w:r>
+      </w:del>
       <w:hyperlink w:anchor="exm-mse-sample-mean">
-        <w:r>
-          <w:rPr>
-            <w:rStyle w:val="Hyperlink"/>
-          </w:rPr>
-          <w:t xml:space="preserve">Example 9</w:t>
-        </w:r>
+        <w:del w:id="585" w:author="PR Preview" w:date="2026-01-01T00:00:00Z">
+          <w:r>
+            <w:rPr>
+              <w:rStyle w:val="Hyperlink"/>
+            </w:rPr>
+            <w:delText xml:space="preserve">Example 10</w:delText>
+          </w:r>
+        </w:del>
       </w:hyperlink>
-      <w:r>
-        <w:t xml:space="preserve"> </w:t>
-      </w:r>
-      <w:r>
-        <w:t xml:space="preserve">and</w:t>
-      </w:r>
-      <w:r>
-        <w:t xml:space="preserve"> </w:t>
-      </w:r>
+      <w:del w:id="586" w:author="PR Preview" w:date="2026-01-01T00:00:00Z">
+        <w:r>
+          <w:delText xml:space="preserve"> </w:delText>
+        </w:r>
+      </w:del>
+      <w:del w:id="587" w:author="PR Preview" w:date="2026-01-01T00:00:00Z">
+        <w:r>
+          <w:delText xml:space="preserve">and</w:delText>
+        </w:r>
+      </w:del>
+      <w:del w:id="588" w:author="PR Preview" w:date="2026-01-01T00:00:00Z">
+        <w:r>
+          <w:delText xml:space="preserve"> </w:delText>
+        </w:r>
+      </w:del>
       <w:hyperlink w:anchor="exm-bias-sample-mean">
-        <w:r>
-          <w:rPr>
-            <w:rStyle w:val="Hyperlink"/>
-          </w:rPr>
-          <w:t xml:space="preserve">Example 8</w:t>
-        </w:r>
+        <w:del w:id="589" w:author="PR Preview" w:date="2026-01-01T00:00:00Z">
+          <w:r>
+            <w:rPr>
+              <w:rStyle w:val="Hyperlink"/>
+            </w:rPr>
+            <w:delText xml:space="preserve">Example 9</w:delText>
+          </w:r>
+        </w:del>
       </w:hyperlink>
-      <w:r>
-        <w:t xml:space="preserve">):</w:t>
-      </w:r>
+      <w:del w:id="590" w:author="PR Preview" w:date="2026-01-01T00:00:00Z">
+        <w:r>
+          <w:delText xml:space="preserve">):</w:delText>
+        </w:r>
+      </w:del>
+    </w:p>
+    <w:p>
+      <w:pPr>
+        <w:pStyle w:val="FirstParagraph"/>
+      </w:pPr>
+      <w:ins w:id="591" w:author="PR Preview" w:date="2026-01-01T00:00:00Z">
+        <w:r>
+          <w:t xml:space="preserve">Both estimators are built from the sum of squared deviations</w:t>
+        </w:r>
+      </w:ins>
+      <w:ins w:id="592" w:author="PR Preview" w:date="2026-01-01T00:00:00Z">
+        <w:r>
+          <w:t xml:space="preserve"> </w:t>
+        </w:r>
+      </w:ins>
+      <m:oMath>
+        <m:nary>
+          <m:naryPr>
+            <m:chr m:val="∑"/>
+            <m:limLoc m:val="undOvr"/>
+            <m:subHide m:val="off"/>
+            <m:supHide m:val="off"/>
+          </m:naryPr>
+          <m:sub>
+            <m:r>
+              <m:t>i</m:t>
+            </m:r>
+            <m:r>
+              <m:rPr>
+                <m:sty m:val="p"/>
+              </m:rPr>
+              <m:t>=</m:t>
+            </m:r>
+            <m:r>
+              <m:t>1</m:t>
+            </m:r>
+          </m:sub>
+          <m:sup>
+            <m:r>
+              <m:t>n</m:t>
+            </m:r>
+          </m:sup>
+          <m:e>
+            <m:r>
+              <m:rPr>
+                <m:sty m:val="p"/>
+              </m:rPr>
+              <m:t>(</m:t>
+            </m:r>
+          </m:e>
+        </m:nary>
+        <m:sSub>
+          <m:e>
+            <m:r>
+              <m:t>X</m:t>
+            </m:r>
+          </m:e>
+          <m:sub>
+            <m:r>
+              <m:t>i</m:t>
+            </m:r>
+          </m:sub>
+        </m:sSub>
+        <m:r>
+          <m:rPr>
+            <m:sty m:val="p"/>
+          </m:rPr>
+          <m:t>−</m:t>
+        </m:r>
+        <m:acc>
+          <m:accPr>
+            <m:chr m:val="‾"/>
+          </m:accPr>
+          <m:e>
+            <m:r>
+              <m:t>X</m:t>
+            </m:r>
+          </m:e>
+        </m:acc>
+        <m:sSup>
+          <m:e>
+            <m:r>
+              <m:rPr>
+                <m:sty m:val="p"/>
+              </m:rPr>
+              <m:t>)</m:t>
+            </m:r>
+          </m:e>
+          <m:sup>
+            <m:r>
+              <m:t>2</m:t>
+            </m:r>
+          </m:sup>
+        </m:sSup>
+      </m:oMath>
+      <w:ins w:id="593" w:author="PR Preview" w:date="2026-01-01T00:00:00Z">
+        <w:r>
+          <w:t xml:space="preserve">,</w:t>
+        </w:r>
+      </w:ins>
+      <w:ins w:id="594" w:author="PR Preview" w:date="2026-01-01T00:00:00Z">
+        <w:r>
+          <w:t xml:space="preserve"> </w:t>
+        </w:r>
+      </w:ins>
+      <w:ins w:id="595" w:author="PR Preview" w:date="2026-01-01T00:00:00Z">
+        <w:r>
+          <w:t xml:space="preserve">so we first find its expectation.</w:t>
+        </w:r>
+      </w:ins>
+      <w:ins w:id="596" w:author="PR Preview" w:date="2026-01-01T00:00:00Z">
+        <w:r>
+          <w:t xml:space="preserve"> </w:t>
+        </w:r>
+      </w:ins>
+      <w:ins w:id="597" w:author="PR Preview" w:date="2026-01-01T00:00:00Z">
+        <w:r>
+          <w:t xml:space="preserve">Using</w:t>
+        </w:r>
+      </w:ins>
+      <w:ins w:id="598" w:author="PR Preview" w:date="2026-01-01T00:00:00Z">
+        <w:r>
+          <w:t xml:space="preserve"> </w:t>
+        </w:r>
+      </w:ins>
+      <m:oMath>
+        <m:r>
+          <m:rPr>
+            <m:sty m:val="p"/>
+          </m:rPr>
+          <m:t>E</m:t>
+        </m:r>
+        <m:r>
+          <m:t>​</m:t>
+        </m:r>
+        <m:d>
+          <m:dPr>
+            <m:begChr m:val="["/>
+            <m:sepChr m:val=""/>
+            <m:endChr m:val="]"/>
+            <m:grow/>
+          </m:dPr>
+          <m:e>
+            <m:sSubSup>
+              <m:e>
+                <m:r>
+                  <m:t>X</m:t>
+                </m:r>
+              </m:e>
+              <m:sub>
+                <m:r>
+                  <m:t>i</m:t>
+                </m:r>
+              </m:sub>
+              <m:sup>
+                <m:r>
+                  <m:t>2</m:t>
+                </m:r>
+              </m:sup>
+            </m:sSubSup>
+          </m:e>
+        </m:d>
+        <m:r>
+          <m:t>​</m:t>
+        </m:r>
+        <m:r>
+          <m:rPr>
+            <m:sty m:val="p"/>
+          </m:rPr>
+          <m:t>=</m:t>
+        </m:r>
+        <m:r>
+          <m:rPr>
+            <m:sty m:val="p"/>
+          </m:rPr>
+          <m:t>Var</m:t>
+        </m:r>
+        <m:r>
+          <m:t>​</m:t>
+        </m:r>
+        <m:d>
+          <m:dPr>
+            <m:begChr m:val="("/>
+            <m:sepChr m:val=""/>
+            <m:endChr m:val=")"/>
+            <m:grow/>
+          </m:dPr>
+          <m:e>
+            <m:sSub>
+              <m:e>
+                <m:r>
+                  <m:t>X</m:t>
+                </m:r>
+              </m:e>
+              <m:sub>
+                <m:r>
+                  <m:t>i</m:t>
+                </m:r>
+              </m:sub>
+            </m:sSub>
+          </m:e>
+        </m:d>
+        <m:r>
+          <m:t>​</m:t>
+        </m:r>
+        <m:r>
+          <m:rPr>
+            <m:sty m:val="p"/>
+          </m:rPr>
+          <m:t>+</m:t>
+        </m:r>
+        <m:r>
+          <m:t>​</m:t>
+        </m:r>
+        <m:sSup>
+          <m:e>
+            <m:d>
+              <m:dPr>
+                <m:begChr m:val="("/>
+                <m:sepChr m:val=""/>
+                <m:endChr m:val=")"/>
+                <m:grow/>
+              </m:dPr>
+              <m:e>
+                <m:r>
+                  <m:rPr>
+                    <m:sty m:val="p"/>
+                  </m:rPr>
+                  <m:t>E</m:t>
+                </m:r>
+                <m:r>
+                  <m:t>​</m:t>
+                </m:r>
+                <m:d>
+                  <m:dPr>
+                    <m:begChr m:val="["/>
+                    <m:sepChr m:val=""/>
+                    <m:endChr m:val="]"/>
+                    <m:grow/>
+                  </m:dPr>
+                  <m:e>
+                    <m:sSub>
+                      <m:e>
+                        <m:r>
+                          <m:t>X</m:t>
+                        </m:r>
+                      </m:e>
+                      <m:sub>
+                        <m:r>
+                          <m:t>i</m:t>
+                        </m:r>
+                      </m:sub>
+                    </m:sSub>
+                  </m:e>
+                </m:d>
+                <m:r>
+                  <m:t>​</m:t>
+                </m:r>
+              </m:e>
+            </m:d>
+          </m:e>
+          <m:sup>
+            <m:r>
+              <m:t>2</m:t>
+            </m:r>
+          </m:sup>
+        </m:sSup>
+        <m:r>
+          <m:t>​</m:t>
+        </m:r>
+        <m:r>
+          <m:rPr>
+            <m:sty m:val="p"/>
+          </m:rPr>
+          <m:t>=</m:t>
+        </m:r>
+        <m:sSup>
+          <m:e>
+            <m:r>
+              <m:t>σ</m:t>
+            </m:r>
+          </m:e>
+          <m:sup>
+            <m:r>
+              <m:t>2</m:t>
+            </m:r>
+          </m:sup>
+        </m:sSup>
+        <m:r>
+          <m:rPr>
+            <m:sty m:val="p"/>
+          </m:rPr>
+          <m:t>+</m:t>
+        </m:r>
+        <m:sSup>
+          <m:e>
+            <m:r>
+              <m:t>μ</m:t>
+            </m:r>
+          </m:e>
+          <m:sup>
+            <m:r>
+              <m:t>2</m:t>
+            </m:r>
+          </m:sup>
+        </m:sSup>
+      </m:oMath>
+      <w:ins w:id="599" w:author="PR Preview" w:date="2026-01-01T00:00:00Z">
+        <w:r>
+          <w:t xml:space="preserve"> </w:t>
+        </w:r>
+      </w:ins>
+      <w:ins w:id="600" w:author="PR Preview" w:date="2026-01-01T00:00:00Z">
+        <w:r>
+          <w:t xml:space="preserve">and</w:t>
+        </w:r>
+      </w:ins>
+      <w:ins w:id="601" w:author="PR Preview" w:date="2026-01-01T00:00:00Z">
+        <w:r>
+          <w:t xml:space="preserve"> </w:t>
+        </w:r>
+      </w:ins>
+      <m:oMath>
+        <m:r>
+          <m:rPr>
+            <m:sty m:val="p"/>
+          </m:rPr>
+          <m:t>E</m:t>
+        </m:r>
+        <m:r>
+          <m:t>​</m:t>
+        </m:r>
+        <m:d>
+          <m:dPr>
+            <m:begChr m:val="["/>
+            <m:sepChr m:val=""/>
+            <m:endChr m:val="]"/>
+            <m:grow/>
+          </m:dPr>
+          <m:e>
+            <m:sSup>
+              <m:e>
+                <m:acc>
+                  <m:accPr>
+                    <m:chr m:val="‾"/>
+                  </m:accPr>
+                  <m:e>
+                    <m:r>
+                      <m:t>X</m:t>
+                    </m:r>
+                  </m:e>
+                </m:acc>
+              </m:e>
+              <m:sup>
+                <m:r>
+                  <m:t>2</m:t>
+                </m:r>
+              </m:sup>
+            </m:sSup>
+          </m:e>
+        </m:d>
+        <m:r>
+          <m:t>​</m:t>
+        </m:r>
+        <m:r>
+          <m:rPr>
+            <m:sty m:val="p"/>
+          </m:rPr>
+          <m:t>=</m:t>
+        </m:r>
+        <m:r>
+          <m:rPr>
+            <m:sty m:val="p"/>
+          </m:rPr>
+          <m:t>Var</m:t>
+        </m:r>
+        <m:r>
+          <m:t>​</m:t>
+        </m:r>
+        <m:d>
+          <m:dPr>
+            <m:begChr m:val="("/>
+            <m:sepChr m:val=""/>
+            <m:endChr m:val=")"/>
+            <m:grow/>
+          </m:dPr>
+          <m:e>
+            <m:acc>
+              <m:accPr>
+                <m:chr m:val="‾"/>
+              </m:accPr>
+              <m:e>
+                <m:r>
+                  <m:t>X</m:t>
+                </m:r>
+              </m:e>
+            </m:acc>
+          </m:e>
+        </m:d>
+        <m:r>
+          <m:t>​</m:t>
+        </m:r>
+        <m:r>
+          <m:rPr>
+            <m:sty m:val="p"/>
+          </m:rPr>
+          <m:t>+</m:t>
+        </m:r>
+        <m:r>
+          <m:t>​</m:t>
+        </m:r>
+        <m:sSup>
+          <m:e>
+            <m:d>
+              <m:dPr>
+                <m:begChr m:val="("/>
+                <m:sepChr m:val=""/>
+                <m:endChr m:val=")"/>
+                <m:grow/>
+              </m:dPr>
+              <m:e>
+                <m:r>
+                  <m:rPr>
+                    <m:sty m:val="p"/>
+                  </m:rPr>
+                  <m:t>E</m:t>
+                </m:r>
+                <m:r>
+                  <m:t>​</m:t>
+                </m:r>
+                <m:d>
+                  <m:dPr>
+                    <m:begChr m:val="["/>
+                    <m:sepChr m:val=""/>
+                    <m:endChr m:val="]"/>
+                    <m:grow/>
+                  </m:dPr>
+                  <m:e>
+                    <m:acc>
+                      <m:accPr>
+                        <m:chr m:val="‾"/>
+                      </m:accPr>
+                      <m:e>
+                        <m:r>
+                          <m:t>X</m:t>
+                        </m:r>
+                      </m:e>
+                    </m:acc>
+                  </m:e>
+                </m:d>
+                <m:r>
+                  <m:t>​</m:t>
+                </m:r>
+              </m:e>
+            </m:d>
+          </m:e>
+          <m:sup>
+            <m:r>
+              <m:t>2</m:t>
+            </m:r>
+          </m:sup>
+        </m:sSup>
+        <m:r>
+          <m:t>​</m:t>
+        </m:r>
+        <m:r>
+          <m:rPr>
+            <m:sty m:val="p"/>
+          </m:rPr>
+          <m:t>=</m:t>
+        </m:r>
+        <m:sSup>
+          <m:e>
+            <m:r>
+              <m:t>σ</m:t>
+            </m:r>
+          </m:e>
+          <m:sup>
+            <m:r>
+              <m:t>2</m:t>
+            </m:r>
+          </m:sup>
+        </m:sSup>
+        <m:r>
+          <m:rPr>
+            <m:sty m:val="p"/>
+          </m:rPr>
+          <m:t>/</m:t>
+        </m:r>
+        <m:r>
+          <m:t>n</m:t>
+        </m:r>
+        <m:r>
+          <m:rPr>
+            <m:sty m:val="p"/>
+          </m:rPr>
+          <m:t>+</m:t>
+        </m:r>
+        <m:sSup>
+          <m:e>
+            <m:r>
+              <m:t>μ</m:t>
+            </m:r>
+          </m:e>
+          <m:sup>
+            <m:r>
+              <m:t>2</m:t>
+            </m:r>
+          </m:sup>
+        </m:sSup>
+      </m:oMath>
+      <w:ins w:id="602" w:author="PR Preview" w:date="2026-01-01T00:00:00Z">
+        <w:r>
+          <w:t xml:space="preserve"> </w:t>
+        </w:r>
+      </w:ins>
+      <w:ins w:id="603" w:author="PR Preview" w:date="2026-01-01T00:00:00Z">
+        <w:r>
+          <w:t xml:space="preserve">(by</w:t>
+        </w:r>
+      </w:ins>
+      <w:ins w:id="604" w:author="PR Preview" w:date="2026-01-01T00:00:00Z">
+        <w:r>
+          <w:t xml:space="preserve"> </w:t>
+        </w:r>
+      </w:ins>
+      <w:hyperlink w:anchor="exm-mse-sample-mean">
+        <w:ins w:id="605" w:author="PR Preview" w:date="2026-01-01T00:00:00Z">
+          <w:r>
+            <w:rPr>
+              <w:rStyle w:val="Hyperlink"/>
+            </w:rPr>
+            <w:t xml:space="preserve">Example 9</w:t>
+          </w:r>
+        </w:ins>
+      </w:hyperlink>
+      <w:ins w:id="606" w:author="PR Preview" w:date="2026-01-01T00:00:00Z">
+        <w:r>
+          <w:t xml:space="preserve"> </w:t>
+        </w:r>
+      </w:ins>
+      <w:ins w:id="607" w:author="PR Preview" w:date="2026-01-01T00:00:00Z">
+        <w:r>
+          <w:t xml:space="preserve">and</w:t>
+        </w:r>
+      </w:ins>
+      <w:ins w:id="608" w:author="PR Preview" w:date="2026-01-01T00:00:00Z">
+        <w:r>
+          <w:t xml:space="preserve"> </w:t>
+        </w:r>
+      </w:ins>
+      <w:hyperlink w:anchor="exm-bias-sample-mean">
+        <w:ins w:id="609" w:author="PR Preview" w:date="2026-01-01T00:00:00Z">
+          <w:r>
+            <w:rPr>
+              <w:rStyle w:val="Hyperlink"/>
+            </w:rPr>
+            <w:t xml:space="preserve">Example 8</w:t>
+          </w:r>
+        </w:ins>
+      </w:hyperlink>
+      <w:ins w:id="610" w:author="PR Preview" w:date="2026-01-01T00:00:00Z">
+        <w:r>
+          <w:t xml:space="preserve">):</w:t>
+        </w:r>
+      </w:ins>
     </w:p>
     <w:p>
       <w:pPr>
@@ -23061,22 +27503,30 @@
       <w:pPr>
         <w:pStyle w:val="FirstParagraph"/>
       </w:pPr>
-      <w:r>
-        <w:rPr>
-          <w:b/>
-          <w:bCs/>
-        </w:rPr>
-        <w:t xml:space="preserve">Example 12 (Mean absolute error of a Gaussian estimator)</w:t>
-      </w:r>
-      <w:r>
-        <w:t xml:space="preserve"> </w:t>
-      </w:r>
-      <w:r>
-        <w:t xml:space="preserve">Suppose an estimator</w:t>
-      </w:r>
-      <w:r>
-        <w:t xml:space="preserve"> </w:t>
-      </w:r>
+      <w:del w:id="611" w:author="PR Preview" w:date="2026-01-01T00:00:00Z">
+        <w:r>
+          <w:rPr>
+            <w:b/>
+            <w:bCs/>
+          </w:rPr>
+          <w:delText xml:space="preserve">Example 13 (Mean absolute error of a Gaussian estimator)</w:delText>
+        </w:r>
+      </w:del>
+      <w:del w:id="612" w:author="PR Preview" w:date="2026-01-01T00:00:00Z">
+        <w:r>
+          <w:delText xml:space="preserve"> </w:delText>
+        </w:r>
+      </w:del>
+      <w:del w:id="613" w:author="PR Preview" w:date="2026-01-01T00:00:00Z">
+        <w:r>
+          <w:delText xml:space="preserve">Suppose an estimator</w:delText>
+        </w:r>
+      </w:del>
+      <w:del w:id="614" w:author="PR Preview" w:date="2026-01-01T00:00:00Z">
+        <w:r>
+          <w:delText xml:space="preserve"> </w:delText>
+        </w:r>
+      </w:del>
       <m:oMath>
         <m:acc>
           <m:accPr>
@@ -23089,52 +27539,76 @@
           </m:e>
         </m:acc>
       </m:oMath>
-      <w:r>
-        <w:t xml:space="preserve"> </w:t>
-      </w:r>
-      <w:r>
-        <w:t xml:space="preserve">has a Gaussian distribution</w:t>
-      </w:r>
-      <w:r>
-        <w:t xml:space="preserve"> </w:t>
-      </w:r>
-      <w:r>
-        <w:t xml:space="preserve">with mean</w:t>
-      </w:r>
-      <w:r>
-        <w:t xml:space="preserve"> </w:t>
-      </w:r>
+      <w:del w:id="615" w:author="PR Preview" w:date="2026-01-01T00:00:00Z">
+        <w:r>
+          <w:delText xml:space="preserve"> </w:delText>
+        </w:r>
+      </w:del>
+      <w:del w:id="616" w:author="PR Preview" w:date="2026-01-01T00:00:00Z">
+        <w:r>
+          <w:delText xml:space="preserve">has a Gaussian distribution</w:delText>
+        </w:r>
+      </w:del>
+      <w:del w:id="617" w:author="PR Preview" w:date="2026-01-01T00:00:00Z">
+        <w:r>
+          <w:delText xml:space="preserve"> </w:delText>
+        </w:r>
+      </w:del>
+      <w:del w:id="618" w:author="PR Preview" w:date="2026-01-01T00:00:00Z">
+        <w:r>
+          <w:delText xml:space="preserve">with mean</w:delText>
+        </w:r>
+      </w:del>
+      <w:del w:id="619" w:author="PR Preview" w:date="2026-01-01T00:00:00Z">
+        <w:r>
+          <w:delText xml:space="preserve"> </w:delText>
+        </w:r>
+      </w:del>
       <m:oMath>
         <m:r>
           <m:t>θ</m:t>
         </m:r>
       </m:oMath>
-      <w:r>
-        <w:t xml:space="preserve"> </w:t>
-      </w:r>
-      <w:r>
-        <w:t xml:space="preserve">and standard deviation</w:t>
-      </w:r>
-      <w:r>
-        <w:t xml:space="preserve"> </w:t>
-      </w:r>
+      <w:del w:id="620" w:author="PR Preview" w:date="2026-01-01T00:00:00Z">
+        <w:r>
+          <w:delText xml:space="preserve"> </w:delText>
+        </w:r>
+      </w:del>
+      <w:del w:id="621" w:author="PR Preview" w:date="2026-01-01T00:00:00Z">
+        <w:r>
+          <w:delText xml:space="preserve">and standard deviation</w:delText>
+        </w:r>
+      </w:del>
+      <w:del w:id="622" w:author="PR Preview" w:date="2026-01-01T00:00:00Z">
+        <w:r>
+          <w:delText xml:space="preserve"> </w:delText>
+        </w:r>
+      </w:del>
       <m:oMath>
         <m:r>
           <m:t>τ</m:t>
         </m:r>
       </m:oMath>
-      <w:r>
-        <w:t xml:space="preserve">,</w:t>
-      </w:r>
-      <w:r>
-        <w:t xml:space="preserve"> </w:t>
-      </w:r>
-      <w:r>
-        <w:t xml:space="preserve">so that its estimation error</w:t>
-      </w:r>
-      <w:r>
-        <w:t xml:space="preserve"> </w:t>
-      </w:r>
+      <w:del w:id="623" w:author="PR Preview" w:date="2026-01-01T00:00:00Z">
+        <w:r>
+          <w:delText xml:space="preserve">,</w:delText>
+        </w:r>
+      </w:del>
+      <w:del w:id="624" w:author="PR Preview" w:date="2026-01-01T00:00:00Z">
+        <w:r>
+          <w:delText xml:space="preserve"> </w:delText>
+        </w:r>
+      </w:del>
+      <w:del w:id="625" w:author="PR Preview" w:date="2026-01-01T00:00:00Z">
+        <w:r>
+          <w:delText xml:space="preserve">so that its estimation error</w:delText>
+        </w:r>
+      </w:del>
+      <w:del w:id="626" w:author="PR Preview" w:date="2026-01-01T00:00:00Z">
+        <w:r>
+          <w:delText xml:space="preserve"> </w:delText>
+        </w:r>
+      </w:del>
       <m:oMath>
         <m:r>
           <m:t>ε</m:t>
@@ -23191,15 +27665,21 @@
           <m:t>θ</m:t>
         </m:r>
       </m:oMath>
-      <w:r>
-        <w:t xml:space="preserve"> </w:t>
-      </w:r>
-      <w:r>
-        <w:t xml:space="preserve">has the same distribution as</w:t>
-      </w:r>
-      <w:r>
-        <w:t xml:space="preserve"> </w:t>
-      </w:r>
+      <w:del w:id="627" w:author="PR Preview" w:date="2026-01-01T00:00:00Z">
+        <w:r>
+          <w:delText xml:space="preserve"> </w:delText>
+        </w:r>
+      </w:del>
+      <w:del w:id="628" w:author="PR Preview" w:date="2026-01-01T00:00:00Z">
+        <w:r>
+          <w:delText xml:space="preserve">has the same distribution as</w:delText>
+        </w:r>
+      </w:del>
+      <w:del w:id="629" w:author="PR Preview" w:date="2026-01-01T00:00:00Z">
+        <w:r>
+          <w:delText xml:space="preserve"> </w:delText>
+        </w:r>
+      </w:del>
       <m:oMath>
         <m:r>
           <m:t>τ</m:t>
@@ -23208,38 +27688,56 @@
           <m:t>Z</m:t>
         </m:r>
       </m:oMath>
-      <w:r>
-        <w:t xml:space="preserve">,</w:t>
-      </w:r>
-      <w:r>
-        <w:t xml:space="preserve"> </w:t>
-      </w:r>
-      <w:r>
-        <w:t xml:space="preserve">where</w:t>
-      </w:r>
-      <w:r>
-        <w:t xml:space="preserve"> </w:t>
-      </w:r>
+      <w:del w:id="630" w:author="PR Preview" w:date="2026-01-01T00:00:00Z">
+        <w:r>
+          <w:delText xml:space="preserve">,</w:delText>
+        </w:r>
+      </w:del>
+      <w:del w:id="631" w:author="PR Preview" w:date="2026-01-01T00:00:00Z">
+        <w:r>
+          <w:delText xml:space="preserve"> </w:delText>
+        </w:r>
+      </w:del>
+      <w:del w:id="632" w:author="PR Preview" w:date="2026-01-01T00:00:00Z">
+        <w:r>
+          <w:delText xml:space="preserve">where</w:delText>
+        </w:r>
+      </w:del>
+      <w:del w:id="633" w:author="PR Preview" w:date="2026-01-01T00:00:00Z">
+        <w:r>
+          <w:delText xml:space="preserve"> </w:delText>
+        </w:r>
+      </w:del>
       <m:oMath>
         <m:r>
           <m:t>Z</m:t>
         </m:r>
       </m:oMath>
-      <w:r>
-        <w:t xml:space="preserve"> </w:t>
-      </w:r>
-      <w:r>
-        <w:t xml:space="preserve">has a standard Gaussian distribution</w:t>
-      </w:r>
-      <w:r>
-        <w:t xml:space="preserve"> </w:t>
-      </w:r>
-      <w:r>
-        <w:t xml:space="preserve">with density</w:t>
-      </w:r>
-      <w:r>
-        <w:t xml:space="preserve"> </w:t>
-      </w:r>
+      <w:del w:id="634" w:author="PR Preview" w:date="2026-01-01T00:00:00Z">
+        <w:r>
+          <w:delText xml:space="preserve"> </w:delText>
+        </w:r>
+      </w:del>
+      <w:del w:id="635" w:author="PR Preview" w:date="2026-01-01T00:00:00Z">
+        <w:r>
+          <w:delText xml:space="preserve">has a standard Gaussian distribution</w:delText>
+        </w:r>
+      </w:del>
+      <w:del w:id="636" w:author="PR Preview" w:date="2026-01-01T00:00:00Z">
+        <w:r>
+          <w:delText xml:space="preserve"> </w:delText>
+        </w:r>
+      </w:del>
+      <w:del w:id="637" w:author="PR Preview" w:date="2026-01-01T00:00:00Z">
+        <w:r>
+          <w:delText xml:space="preserve">with density</w:delText>
+        </w:r>
+      </w:del>
+      <w:del w:id="638" w:author="PR Preview" w:date="2026-01-01T00:00:00Z">
+        <w:r>
+          <w:delText xml:space="preserve"> </w:delText>
+        </w:r>
+      </w:del>
       <m:oMath>
         <m:r>
           <m:t>ϕ</m:t>
@@ -23344,15 +27842,380 @@
           </m:sup>
         </m:sSup>
       </m:oMath>
-      <w:r>
-        <w:t xml:space="preserve">.</w:t>
-      </w:r>
-      <w:r>
-        <w:t xml:space="preserve"> </w:t>
-      </w:r>
-      <w:r>
-        <w:t xml:space="preserve">Then:</w:t>
-      </w:r>
+      <w:del w:id="639" w:author="PR Preview" w:date="2026-01-01T00:00:00Z">
+        <w:r>
+          <w:delText xml:space="preserve">.</w:delText>
+        </w:r>
+      </w:del>
+      <w:del w:id="640" w:author="PR Preview" w:date="2026-01-01T00:00:00Z">
+        <w:r>
+          <w:delText xml:space="preserve"> </w:delText>
+        </w:r>
+      </w:del>
+      <w:del w:id="641" w:author="PR Preview" w:date="2026-01-01T00:00:00Z">
+        <w:r>
+          <w:delText xml:space="preserve">Then:</w:delText>
+        </w:r>
+      </w:del>
+    </w:p>
+    <w:p>
+      <w:pPr>
+        <w:pStyle w:val="FirstParagraph"/>
+      </w:pPr>
+      <w:ins w:id="642" w:author="PR Preview" w:date="2026-01-01T00:00:00Z">
+        <w:r>
+          <w:rPr>
+            <w:b/>
+            <w:bCs/>
+          </w:rPr>
+          <w:t xml:space="preserve">Example 12 (Mean absolute error of a Gaussian estimator)</w:t>
+        </w:r>
+      </w:ins>
+      <w:ins w:id="643" w:author="PR Preview" w:date="2026-01-01T00:00:00Z">
+        <w:r>
+          <w:t xml:space="preserve"> </w:t>
+        </w:r>
+      </w:ins>
+      <w:ins w:id="644" w:author="PR Preview" w:date="2026-01-01T00:00:00Z">
+        <w:r>
+          <w:t xml:space="preserve">Suppose an estimator</w:t>
+        </w:r>
+      </w:ins>
+      <w:ins w:id="645" w:author="PR Preview" w:date="2026-01-01T00:00:00Z">
+        <w:r>
+          <w:t xml:space="preserve"> </w:t>
+        </w:r>
+      </w:ins>
+      <m:oMath>
+        <m:acc>
+          <m:accPr>
+            <m:chr m:val="̂"/>
+          </m:accPr>
+          <m:e>
+            <m:r>
+              <m:t>θ</m:t>
+            </m:r>
+          </m:e>
+        </m:acc>
+      </m:oMath>
+      <w:ins w:id="646" w:author="PR Preview" w:date="2026-01-01T00:00:00Z">
+        <w:r>
+          <w:t xml:space="preserve"> </w:t>
+        </w:r>
+      </w:ins>
+      <w:ins w:id="647" w:author="PR Preview" w:date="2026-01-01T00:00:00Z">
+        <w:r>
+          <w:t xml:space="preserve">has a Gaussian distribution</w:t>
+        </w:r>
+      </w:ins>
+      <w:ins w:id="648" w:author="PR Preview" w:date="2026-01-01T00:00:00Z">
+        <w:r>
+          <w:t xml:space="preserve"> </w:t>
+        </w:r>
+      </w:ins>
+      <w:ins w:id="649" w:author="PR Preview" w:date="2026-01-01T00:00:00Z">
+        <w:r>
+          <w:t xml:space="preserve">with mean</w:t>
+        </w:r>
+      </w:ins>
+      <w:ins w:id="650" w:author="PR Preview" w:date="2026-01-01T00:00:00Z">
+        <w:r>
+          <w:t xml:space="preserve"> </w:t>
+        </w:r>
+      </w:ins>
+      <m:oMath>
+        <m:r>
+          <m:t>θ</m:t>
+        </m:r>
+      </m:oMath>
+      <w:ins w:id="651" w:author="PR Preview" w:date="2026-01-01T00:00:00Z">
+        <w:r>
+          <w:t xml:space="preserve"> </w:t>
+        </w:r>
+      </w:ins>
+      <w:ins w:id="652" w:author="PR Preview" w:date="2026-01-01T00:00:00Z">
+        <w:r>
+          <w:t xml:space="preserve">and standard deviation</w:t>
+        </w:r>
+      </w:ins>
+      <w:ins w:id="653" w:author="PR Preview" w:date="2026-01-01T00:00:00Z">
+        <w:r>
+          <w:t xml:space="preserve"> </w:t>
+        </w:r>
+      </w:ins>
+      <m:oMath>
+        <m:r>
+          <m:t>τ</m:t>
+        </m:r>
+      </m:oMath>
+      <w:ins w:id="654" w:author="PR Preview" w:date="2026-01-01T00:00:00Z">
+        <w:r>
+          <w:t xml:space="preserve">,</w:t>
+        </w:r>
+      </w:ins>
+      <w:ins w:id="655" w:author="PR Preview" w:date="2026-01-01T00:00:00Z">
+        <w:r>
+          <w:t xml:space="preserve"> </w:t>
+        </w:r>
+      </w:ins>
+      <w:ins w:id="656" w:author="PR Preview" w:date="2026-01-01T00:00:00Z">
+        <w:r>
+          <w:t xml:space="preserve">so that its estimation error</w:t>
+        </w:r>
+      </w:ins>
+      <w:ins w:id="657" w:author="PR Preview" w:date="2026-01-01T00:00:00Z">
+        <w:r>
+          <w:t xml:space="preserve"> </w:t>
+        </w:r>
+      </w:ins>
+      <m:oMath>
+        <m:r>
+          <m:t>ε</m:t>
+        </m:r>
+        <m:r>
+          <m:t>​</m:t>
+        </m:r>
+        <m:d>
+          <m:dPr>
+            <m:begChr m:val="("/>
+            <m:sepChr m:val=""/>
+            <m:endChr m:val=")"/>
+            <m:grow/>
+          </m:dPr>
+          <m:e>
+            <m:acc>
+              <m:accPr>
+                <m:chr m:val="̂"/>
+              </m:accPr>
+              <m:e>
+                <m:r>
+                  <m:t>θ</m:t>
+                </m:r>
+              </m:e>
+            </m:acc>
+          </m:e>
+        </m:d>
+        <m:r>
+          <m:t>​</m:t>
+        </m:r>
+        <m:r>
+          <m:rPr>
+            <m:sty m:val="p"/>
+          </m:rPr>
+          <m:t>=</m:t>
+        </m:r>
+        <m:acc>
+          <m:accPr>
+            <m:chr m:val="̂"/>
+          </m:accPr>
+          <m:e>
+            <m:r>
+              <m:t>θ</m:t>
+            </m:r>
+          </m:e>
+        </m:acc>
+        <m:r>
+          <m:rPr>
+            <m:sty m:val="p"/>
+          </m:rPr>
+          <m:t>−</m:t>
+        </m:r>
+        <m:r>
+          <m:t>θ</m:t>
+        </m:r>
+      </m:oMath>
+      <w:ins w:id="658" w:author="PR Preview" w:date="2026-01-01T00:00:00Z">
+        <w:r>
+          <w:t xml:space="preserve"> </w:t>
+        </w:r>
+      </w:ins>
+      <w:ins w:id="659" w:author="PR Preview" w:date="2026-01-01T00:00:00Z">
+        <w:r>
+          <w:t xml:space="preserve">has the same distribution as</w:t>
+        </w:r>
+      </w:ins>
+      <w:ins w:id="660" w:author="PR Preview" w:date="2026-01-01T00:00:00Z">
+        <w:r>
+          <w:t xml:space="preserve"> </w:t>
+        </w:r>
+      </w:ins>
+      <m:oMath>
+        <m:r>
+          <m:t>τ</m:t>
+        </m:r>
+        <m:r>
+          <m:t>Z</m:t>
+        </m:r>
+      </m:oMath>
+      <w:ins w:id="661" w:author="PR Preview" w:date="2026-01-01T00:00:00Z">
+        <w:r>
+          <w:t xml:space="preserve">,</w:t>
+        </w:r>
+      </w:ins>
+      <w:ins w:id="662" w:author="PR Preview" w:date="2026-01-01T00:00:00Z">
+        <w:r>
+          <w:t xml:space="preserve"> </w:t>
+        </w:r>
+      </w:ins>
+      <w:ins w:id="663" w:author="PR Preview" w:date="2026-01-01T00:00:00Z">
+        <w:r>
+          <w:t xml:space="preserve">where</w:t>
+        </w:r>
+      </w:ins>
+      <w:ins w:id="664" w:author="PR Preview" w:date="2026-01-01T00:00:00Z">
+        <w:r>
+          <w:t xml:space="preserve"> </w:t>
+        </w:r>
+      </w:ins>
+      <m:oMath>
+        <m:r>
+          <m:t>Z</m:t>
+        </m:r>
+      </m:oMath>
+      <w:ins w:id="665" w:author="PR Preview" w:date="2026-01-01T00:00:00Z">
+        <w:r>
+          <w:t xml:space="preserve"> </w:t>
+        </w:r>
+      </w:ins>
+      <w:ins w:id="666" w:author="PR Preview" w:date="2026-01-01T00:00:00Z">
+        <w:r>
+          <w:t xml:space="preserve">has a standard Gaussian distribution</w:t>
+        </w:r>
+      </w:ins>
+      <w:ins w:id="667" w:author="PR Preview" w:date="2026-01-01T00:00:00Z">
+        <w:r>
+          <w:t xml:space="preserve"> </w:t>
+        </w:r>
+      </w:ins>
+      <w:ins w:id="668" w:author="PR Preview" w:date="2026-01-01T00:00:00Z">
+        <w:r>
+          <w:t xml:space="preserve">with density</w:t>
+        </w:r>
+      </w:ins>
+      <w:ins w:id="669" w:author="PR Preview" w:date="2026-01-01T00:00:00Z">
+        <w:r>
+          <w:t xml:space="preserve"> </w:t>
+        </w:r>
+      </w:ins>
+      <m:oMath>
+        <m:r>
+          <m:t>ϕ</m:t>
+        </m:r>
+        <m:r>
+          <m:rPr>
+            <m:sty m:val="p"/>
+          </m:rPr>
+          <m:t>(</m:t>
+        </m:r>
+        <m:r>
+          <m:t>z</m:t>
+        </m:r>
+        <m:r>
+          <m:rPr>
+            <m:sty m:val="p"/>
+          </m:rPr>
+          <m:t>)</m:t>
+        </m:r>
+        <m:r>
+          <m:rPr>
+            <m:sty m:val="p"/>
+          </m:rPr>
+          <m:t>=</m:t>
+        </m:r>
+        <m:r>
+          <m:rPr>
+            <m:sty m:val="p"/>
+          </m:rPr>
+          <m:t>(</m:t>
+        </m:r>
+        <m:r>
+          <m:t>2</m:t>
+        </m:r>
+        <m:r>
+          <m:t>π</m:t>
+        </m:r>
+        <m:sSup>
+          <m:e>
+            <m:r>
+              <m:rPr>
+                <m:sty m:val="p"/>
+              </m:rPr>
+              <m:t>)</m:t>
+            </m:r>
+          </m:e>
+          <m:sup>
+            <m:r>
+              <m:rPr>
+                <m:sty m:val="p"/>
+              </m:rPr>
+              <m:t>−</m:t>
+            </m:r>
+            <m:r>
+              <m:t>1</m:t>
+            </m:r>
+            <m:r>
+              <m:rPr>
+                <m:sty m:val="p"/>
+              </m:rPr>
+              <m:t>/</m:t>
+            </m:r>
+            <m:r>
+              <m:t>2</m:t>
+            </m:r>
+          </m:sup>
+        </m:sSup>
+        <m:sSup>
+          <m:e>
+            <m:r>
+              <m:t>e</m:t>
+            </m:r>
+          </m:e>
+          <m:sup>
+            <m:r>
+              <m:rPr>
+                <m:sty m:val="p"/>
+              </m:rPr>
+              <m:t>−</m:t>
+            </m:r>
+            <m:sSup>
+              <m:e>
+                <m:r>
+                  <m:t>z</m:t>
+                </m:r>
+              </m:e>
+              <m:sup>
+                <m:r>
+                  <m:t>2</m:t>
+                </m:r>
+              </m:sup>
+            </m:sSup>
+            <m:r>
+              <m:rPr>
+                <m:sty m:val="p"/>
+              </m:rPr>
+              <m:t>/</m:t>
+            </m:r>
+            <m:r>
+              <m:t>2</m:t>
+            </m:r>
+          </m:sup>
+        </m:sSup>
+      </m:oMath>
+      <w:ins w:id="670" w:author="PR Preview" w:date="2026-01-01T00:00:00Z">
+        <w:r>
+          <w:t xml:space="preserve">.</w:t>
+        </w:r>
+      </w:ins>
+      <w:ins w:id="671" w:author="PR Preview" w:date="2026-01-01T00:00:00Z">
+        <w:r>
+          <w:t xml:space="preserve"> </w:t>
+        </w:r>
+      </w:ins>
+      <w:ins w:id="672" w:author="PR Preview" w:date="2026-01-01T00:00:00Z">
+        <w:r>
+          <w:t xml:space="preserve">Then:</w:t>
+        </w:r>
+      </w:ins>
     </w:p>
     <w:p>
       <w:pPr>
@@ -25665,36 +30528,50 @@
       <w:pPr>
         <w:pStyle w:val="FirstParagraph"/>
       </w:pPr>
-      <w:r>
-        <w:rPr>
-          <w:b/>
-          <w:bCs/>
-        </w:rPr>
-        <w:t xml:space="preserve">Example 13 (Standard error of the sample mean)</w:t>
-      </w:r>
-      <w:r>
-        <w:t xml:space="preserve"> </w:t>
-      </w:r>
-      <w:r>
-        <w:t xml:space="preserve">In</w:t>
-      </w:r>
-      <w:r>
-        <w:t xml:space="preserve"> </w:t>
-      </w:r>
+      <w:del w:id="673" w:author="PR Preview" w:date="2026-01-01T00:00:00Z">
+        <w:r>
+          <w:rPr>
+            <w:b/>
+            <w:bCs/>
+          </w:rPr>
+          <w:delText xml:space="preserve">Example 14 (Standard error of the sample mean)</w:delText>
+        </w:r>
+      </w:del>
+      <w:del w:id="674" w:author="PR Preview" w:date="2026-01-01T00:00:00Z">
+        <w:r>
+          <w:delText xml:space="preserve"> </w:delText>
+        </w:r>
+      </w:del>
+      <w:del w:id="675" w:author="PR Preview" w:date="2026-01-01T00:00:00Z">
+        <w:r>
+          <w:delText xml:space="preserve">In</w:delText>
+        </w:r>
+      </w:del>
+      <w:del w:id="676" w:author="PR Preview" w:date="2026-01-01T00:00:00Z">
+        <w:r>
+          <w:delText xml:space="preserve"> </w:delText>
+        </w:r>
+      </w:del>
       <w:hyperlink w:anchor="exm-mse-sample-mean">
-        <w:r>
-          <w:rPr>
-            <w:rStyle w:val="Hyperlink"/>
-          </w:rPr>
-          <w:t xml:space="preserve">Example 9</w:t>
-        </w:r>
+        <w:del w:id="677" w:author="PR Preview" w:date="2026-01-01T00:00:00Z">
+          <w:r>
+            <w:rPr>
+              <w:rStyle w:val="Hyperlink"/>
+            </w:rPr>
+            <w:delText xml:space="preserve">Example 10</w:delText>
+          </w:r>
+        </w:del>
       </w:hyperlink>
-      <w:r>
-        <w:t xml:space="preserve">,</w:t>
-      </w:r>
-      <w:r>
-        <w:t xml:space="preserve"> </w:t>
-      </w:r>
+      <w:del w:id="678" w:author="PR Preview" w:date="2026-01-01T00:00:00Z">
+        <w:r>
+          <w:delText xml:space="preserve">,</w:delText>
+        </w:r>
+      </w:del>
+      <w:del w:id="679" w:author="PR Preview" w:date="2026-01-01T00:00:00Z">
+        <w:r>
+          <w:delText xml:space="preserve"> </w:delText>
+        </w:r>
+      </w:del>
       <m:oMath>
         <m:r>
           <m:rPr>
@@ -25756,18 +30633,26 @@
           <m:t>n</m:t>
         </m:r>
       </m:oMath>
-      <w:r>
-        <w:t xml:space="preserve">,</w:t>
-      </w:r>
-      <w:r>
-        <w:t xml:space="preserve"> </w:t>
-      </w:r>
-      <w:r>
-        <w:t xml:space="preserve">so</w:t>
-      </w:r>
-      <w:r>
-        <w:t xml:space="preserve"> </w:t>
-      </w:r>
+      <w:del w:id="680" w:author="PR Preview" w:date="2026-01-01T00:00:00Z">
+        <w:r>
+          <w:delText xml:space="preserve">,</w:delText>
+        </w:r>
+      </w:del>
+      <w:del w:id="681" w:author="PR Preview" w:date="2026-01-01T00:00:00Z">
+        <w:r>
+          <w:delText xml:space="preserve"> </w:delText>
+        </w:r>
+      </w:del>
+      <w:del w:id="682" w:author="PR Preview" w:date="2026-01-01T00:00:00Z">
+        <w:r>
+          <w:delText xml:space="preserve">so</w:delText>
+        </w:r>
+      </w:del>
+      <w:del w:id="683" w:author="PR Preview" w:date="2026-01-01T00:00:00Z">
+        <w:r>
+          <w:delText xml:space="preserve"> </w:delText>
+        </w:r>
+      </w:del>
       <m:oMath>
         <m:r>
           <m:rPr>
@@ -25863,18 +30748,26 @@
           </m:e>
         </m:rad>
       </m:oMath>
-      <w:r>
-        <w:t xml:space="preserve">.</w:t>
-      </w:r>
-      <w:r>
-        <w:t xml:space="preserve"> </w:t>
-      </w:r>
-      <w:r>
-        <w:t xml:space="preserve">With</w:t>
-      </w:r>
-      <w:r>
-        <w:t xml:space="preserve"> </w:t>
-      </w:r>
+      <w:del w:id="684" w:author="PR Preview" w:date="2026-01-01T00:00:00Z">
+        <w:r>
+          <w:delText xml:space="preserve">.</w:delText>
+        </w:r>
+      </w:del>
+      <w:del w:id="685" w:author="PR Preview" w:date="2026-01-01T00:00:00Z">
+        <w:r>
+          <w:delText xml:space="preserve"> </w:delText>
+        </w:r>
+      </w:del>
+      <w:del w:id="686" w:author="PR Preview" w:date="2026-01-01T00:00:00Z">
+        <w:r>
+          <w:delText xml:space="preserve">With</w:delText>
+        </w:r>
+      </w:del>
+      <w:del w:id="687" w:author="PR Preview" w:date="2026-01-01T00:00:00Z">
+        <w:r>
+          <w:delText xml:space="preserve"> </w:delText>
+        </w:r>
+      </w:del>
       <m:oMath>
         <m:r>
           <m:t>n</m:t>
@@ -25889,27 +30782,41 @@
           <m:t>50</m:t>
         </m:r>
       </m:oMath>
-      <w:r>
-        <w:t xml:space="preserve"> </w:t>
-      </w:r>
-      <w:r>
-        <w:t xml:space="preserve">students,</w:t>
-      </w:r>
-      <w:r>
-        <w:t xml:space="preserve"> </w:t>
-      </w:r>
-      <w:r>
-        <w:t xml:space="preserve">the standard error of the sample mean height</w:t>
-      </w:r>
-      <w:r>
-        <w:t xml:space="preserve"> </w:t>
-      </w:r>
-      <w:r>
-        <w:t xml:space="preserve">is</w:t>
-      </w:r>
-      <w:r>
-        <w:t xml:space="preserve"> </w:t>
-      </w:r>
+      <w:del w:id="688" w:author="PR Preview" w:date="2026-01-01T00:00:00Z">
+        <w:r>
+          <w:delText xml:space="preserve"> </w:delText>
+        </w:r>
+      </w:del>
+      <w:del w:id="689" w:author="PR Preview" w:date="2026-01-01T00:00:00Z">
+        <w:r>
+          <w:delText xml:space="preserve">students,</w:delText>
+        </w:r>
+      </w:del>
+      <w:del w:id="690" w:author="PR Preview" w:date="2026-01-01T00:00:00Z">
+        <w:r>
+          <w:delText xml:space="preserve"> </w:delText>
+        </w:r>
+      </w:del>
+      <w:del w:id="691" w:author="PR Preview" w:date="2026-01-01T00:00:00Z">
+        <w:r>
+          <w:delText xml:space="preserve">the standard error of the sample mean height</w:delText>
+        </w:r>
+      </w:del>
+      <w:del w:id="692" w:author="PR Preview" w:date="2026-01-01T00:00:00Z">
+        <w:r>
+          <w:delText xml:space="preserve"> </w:delText>
+        </w:r>
+      </w:del>
+      <w:del w:id="693" w:author="PR Preview" w:date="2026-01-01T00:00:00Z">
+        <w:r>
+          <w:delText xml:space="preserve">is</w:delText>
+        </w:r>
+      </w:del>
+      <w:del w:id="694" w:author="PR Preview" w:date="2026-01-01T00:00:00Z">
+        <w:r>
+          <w:delText xml:space="preserve"> </w:delText>
+        </w:r>
+      </w:del>
       <m:oMath>
         <m:r>
           <m:t>σ</m:t>
@@ -25944,9 +30851,344 @@
           <m:t>σ</m:t>
         </m:r>
       </m:oMath>
-      <w:r>
-        <w:t xml:space="preserve">.</w:t>
-      </w:r>
+      <w:del w:id="695" w:author="PR Preview" w:date="2026-01-01T00:00:00Z">
+        <w:r>
+          <w:delText xml:space="preserve">.</w:delText>
+        </w:r>
+      </w:del>
+    </w:p>
+    <w:p>
+      <w:pPr>
+        <w:pStyle w:val="FirstParagraph"/>
+      </w:pPr>
+      <w:ins w:id="696" w:author="PR Preview" w:date="2026-01-01T00:00:00Z">
+        <w:r>
+          <w:rPr>
+            <w:b/>
+            <w:bCs/>
+          </w:rPr>
+          <w:t xml:space="preserve">Example 13 (Standard error of the sample mean)</w:t>
+        </w:r>
+      </w:ins>
+      <w:ins w:id="697" w:author="PR Preview" w:date="2026-01-01T00:00:00Z">
+        <w:r>
+          <w:t xml:space="preserve"> </w:t>
+        </w:r>
+      </w:ins>
+      <w:ins w:id="698" w:author="PR Preview" w:date="2026-01-01T00:00:00Z">
+        <w:r>
+          <w:t xml:space="preserve">In</w:t>
+        </w:r>
+      </w:ins>
+      <w:ins w:id="699" w:author="PR Preview" w:date="2026-01-01T00:00:00Z">
+        <w:r>
+          <w:t xml:space="preserve"> </w:t>
+        </w:r>
+      </w:ins>
+      <w:hyperlink w:anchor="exm-mse-sample-mean">
+        <w:ins w:id="700" w:author="PR Preview" w:date="2026-01-01T00:00:00Z">
+          <w:r>
+            <w:rPr>
+              <w:rStyle w:val="Hyperlink"/>
+            </w:rPr>
+            <w:t xml:space="preserve">Example 9</w:t>
+          </w:r>
+        </w:ins>
+      </w:hyperlink>
+      <w:ins w:id="701" w:author="PR Preview" w:date="2026-01-01T00:00:00Z">
+        <w:r>
+          <w:t xml:space="preserve">,</w:t>
+        </w:r>
+      </w:ins>
+      <w:ins w:id="702" w:author="PR Preview" w:date="2026-01-01T00:00:00Z">
+        <w:r>
+          <w:t xml:space="preserve"> </w:t>
+        </w:r>
+      </w:ins>
+      <m:oMath>
+        <m:r>
+          <m:rPr>
+            <m:sty m:val="p"/>
+          </m:rPr>
+          <m:t>Var</m:t>
+        </m:r>
+        <m:r>
+          <m:t>​</m:t>
+        </m:r>
+        <m:d>
+          <m:dPr>
+            <m:begChr m:val="("/>
+            <m:sepChr m:val=""/>
+            <m:endChr m:val=")"/>
+            <m:grow/>
+          </m:dPr>
+          <m:e>
+            <m:acc>
+              <m:accPr>
+                <m:chr m:val="‾"/>
+              </m:accPr>
+              <m:e>
+                <m:r>
+                  <m:t>X</m:t>
+                </m:r>
+              </m:e>
+            </m:acc>
+          </m:e>
+        </m:d>
+        <m:r>
+          <m:t>​</m:t>
+        </m:r>
+        <m:r>
+          <m:rPr>
+            <m:sty m:val="p"/>
+          </m:rPr>
+          <m:t>=</m:t>
+        </m:r>
+        <m:sSup>
+          <m:e>
+            <m:r>
+              <m:t>σ</m:t>
+            </m:r>
+          </m:e>
+          <m:sup>
+            <m:r>
+              <m:t>2</m:t>
+            </m:r>
+          </m:sup>
+        </m:sSup>
+        <m:r>
+          <m:rPr>
+            <m:sty m:val="p"/>
+          </m:rPr>
+          <m:t>/</m:t>
+        </m:r>
+        <m:r>
+          <m:t>n</m:t>
+        </m:r>
+      </m:oMath>
+      <w:ins w:id="703" w:author="PR Preview" w:date="2026-01-01T00:00:00Z">
+        <w:r>
+          <w:t xml:space="preserve">,</w:t>
+        </w:r>
+      </w:ins>
+      <w:ins w:id="704" w:author="PR Preview" w:date="2026-01-01T00:00:00Z">
+        <w:r>
+          <w:t xml:space="preserve"> </w:t>
+        </w:r>
+      </w:ins>
+      <w:ins w:id="705" w:author="PR Preview" w:date="2026-01-01T00:00:00Z">
+        <w:r>
+          <w:t xml:space="preserve">so</w:t>
+        </w:r>
+      </w:ins>
+      <w:ins w:id="706" w:author="PR Preview" w:date="2026-01-01T00:00:00Z">
+        <w:r>
+          <w:t xml:space="preserve"> </w:t>
+        </w:r>
+      </w:ins>
+      <m:oMath>
+        <m:r>
+          <m:rPr>
+            <m:sty m:val="p"/>
+          </m:rPr>
+          <m:t>SE</m:t>
+        </m:r>
+        <m:r>
+          <m:t>​</m:t>
+        </m:r>
+        <m:d>
+          <m:dPr>
+            <m:begChr m:val="("/>
+            <m:sepChr m:val=""/>
+            <m:endChr m:val=")"/>
+            <m:grow/>
+          </m:dPr>
+          <m:e>
+            <m:acc>
+              <m:accPr>
+                <m:chr m:val="‾"/>
+              </m:accPr>
+              <m:e>
+                <m:r>
+                  <m:t>X</m:t>
+                </m:r>
+              </m:e>
+            </m:acc>
+          </m:e>
+        </m:d>
+        <m:r>
+          <m:t>​</m:t>
+        </m:r>
+        <m:r>
+          <m:rPr>
+            <m:sty m:val="p"/>
+          </m:rPr>
+          <m:t>=</m:t>
+        </m:r>
+        <m:rad>
+          <m:radPr>
+            <m:degHide m:val="on"/>
+          </m:radPr>
+          <m:deg/>
+          <m:e>
+            <m:sSup>
+              <m:e>
+                <m:r>
+                  <m:t>σ</m:t>
+                </m:r>
+              </m:e>
+              <m:sup>
+                <m:r>
+                  <m:t>2</m:t>
+                </m:r>
+              </m:sup>
+            </m:sSup>
+            <m:r>
+              <m:rPr>
+                <m:sty m:val="p"/>
+              </m:rPr>
+              <m:t>/</m:t>
+            </m:r>
+            <m:r>
+              <m:t>n</m:t>
+            </m:r>
+          </m:e>
+        </m:rad>
+        <m:r>
+          <m:rPr>
+            <m:sty m:val="p"/>
+          </m:rPr>
+          <m:t>=</m:t>
+        </m:r>
+        <m:r>
+          <m:t>σ</m:t>
+        </m:r>
+        <m:r>
+          <m:rPr>
+            <m:sty m:val="p"/>
+          </m:rPr>
+          <m:t>/</m:t>
+        </m:r>
+        <m:rad>
+          <m:radPr>
+            <m:degHide m:val="on"/>
+          </m:radPr>
+          <m:deg/>
+          <m:e>
+            <m:r>
+              <m:t>n</m:t>
+            </m:r>
+          </m:e>
+        </m:rad>
+      </m:oMath>
+      <w:ins w:id="707" w:author="PR Preview" w:date="2026-01-01T00:00:00Z">
+        <w:r>
+          <w:t xml:space="preserve">.</w:t>
+        </w:r>
+      </w:ins>
+      <w:ins w:id="708" w:author="PR Preview" w:date="2026-01-01T00:00:00Z">
+        <w:r>
+          <w:t xml:space="preserve"> </w:t>
+        </w:r>
+      </w:ins>
+      <w:ins w:id="709" w:author="PR Preview" w:date="2026-01-01T00:00:00Z">
+        <w:r>
+          <w:t xml:space="preserve">With</w:t>
+        </w:r>
+      </w:ins>
+      <w:ins w:id="710" w:author="PR Preview" w:date="2026-01-01T00:00:00Z">
+        <w:r>
+          <w:t xml:space="preserve"> </w:t>
+        </w:r>
+      </w:ins>
+      <m:oMath>
+        <m:r>
+          <m:t>n</m:t>
+        </m:r>
+        <m:r>
+          <m:rPr>
+            <m:sty m:val="p"/>
+          </m:rPr>
+          <m:t>=</m:t>
+        </m:r>
+        <m:r>
+          <m:t>50</m:t>
+        </m:r>
+      </m:oMath>
+      <w:ins w:id="711" w:author="PR Preview" w:date="2026-01-01T00:00:00Z">
+        <w:r>
+          <w:t xml:space="preserve"> </w:t>
+        </w:r>
+      </w:ins>
+      <w:ins w:id="712" w:author="PR Preview" w:date="2026-01-01T00:00:00Z">
+        <w:r>
+          <w:t xml:space="preserve">students,</w:t>
+        </w:r>
+      </w:ins>
+      <w:ins w:id="713" w:author="PR Preview" w:date="2026-01-01T00:00:00Z">
+        <w:r>
+          <w:t xml:space="preserve"> </w:t>
+        </w:r>
+      </w:ins>
+      <w:ins w:id="714" w:author="PR Preview" w:date="2026-01-01T00:00:00Z">
+        <w:r>
+          <w:t xml:space="preserve">the standard error of the sample mean height</w:t>
+        </w:r>
+      </w:ins>
+      <w:ins w:id="715" w:author="PR Preview" w:date="2026-01-01T00:00:00Z">
+        <w:r>
+          <w:t xml:space="preserve"> </w:t>
+        </w:r>
+      </w:ins>
+      <w:ins w:id="716" w:author="PR Preview" w:date="2026-01-01T00:00:00Z">
+        <w:r>
+          <w:t xml:space="preserve">is</w:t>
+        </w:r>
+      </w:ins>
+      <w:ins w:id="717" w:author="PR Preview" w:date="2026-01-01T00:00:00Z">
+        <w:r>
+          <w:t xml:space="preserve"> </w:t>
+        </w:r>
+      </w:ins>
+      <m:oMath>
+        <m:r>
+          <m:t>σ</m:t>
+        </m:r>
+        <m:r>
+          <m:rPr>
+            <m:sty m:val="p"/>
+          </m:rPr>
+          <m:t>/</m:t>
+        </m:r>
+        <m:rad>
+          <m:radPr>
+            <m:degHide m:val="on"/>
+          </m:radPr>
+          <m:deg/>
+          <m:e>
+            <m:r>
+              <m:t>50</m:t>
+            </m:r>
+          </m:e>
+        </m:rad>
+        <m:r>
+          <m:rPr>
+            <m:sty m:val="p"/>
+          </m:rPr>
+          <m:t>≈</m:t>
+        </m:r>
+        <m:r>
+          <m:t>0.14</m:t>
+        </m:r>
+        <m:r>
+          <m:t>σ</m:t>
+        </m:r>
+      </m:oMath>
+      <w:ins w:id="718" w:author="PR Preview" w:date="2026-01-01T00:00:00Z">
+        <w:r>
+          <w:t xml:space="preserve">.</w:t>
+        </w:r>
+      </w:ins>
     </w:p>
     <w:bookmarkEnd w:id="97"/>
     <w:bookmarkStart w:id="98" w:name="exr-se-error-sd"/>
@@ -27780,25 +33022,69 @@
       <w:pPr>
         <w:pStyle w:val="FirstParagraph"/>
       </w:pPr>
-      <w:r>
-        <w:rPr>
-          <w:b/>
-          <w:bCs/>
-        </w:rPr>
-        <w:t xml:space="preserve">Corollary 1 (Standard error squared equals MSE minus squared bias)</w:t>
-      </w:r>
-      <w:r>
-        <w:t xml:space="preserve"> </w:t>
-      </w:r>
-      <w:r>
-        <w:t xml:space="preserve">The squared standard error is what remains of the mean squared error</w:t>
-      </w:r>
-      <w:r>
-        <w:t xml:space="preserve"> </w:t>
-      </w:r>
-      <w:r>
-        <w:t xml:space="preserve">after the squared bias is removed:</w:t>
-      </w:r>
+      <w:del w:id="719" w:author="PR Preview" w:date="2026-01-01T00:00:00Z">
+        <w:r>
+          <w:rPr>
+            <w:b/>
+            <w:bCs/>
+          </w:rPr>
+          <w:delText xml:space="preserve">Corollary 2 (Standard error squared equals MSE minus squared bias)</w:delText>
+        </w:r>
+      </w:del>
+      <w:del w:id="720" w:author="PR Preview" w:date="2026-01-01T00:00:00Z">
+        <w:r>
+          <w:delText xml:space="preserve"> </w:delText>
+        </w:r>
+      </w:del>
+      <w:del w:id="721" w:author="PR Preview" w:date="2026-01-01T00:00:00Z">
+        <w:r>
+          <w:delText xml:space="preserve">The squared standard error is what remains of the mean squared error</w:delText>
+        </w:r>
+      </w:del>
+      <w:del w:id="722" w:author="PR Preview" w:date="2026-01-01T00:00:00Z">
+        <w:r>
+          <w:delText xml:space="preserve"> </w:delText>
+        </w:r>
+      </w:del>
+      <w:del w:id="723" w:author="PR Preview" w:date="2026-01-01T00:00:00Z">
+        <w:r>
+          <w:delText xml:space="preserve">after the squared bias is removed:</w:delText>
+        </w:r>
+      </w:del>
+    </w:p>
+    <w:p>
+      <w:pPr>
+        <w:pStyle w:val="FirstParagraph"/>
+      </w:pPr>
+      <w:ins w:id="724" w:author="PR Preview" w:date="2026-01-01T00:00:00Z">
+        <w:r>
+          <w:rPr>
+            <w:b/>
+            <w:bCs/>
+          </w:rPr>
+          <w:t xml:space="preserve">Corollary 1 (Standard error squared equals MSE minus squared bias)</w:t>
+        </w:r>
+      </w:ins>
+      <w:ins w:id="725" w:author="PR Preview" w:date="2026-01-01T00:00:00Z">
+        <w:r>
+          <w:t xml:space="preserve"> </w:t>
+        </w:r>
+      </w:ins>
+      <w:ins w:id="726" w:author="PR Preview" w:date="2026-01-01T00:00:00Z">
+        <w:r>
+          <w:t xml:space="preserve">The squared standard error is what remains of the mean squared error</w:t>
+        </w:r>
+      </w:ins>
+      <w:ins w:id="727" w:author="PR Preview" w:date="2026-01-01T00:00:00Z">
+        <w:r>
+          <w:t xml:space="preserve"> </w:t>
+        </w:r>
+      </w:ins>
+      <w:ins w:id="728" w:author="PR Preview" w:date="2026-01-01T00:00:00Z">
+        <w:r>
+          <w:t xml:space="preserve">after the squared bias is removed:</w:t>
+        </w:r>
+      </w:ins>
     </w:p>
     <w:p>
       <w:pPr>
@@ -28359,22 +33645,30 @@
       <w:pPr>
         <w:pStyle w:val="BodyText"/>
       </w:pPr>
-      <w:r>
-        <w:rPr>
-          <w:b/>
-          <w:bCs/>
-        </w:rPr>
-        <w:t xml:space="preserve">Corollary 2 (For unbiased estimators, SE equals root MSE)</w:t>
-      </w:r>
-      <w:r>
-        <w:t xml:space="preserve"> </w:t>
-      </w:r>
-      <w:r>
-        <w:t xml:space="preserve">If</w:t>
-      </w:r>
-      <w:r>
-        <w:t xml:space="preserve"> </w:t>
-      </w:r>
+      <w:del w:id="729" w:author="PR Preview" w:date="2026-01-01T00:00:00Z">
+        <w:r>
+          <w:rPr>
+            <w:b/>
+            <w:bCs/>
+          </w:rPr>
+          <w:delText xml:space="preserve">Corollary 3 (For unbiased estimators, SE equals root MSE)</w:delText>
+        </w:r>
+      </w:del>
+      <w:del w:id="730" w:author="PR Preview" w:date="2026-01-01T00:00:00Z">
+        <w:r>
+          <w:delText xml:space="preserve"> </w:delText>
+        </w:r>
+      </w:del>
+      <w:del w:id="731" w:author="PR Preview" w:date="2026-01-01T00:00:00Z">
+        <w:r>
+          <w:delText xml:space="preserve">If</w:delText>
+        </w:r>
+      </w:del>
+      <w:del w:id="732" w:author="PR Preview" w:date="2026-01-01T00:00:00Z">
+        <w:r>
+          <w:delText xml:space="preserve"> </w:delText>
+        </w:r>
+      </w:del>
       <m:oMath>
         <m:acc>
           <m:accPr>
@@ -28387,40 +33681,147 @@
           </m:e>
         </m:acc>
       </m:oMath>
-      <w:r>
-        <w:t xml:space="preserve"> </w:t>
-      </w:r>
-      <w:r>
-        <w:t xml:space="preserve">is</w:t>
-      </w:r>
-      <w:r>
-        <w:t xml:space="preserve"> </w:t>
-      </w:r>
+      <w:del w:id="733" w:author="PR Preview" w:date="2026-01-01T00:00:00Z">
+        <w:r>
+          <w:delText xml:space="preserve"> </w:delText>
+        </w:r>
+      </w:del>
+      <w:del w:id="734" w:author="PR Preview" w:date="2026-01-01T00:00:00Z">
+        <w:r>
+          <w:delText xml:space="preserve">is</w:delText>
+        </w:r>
+      </w:del>
+      <w:del w:id="735" w:author="PR Preview" w:date="2026-01-01T00:00:00Z">
+        <w:r>
+          <w:delText xml:space="preserve"> </w:delText>
+        </w:r>
+      </w:del>
       <w:hyperlink w:anchor="def-unbiased">
+        <w:del w:id="736" w:author="PR Preview" w:date="2026-01-01T00:00:00Z">
+          <w:r>
+            <w:rPr>
+              <w:rStyle w:val="Hyperlink"/>
+            </w:rPr>
+            <w:delText xml:space="preserve">unbiased</w:delText>
+          </w:r>
+        </w:del>
+      </w:hyperlink>
+      <w:del w:id="737" w:author="PR Preview" w:date="2026-01-01T00:00:00Z">
+        <w:r>
+          <w:delText xml:space="preserve">, then its standard error equals its</w:delText>
+        </w:r>
+      </w:del>
+      <w:del w:id="738" w:author="PR Preview" w:date="2026-01-01T00:00:00Z">
+        <w:r>
+          <w:delText xml:space="preserve"> </w:delText>
+        </w:r>
+      </w:del>
+      <w:hyperlink w:anchor="def-rmse">
+        <w:del w:id="739" w:author="PR Preview" w:date="2026-01-01T00:00:00Z">
+          <w:r>
+            <w:rPr>
+              <w:rStyle w:val="Hyperlink"/>
+            </w:rPr>
+            <w:delText xml:space="preserve">root mean squared error</w:delText>
+          </w:r>
+        </w:del>
+      </w:hyperlink>
+      <w:del w:id="740" w:author="PR Preview" w:date="2026-01-01T00:00:00Z">
+        <w:r>
+          <w:delText xml:space="preserve">:</w:delText>
+        </w:r>
+      </w:del>
+    </w:p>
+    <w:p>
+      <w:pPr>
+        <w:pStyle w:val="BodyText"/>
+      </w:pPr>
+      <w:ins w:id="741" w:author="PR Preview" w:date="2026-01-01T00:00:00Z">
         <w:r>
           <w:rPr>
-            <w:rStyle w:val="Hyperlink"/>
+            <w:b/>
+            <w:bCs/>
           </w:rPr>
-          <w:t xml:space="preserve">unbiased</w:t>
-        </w:r>
+          <w:t xml:space="preserve">Corollary 2 (For unbiased estimators, SE equals root MSE)</w:t>
+        </w:r>
+      </w:ins>
+      <w:ins w:id="742" w:author="PR Preview" w:date="2026-01-01T00:00:00Z">
+        <w:r>
+          <w:t xml:space="preserve"> </w:t>
+        </w:r>
+      </w:ins>
+      <w:ins w:id="743" w:author="PR Preview" w:date="2026-01-01T00:00:00Z">
+        <w:r>
+          <w:t xml:space="preserve">If</w:t>
+        </w:r>
+      </w:ins>
+      <w:ins w:id="744" w:author="PR Preview" w:date="2026-01-01T00:00:00Z">
+        <w:r>
+          <w:t xml:space="preserve"> </w:t>
+        </w:r>
+      </w:ins>
+      <m:oMath>
+        <m:acc>
+          <m:accPr>
+            <m:chr m:val="̂"/>
+          </m:accPr>
+          <m:e>
+            <m:r>
+              <m:t>θ</m:t>
+            </m:r>
+          </m:e>
+        </m:acc>
+      </m:oMath>
+      <w:ins w:id="745" w:author="PR Preview" w:date="2026-01-01T00:00:00Z">
+        <w:r>
+          <w:t xml:space="preserve"> </w:t>
+        </w:r>
+      </w:ins>
+      <w:ins w:id="746" w:author="PR Preview" w:date="2026-01-01T00:00:00Z">
+        <w:r>
+          <w:t xml:space="preserve">is</w:t>
+        </w:r>
+      </w:ins>
+      <w:ins w:id="747" w:author="PR Preview" w:date="2026-01-01T00:00:00Z">
+        <w:r>
+          <w:t xml:space="preserve"> </w:t>
+        </w:r>
+      </w:ins>
+      <w:hyperlink w:anchor="def-unbiased">
+        <w:ins w:id="748" w:author="PR Preview" w:date="2026-01-01T00:00:00Z">
+          <w:r>
+            <w:rPr>
+              <w:rStyle w:val="Hyperlink"/>
+            </w:rPr>
+            <w:t xml:space="preserve">unbiased</w:t>
+          </w:r>
+        </w:ins>
       </w:hyperlink>
-      <w:r>
-        <w:t xml:space="preserve">, then its standard error equals its</w:t>
-      </w:r>
-      <w:r>
-        <w:t xml:space="preserve"> </w:t>
-      </w:r>
+      <w:ins w:id="749" w:author="PR Preview" w:date="2026-01-01T00:00:00Z">
+        <w:r>
+          <w:t xml:space="preserve">, then its standard error equals its</w:t>
+        </w:r>
+      </w:ins>
+      <w:ins w:id="750" w:author="PR Preview" w:date="2026-01-01T00:00:00Z">
+        <w:r>
+          <w:t xml:space="preserve"> </w:t>
+        </w:r>
+      </w:ins>
       <w:hyperlink w:anchor="def-rmse">
-        <w:r>
-          <w:rPr>
-            <w:rStyle w:val="Hyperlink"/>
-          </w:rPr>
-          <w:t xml:space="preserve">root mean squared error</w:t>
-        </w:r>
+        <w:ins w:id="751" w:author="PR Preview" w:date="2026-01-01T00:00:00Z">
+          <w:r>
+            <w:rPr>
+              <w:rStyle w:val="Hyperlink"/>
+            </w:rPr>
+            <w:t xml:space="preserve">root mean squared error</w:t>
+          </w:r>
+        </w:ins>
       </w:hyperlink>
-      <w:r>
-        <w:t xml:space="preserve">:</w:t>
-      </w:r>
+      <w:ins w:id="752" w:author="PR Preview" w:date="2026-01-01T00:00:00Z">
+        <w:r>
+          <w:t xml:space="preserve">:</w:t>
+        </w:r>
+      </w:ins>
     </w:p>
     <w:p>
       <w:pPr>
@@ -28632,6 +34033,35 @@
     </w:p>
     <w:bookmarkEnd w:id="112"/>
     <w:bookmarkStart w:id="114" w:name="ref-lawrance2020estimand"/>
+    <w:p>
+      <w:pPr>
+        <w:pStyle w:val="Bibliography"/>
+      </w:pPr>
+      <w:del w:id="753" w:author="PR Preview" w:date="2026-01-01T00:00:00Z">
+        <w:r>
+          <w:delText xml:space="preserve">Hosmer, David W., and Stanley Lemeshow. 1989.</w:delText>
+        </w:r>
+      </w:del>
+      <w:del w:id="754" w:author="PR Preview" w:date="2026-01-01T00:00:00Z">
+        <w:r>
+          <w:delText xml:space="preserve"> </w:delText>
+        </w:r>
+      </w:del>
+      <w:del w:id="755" w:author="PR Preview" w:date="2026-01-01T00:00:00Z">
+        <w:r>
+          <w:rPr>
+            <w:i/>
+            <w:iCs/>
+          </w:rPr>
+          <w:delText xml:space="preserve">Applied Logistic Regression</w:delText>
+        </w:r>
+      </w:del>
+      <w:del w:id="756" w:author="PR Preview" w:date="2026-01-01T00:00:00Z">
+        <w:r>
+          <w:delText xml:space="preserve">. Wiley.</w:delText>
+        </w:r>
+      </w:del>
+    </w:p>
     <w:p>
       <w:pPr>
         <w:pStyle w:val="Bibliography"/>
